--- a/reports/Examen Practico 1.docx
+++ b/reports/Examen Practico 1.docx
@@ -1,6 +1,6 @@
 
 <file path=word/document.xml><?xml version="1.0" encoding="utf-8"?>
-<w:document xmlns:wpc="http://schemas.microsoft.com/office/word/2010/wordprocessingCanvas" xmlns:cx="http://schemas.microsoft.com/office/drawing/2014/chartex" xmlns:cx1="http://schemas.microsoft.com/office/drawing/2015/9/8/chartex" xmlns:cx2="http://schemas.microsoft.com/office/drawing/2015/10/21/chartex" xmlns:cx3="http://schemas.microsoft.com/office/drawing/2016/5/9/chartex" xmlns:cx4="http://schemas.microsoft.com/office/drawing/2016/5/10/chartex" xmlns:cx5="http://schemas.microsoft.com/office/drawing/2016/5/11/chartex" xmlns:cx6="http://schemas.microsoft.com/office/drawing/2016/5/12/chartex" xmlns:cx7="http://schemas.microsoft.com/office/drawing/2016/5/13/chartex" xmlns:cx8="http://schemas.microsoft.com/office/drawing/2016/5/14/chartex" xmlns:mc="http://schemas.openxmlformats.org/markup-compatibility/2006" xmlns:aink="http://schemas.microsoft.com/office/drawing/2016/ink" xmlns:am3d="http://schemas.microsoft.com/office/drawing/2017/model3d" xmlns:o="urn:schemas-microsoft-com:office:office" xmlns:oel="http://schemas.microsoft.com/office/2019/extlst" xmlns:r="http://schemas.openxmlformats.org/officeDocument/2006/relationships" xmlns:m="http://schemas.openxmlformats.org/officeDocument/2006/math" xmlns:v="urn:schemas-microsoft-com:vml" xmlns:wp14="http://schemas.microsoft.com/office/word/2010/wordprocessingDrawing" xmlns:wp="http://schemas.openxmlformats.org/drawingml/2006/wordprocessingDrawing" xmlns:w10="urn:schemas-microsoft-com:office:word" xmlns:w="http://schemas.openxmlformats.org/wordprocessingml/2006/main" xmlns:w14="http://schemas.microsoft.com/office/word/2010/wordml" xmlns:w15="http://schemas.microsoft.com/office/word/2012/wordml" xmlns:w16cex="http://schemas.microsoft.com/office/word/2018/wordml/cex" xmlns:w16cid="http://schemas.microsoft.com/office/word/2016/wordml/cid" xmlns:w16="http://schemas.microsoft.com/office/word/2018/wordml" xmlns:w16du="http://schemas.microsoft.com/office/word/2023/wordml/word16du" xmlns:w16sdtdh="http://schemas.microsoft.com/office/word/2020/wordml/sdtdatahash" xmlns:w16sdtfl="http://schemas.microsoft.com/office/word/2024/wordml/sdtformatlock" xmlns:w16se="http://schemas.microsoft.com/office/word/2015/wordml/symex" xmlns:wpg="http://schemas.microsoft.com/office/word/2010/wordprocessingGroup" xmlns:wpi="http://schemas.microsoft.com/office/word/2010/wordprocessingInk" xmlns:wne="http://schemas.microsoft.com/office/word/2006/wordml" xmlns:wps="http://schemas.microsoft.com/office/word/2010/wordprocessingShape" xmlns:a="http://schemas.openxmlformats.org/drawingml/2006/main" xmlns:a16="http://schemas.microsoft.com/office/drawing/2014/main" xmlns:pic="http://schemas.openxmlformats.org/drawingml/2006/picture" xmlns:a14="http://schemas.microsoft.com/office/drawing/2010/main" mc:Ignorable="w14 w15 w16se w16cid w16 w16cex w16sdtdh w16sdtfl w16du wp14">
+<w:document xmlns:wpc="http://schemas.microsoft.com/office/word/2010/wordprocessingCanvas" xmlns:cx="http://schemas.microsoft.com/office/drawing/2014/chartex" xmlns:cx1="http://schemas.microsoft.com/office/drawing/2015/9/8/chartex" xmlns:cx2="http://schemas.microsoft.com/office/drawing/2015/10/21/chartex" xmlns:cx3="http://schemas.microsoft.com/office/drawing/2016/5/9/chartex" xmlns:cx4="http://schemas.microsoft.com/office/drawing/2016/5/10/chartex" xmlns:cx5="http://schemas.microsoft.com/office/drawing/2016/5/11/chartex" xmlns:cx6="http://schemas.microsoft.com/office/drawing/2016/5/12/chartex" xmlns:cx7="http://schemas.microsoft.com/office/drawing/2016/5/13/chartex" xmlns:cx8="http://schemas.microsoft.com/office/drawing/2016/5/14/chartex" xmlns:mc="http://schemas.openxmlformats.org/markup-compatibility/2006" xmlns:aink="http://schemas.microsoft.com/office/drawing/2016/ink" xmlns:am3d="http://schemas.microsoft.com/office/drawing/2017/model3d" xmlns:o="urn:schemas-microsoft-com:office:office" xmlns:oel="http://schemas.microsoft.com/office/2019/extlst" xmlns:r="http://schemas.openxmlformats.org/officeDocument/2006/relationships" xmlns:m="http://schemas.openxmlformats.org/officeDocument/2006/math" xmlns:v="urn:schemas-microsoft-com:vml" xmlns:wp14="http://schemas.microsoft.com/office/word/2010/wordprocessingDrawing" xmlns:wp="http://schemas.openxmlformats.org/drawingml/2006/wordprocessingDrawing" xmlns:w10="urn:schemas-microsoft-com:office:word" xmlns:w="http://schemas.openxmlformats.org/wordprocessingml/2006/main" xmlns:w14="http://schemas.microsoft.com/office/word/2010/wordml" xmlns:w15="http://schemas.microsoft.com/office/word/2012/wordml" xmlns:w16cex="http://schemas.microsoft.com/office/word/2018/wordml/cex" xmlns:w16cid="http://schemas.microsoft.com/office/word/2016/wordml/cid" xmlns:w16="http://schemas.microsoft.com/office/word/2018/wordml" xmlns:w16du="http://schemas.microsoft.com/office/word/2023/wordml/word16du" xmlns:w16sdtdh="http://schemas.microsoft.com/office/word/2020/wordml/sdtdatahash" xmlns:w16sdtfl="http://schemas.microsoft.com/office/word/2024/wordml/sdtformatlock" xmlns:w16se="http://schemas.microsoft.com/office/word/2015/wordml/symex" xmlns:wpg="http://schemas.microsoft.com/office/word/2010/wordprocessingGroup" xmlns:wpi="http://schemas.microsoft.com/office/word/2010/wordprocessingInk" xmlns:wne="http://schemas.microsoft.com/office/word/2006/wordml" xmlns:wps="http://schemas.microsoft.com/office/word/2010/wordprocessingShape" mc:Ignorable="w14 w15 w16se w16cid w16 w16cex w16sdtdh w16sdtfl w16du wp14">
   <w:body>
     <w:p>
       <w:pPr>
@@ -218,52 +218,47 @@
       </w:pPr>
       <w:r>
         <w:rPr>
-          <w:b w:val="1"/>
-          <w:bCs w:val="1"/>
+          <w:b/>
+          <w:bCs/>
         </w:rPr>
         <w:t xml:space="preserve">Guatemala, </w:t>
       </w:r>
       <w:r>
         <w:rPr>
-          <w:b w:val="1"/>
-          <w:bCs w:val="1"/>
+          <w:b/>
+          <w:bCs/>
         </w:rPr>
         <w:t>08</w:t>
       </w:r>
       <w:r>
         <w:rPr>
-          <w:b w:val="1"/>
-          <w:bCs w:val="1"/>
+          <w:b/>
+          <w:bCs/>
         </w:rPr>
         <w:t xml:space="preserve"> de </w:t>
       </w:r>
       <w:r>
         <w:rPr>
-          <w:b w:val="1"/>
-          <w:bCs w:val="1"/>
+          <w:b/>
+          <w:bCs/>
         </w:rPr>
         <w:t>septiembre</w:t>
       </w:r>
       <w:r>
         <w:rPr>
-          <w:b w:val="1"/>
-          <w:bCs w:val="1"/>
+          <w:b/>
+          <w:bCs/>
         </w:rPr>
         <w:t xml:space="preserve"> de 2026</w:t>
       </w:r>
     </w:p>
     <w:p>
       <w:pPr>
-        <w:pStyle w:val="Normal"/>
-        <w:suppressLineNumbers w:val="0"/>
-        <w:bidi w:val="0"/>
-        <w:spacing w:before="0" w:beforeAutospacing="off" w:after="160" w:afterAutospacing="off" w:line="480" w:lineRule="auto"/>
-        <w:ind w:left="0" w:right="0"/>
-        <w:jc w:val="both"/>
-        <w:rPr>
-          <w:rFonts w:cs="Arial"/>
-          <w:b w:val="1"/>
-          <w:bCs w:val="1"/>
+        <w:spacing w:line="240" w:lineRule="auto"/>
+        <w:rPr>
+          <w:rFonts w:cs="Arial"/>
+          <w:b/>
+          <w:bCs/>
           <w:sz w:val="28"/>
           <w:szCs w:val="28"/>
         </w:rPr>
@@ -271,202 +266,147 @@
       <w:r>
         <w:rPr>
           <w:rFonts w:cs="Arial"/>
-          <w:b w:val="1"/>
-          <w:bCs w:val="1"/>
+          <w:b/>
+          <w:bCs/>
           <w:sz w:val="28"/>
           <w:szCs w:val="28"/>
         </w:rPr>
+        <w:lastRenderedPageBreak/>
         <w:t>Introducción</w:t>
       </w:r>
     </w:p>
     <w:p>
       <w:pPr>
-        <w:pStyle w:val="Normal"/>
-        <w:suppressLineNumbers w:val="0"/>
-        <w:bidi w:val="0"/>
-        <w:spacing w:before="0" w:beforeAutospacing="off" w:after="160" w:afterAutospacing="off" w:line="480" w:lineRule="auto"/>
-        <w:ind w:left="0" w:right="0"/>
-        <w:jc w:val="both"/>
-      </w:pPr>
-      <w:r>
-        <w:rPr>
-          <w:rFonts w:cs="Arial"/>
-          <w:b w:val="0"/>
-          <w:bCs w:val="0"/>
+        <w:spacing w:line="240" w:lineRule="auto"/>
+      </w:pPr>
+      <w:r>
+        <w:rPr>
+          <w:rFonts w:cs="Arial"/>
         </w:rPr>
         <w:t>El 14 de noviembre a las 4:00 a. m., un sismo de magnitud 6.8 afectó Ciudad UVG, una ciudad de 250,000 habitantes distribuida en cinco zonas urbanas (Z1–Z5) con niveles de daño, vulnerabilidad y conectividad social distintos entre sí. Dentro del Comité de Emergencia simulado para este examen, a</w:t>
       </w:r>
       <w:r>
         <w:rPr>
           <w:rFonts w:cs="Arial"/>
-          <w:b w:val="0"/>
-          <w:bCs w:val="0"/>
         </w:rPr>
         <w:t xml:space="preserve"> nuestro grupo</w:t>
       </w:r>
       <w:r>
         <w:rPr>
           <w:rFonts w:cs="Arial"/>
-          <w:b w:val="0"/>
-          <w:bCs w:val="0"/>
         </w:rPr>
         <w:t xml:space="preserve"> </w:t>
       </w:r>
       <w:r>
         <w:rPr>
           <w:rFonts w:cs="Arial"/>
-          <w:b w:val="0"/>
-          <w:bCs w:val="0"/>
         </w:rPr>
         <w:t>(</w:t>
       </w:r>
       <w:r>
         <w:rPr>
           <w:rFonts w:cs="Arial"/>
-          <w:b w:val="0"/>
-          <w:bCs w:val="0"/>
         </w:rPr>
         <w:t>Grupo 6</w:t>
       </w:r>
       <w:r>
         <w:rPr>
           <w:rFonts w:cs="Arial"/>
-          <w:b w:val="0"/>
-          <w:bCs w:val="0"/>
         </w:rPr>
         <w:t>)</w:t>
       </w:r>
       <w:r>
         <w:rPr>
           <w:rFonts w:cs="Arial"/>
-          <w:b w:val="0"/>
-          <w:bCs w:val="0"/>
         </w:rPr>
         <w:t xml:space="preserve"> le corresponde modelar el comportamiento de la población</w:t>
       </w:r>
       <w:r>
         <w:rPr>
           <w:rFonts w:cs="Arial"/>
-          <w:b w:val="0"/>
-          <w:bCs w:val="0"/>
         </w:rPr>
         <w:t>,</w:t>
       </w:r>
       <w:r>
         <w:rPr>
           <w:rFonts w:cs="Arial"/>
-          <w:b w:val="0"/>
-          <w:bCs w:val="0"/>
         </w:rPr>
         <w:t xml:space="preserve"> qu</w:t>
       </w:r>
       <w:r>
         <w:rPr>
           <w:rFonts w:cs="Arial"/>
-          <w:b w:val="0"/>
-          <w:bCs w:val="0"/>
         </w:rPr>
         <w:t xml:space="preserve">e busca la </w:t>
       </w:r>
       <w:r>
         <w:rPr>
           <w:rFonts w:cs="Arial"/>
-          <w:b w:val="0"/>
-          <w:bCs w:val="0"/>
         </w:rPr>
         <w:t>fracción</w:t>
       </w:r>
       <w:r>
         <w:rPr>
           <w:rFonts w:cs="Arial"/>
-          <w:b w:val="0"/>
-          <w:bCs w:val="0"/>
         </w:rPr>
         <w:t xml:space="preserve"> de población qué</w:t>
       </w:r>
       <w:r>
         <w:rPr>
           <w:rFonts w:cs="Arial"/>
-          <w:b w:val="0"/>
-          <w:bCs w:val="0"/>
         </w:rPr>
         <w:t xml:space="preserve"> decide evacuar, en qué momento, hacia dónde se dirige, y cómo</w:t>
       </w:r>
       <w:r>
         <w:rPr>
           <w:rFonts w:cs="Arial"/>
-          <w:b w:val="0"/>
-          <w:bCs w:val="0"/>
         </w:rPr>
         <w:t>,</w:t>
       </w:r>
       <w:r>
         <w:rPr>
           <w:rFonts w:cs="Arial"/>
-          <w:b w:val="0"/>
-          <w:bCs w:val="0"/>
         </w:rPr>
         <w:t xml:space="preserve"> la información correcta o falsa que circula por la red social de cada zona modifica esa decisión. </w:t>
       </w:r>
     </w:p>
     <w:p>
       <w:pPr>
-        <w:pStyle w:val="Normal"/>
-        <w:suppressLineNumbers w:val="0"/>
-        <w:bidi w:val="0"/>
-        <w:spacing w:before="0" w:beforeAutospacing="off" w:after="160" w:afterAutospacing="off" w:line="480" w:lineRule="auto"/>
-        <w:ind w:left="0" w:right="0"/>
-        <w:jc w:val="both"/>
-        <w:rPr>
-          <w:rFonts w:cs="Arial"/>
-          <w:b w:val="0"/>
-          <w:bCs w:val="0"/>
-        </w:rPr>
-      </w:pPr>
-      <w:r>
-        <w:rPr>
-          <w:rFonts w:cs="Arial"/>
-          <w:b w:val="0"/>
-          <w:bCs w:val="0"/>
+        <w:spacing w:line="240" w:lineRule="auto"/>
+        <w:rPr>
+          <w:rFonts w:cs="Arial"/>
+        </w:rPr>
+      </w:pPr>
+      <w:r>
+        <w:rPr>
+          <w:rFonts w:cs="Arial"/>
         </w:rPr>
         <w:t>Se realizó l</w:t>
       </w:r>
       <w:r>
         <w:rPr>
           <w:rFonts w:cs="Arial"/>
-          <w:b w:val="0"/>
-          <w:bCs w:val="0"/>
         </w:rPr>
         <w:t>a justificación formal del paradigma de modelación elegido, la descripción del modelo bajo el protocolo ODD simplificado, los resultados de las 30 realizaciones ejecutadas sobre un horizonte de 72 horas, la incorporación de la información recibida en el intercambio presencial, y las limitaciones identificadas junto con las propuestas de mejora correspondientes.</w:t>
       </w:r>
     </w:p>
     <w:p>
       <w:pPr>
-        <w:pStyle w:val="Normal"/>
-        <w:suppressLineNumbers w:val="0"/>
-        <w:bidi w:val="0"/>
-        <w:spacing w:before="0" w:beforeAutospacing="off" w:after="160" w:afterAutospacing="off" w:line="480" w:lineRule="auto"/>
-        <w:ind w:left="0" w:right="0"/>
-        <w:jc w:val="both"/>
-        <w:rPr>
-          <w:rFonts w:cs="Arial"/>
-          <w:b w:val="1"/>
-          <w:bCs w:val="1"/>
-        </w:rPr>
-      </w:pPr>
-    </w:p>
-    <w:p>
-      <w:pPr>
-        <w:pStyle w:val="Normal"/>
-        <w:suppressLineNumbers w:val="0"/>
-        <w:bidi w:val="0"/>
-        <w:spacing w:before="0" w:beforeAutospacing="off" w:after="160" w:afterAutospacing="off" w:line="480" w:lineRule="auto"/>
-        <w:ind w:left="0" w:right="0"/>
-        <w:jc w:val="both"/>
-        <w:rPr>
-          <w:rFonts w:cs="Arial"/>
-          <w:b w:val="1"/>
-          <w:bCs w:val="1"/>
+        <w:spacing w:line="240" w:lineRule="auto"/>
+        <w:rPr>
+          <w:rFonts w:cs="Arial"/>
+          <w:b/>
+          <w:bCs/>
+        </w:rPr>
+      </w:pPr>
+    </w:p>
+    <w:p>
+      <w:pPr>
+        <w:spacing w:line="240" w:lineRule="auto"/>
+        <w:rPr>
+          <w:rFonts w:cs="Arial"/>
+          <w:b/>
+          <w:bCs/>
           <w:sz w:val="32"/>
           <w:szCs w:val="32"/>
         </w:rPr>
@@ -474,8 +414,8 @@
       <w:r>
         <w:rPr>
           <w:rFonts w:cs="Arial"/>
-          <w:b w:val="1"/>
-          <w:bCs w:val="1"/>
+          <w:b/>
+          <w:bCs/>
           <w:sz w:val="28"/>
           <w:szCs w:val="28"/>
         </w:rPr>
@@ -484,8 +424,8 @@
       <w:r>
         <w:rPr>
           <w:rFonts w:cs="Arial"/>
-          <w:b w:val="1"/>
-          <w:bCs w:val="1"/>
+          <w:b/>
+          <w:bCs/>
           <w:sz w:val="28"/>
           <w:szCs w:val="28"/>
         </w:rPr>
@@ -494,16 +434,11 @@
     </w:p>
     <w:p>
       <w:pPr>
-        <w:pStyle w:val="Normal"/>
-        <w:suppressLineNumbers w:val="0"/>
-        <w:bidi w:val="0"/>
-        <w:spacing w:before="0" w:beforeAutospacing="off" w:after="160" w:afterAutospacing="off" w:line="480" w:lineRule="auto"/>
-        <w:ind w:left="0" w:right="0"/>
-        <w:jc w:val="both"/>
-        <w:rPr>
-          <w:rFonts w:cs="Arial"/>
-          <w:b w:val="1"/>
-          <w:bCs w:val="1"/>
+        <w:spacing w:line="240" w:lineRule="auto"/>
+        <w:rPr>
+          <w:rFonts w:cs="Arial"/>
+          <w:b/>
+          <w:bCs/>
           <w:sz w:val="28"/>
           <w:szCs w:val="28"/>
         </w:rPr>
@@ -511,8 +446,8 @@
       <w:r>
         <w:rPr>
           <w:rFonts w:cs="Arial"/>
-          <w:b w:val="1"/>
-          <w:bCs w:val="1"/>
+          <w:b/>
+          <w:bCs/>
           <w:sz w:val="28"/>
           <w:szCs w:val="28"/>
         </w:rPr>
@@ -521,12 +456,7 @@
     </w:p>
     <w:p>
       <w:pPr>
-        <w:pStyle w:val="Normal"/>
-        <w:suppressLineNumbers w:val="0"/>
-        <w:bidi w:val="0"/>
-        <w:spacing w:before="0" w:beforeAutospacing="off" w:after="160" w:afterAutospacing="off" w:line="480" w:lineRule="auto"/>
-        <w:ind w:left="0" w:right="0"/>
-        <w:jc w:val="both"/>
+        <w:spacing w:line="240" w:lineRule="auto"/>
       </w:pPr>
       <w:r>
         <w:rPr>
@@ -550,19 +480,7 @@
         <w:rPr>
           <w:rFonts w:cs="Arial"/>
         </w:rPr>
-        <w:t xml:space="preserve"> ¿Cuándo? ¿</w:t>
-      </w:r>
-      <w:r>
-        <w:rPr>
-          <w:rFonts w:cs="Arial"/>
-        </w:rPr>
-        <w:t>Hacía</w:t>
-      </w:r>
-      <w:r>
-        <w:rPr>
-          <w:rFonts w:cs="Arial"/>
-        </w:rPr>
-        <w:t xml:space="preserve"> dónde? y </w:t>
+        <w:t xml:space="preserve"> ¿Cuándo? ¿Hacía dónde? y </w:t>
       </w:r>
       <w:r>
         <w:rPr>
@@ -580,121 +498,277 @@
         <w:rPr>
           <w:rFonts w:cs="Arial"/>
         </w:rPr>
+        <w:t xml:space="preserve"> Esto depende de decisiones individuales heterogéneas</w:t>
+      </w:r>
+      <w:r>
+        <w:rPr>
+          <w:rFonts w:cs="Arial"/>
+        </w:rPr>
+        <w:t xml:space="preserve"> como</w:t>
+      </w:r>
+      <w:r>
+        <w:rPr>
+          <w:rFonts w:cs="Arial"/>
+        </w:rPr>
+        <w:t xml:space="preserve"> el umbral de riesgo propio, vulnerabilidad, acce</w:t>
+      </w:r>
+      <w:r>
+        <w:rPr>
+          <w:rFonts w:cs="Arial"/>
+        </w:rPr>
+        <w:t xml:space="preserve">so a smartphone, confianza en canales oficiales </w:t>
+      </w:r>
+      <w:r>
+        <w:rPr>
+          <w:rFonts w:cs="Arial"/>
+        </w:rPr>
+        <w:t>y de una interacción local no lineal, por ejemplo, el cómo la decisión de evacuar de una persona se propaga por su red social real, cuyo grado promedio y velocidad de propagación de información están medidos por zona en el Excel (Sección 3).</w:t>
+      </w:r>
+    </w:p>
+    <w:p>
+      <w:pPr>
+        <w:spacing w:line="240" w:lineRule="auto"/>
+        <w:rPr>
+          <w:rFonts w:cs="Arial"/>
+        </w:rPr>
+      </w:pPr>
+    </w:p>
+    <w:p>
+      <w:pPr>
+        <w:spacing w:line="240" w:lineRule="auto"/>
+      </w:pPr>
+      <w:r>
+        <w:rPr>
+          <w:rFonts w:cs="Arial"/>
+        </w:rPr>
+        <w:t>Un modelo de Dinámica de Sistemas trataría la evacuación como un único stock agregado con un flow de entrada gobernado por una tasa promedio, asumiendo mezcla homogénea, entonces cualquier persona tendría la misma probabilidad de contagiarse de la decisión de evacuar, sin importar en qué zona está ni con quién está conectada.  El grado de red, la velocidad de propagación y la probabilidad de rumor son distintos en cada zona, y esa heterogeneidad de red es la que explica que Z4 evacúe proporcionalmente más rápido que Z1, según los datos de vulnerabilidad</w:t>
+      </w:r>
+      <w:r>
+        <w:rPr>
+          <w:rFonts w:cs="Arial"/>
+        </w:rPr>
+        <w:t xml:space="preserve"> y</w:t>
+      </w:r>
+      <w:r>
+        <w:rPr>
+          <w:rFonts w:cs="Arial"/>
+        </w:rPr>
+        <w:t xml:space="preserve"> mayor capacidad de autoevacuación de base. </w:t>
+      </w:r>
+    </w:p>
+    <w:p>
+      <w:pPr>
+        <w:spacing w:line="240" w:lineRule="auto"/>
+        <w:rPr>
+          <w:rFonts w:cs="Arial"/>
+        </w:rPr>
+      </w:pPr>
+    </w:p>
+    <w:p>
+      <w:pPr>
+        <w:spacing w:line="240" w:lineRule="auto"/>
+      </w:pPr>
+      <w:r>
+        <w:rPr>
+          <w:rFonts w:cs="Arial"/>
+        </w:rPr>
+        <w:t>Un ABM con una red social explícita conserva esa estructura</w:t>
+      </w:r>
+      <w:r>
+        <w:rPr>
+          <w:rFonts w:cs="Arial"/>
+        </w:rPr>
+        <w:t>,</w:t>
+      </w:r>
+      <w:r>
+        <w:rPr>
+          <w:rFonts w:cs="Arial"/>
+        </w:rPr>
+        <w:t xml:space="preserve"> un stock agregado la borra por construcción. </w:t>
+      </w:r>
+      <w:r>
+        <w:rPr>
+          <w:rFonts w:cs="Arial"/>
+        </w:rPr>
+        <w:t>E</w:t>
+      </w:r>
+      <w:r>
+        <w:rPr>
+          <w:rFonts w:cs="Arial"/>
+        </w:rPr>
+        <w:t>l mecanismo de que una persona ve evacuar a sus vecinos y decide evacuar también es, en su forma más agregada, un ciclo de realimentación reforzador</w:t>
+      </w:r>
+      <w:r>
+        <w:rPr>
+          <w:rFonts w:cs="Arial"/>
+        </w:rPr>
+        <w:t>, ya que</w:t>
+      </w:r>
+      <w:r>
+        <w:rPr>
+          <w:rFonts w:cs="Arial"/>
+        </w:rPr>
+        <w:t xml:space="preserve"> más evacuados visibles generan más decisiones de evacuar.</w:t>
+      </w:r>
+      <w:r>
+        <w:rPr>
+          <w:rFonts w:cs="Arial"/>
+        </w:rPr>
+        <w:t xml:space="preserve"> Es la misma estructura matemática que gobierna una curva de adopción o una curva </w:t>
+      </w:r>
+      <w:r>
+        <w:rPr>
+          <w:rFonts w:cs="Arial"/>
+        </w:rPr>
+        <w:lastRenderedPageBreak/>
+        <w:t xml:space="preserve">de contagio, como se vio en clase (Equivalencia estructural, SIR y modelo de Bass), </w:t>
+      </w:r>
+      <m:oMath>
+        <m:f>
+          <m:fPr>
+            <m:ctrlPr>
+              <w:rPr>
+                <w:rFonts w:ascii="Cambria Math" w:hAnsi="Cambria Math"/>
+              </w:rPr>
+            </m:ctrlPr>
+          </m:fPr>
+          <m:num>
+            <m:r>
+              <w:rPr>
+                <w:rFonts w:ascii="Cambria Math" w:hAnsi="Cambria Math"/>
+              </w:rPr>
+              <m:t>dA</m:t>
+            </m:r>
+          </m:num>
+          <m:den>
+            <m:r>
+              <w:rPr>
+                <w:rFonts w:ascii="Cambria Math" w:hAnsi="Cambria Math"/>
+              </w:rPr>
+              <m:t>dt</m:t>
+            </m:r>
+          </m:den>
+        </m:f>
+        <m:r>
+          <w:rPr>
+            <w:rFonts w:ascii="Cambria Math" w:hAnsi="Cambria Math"/>
+          </w:rPr>
+          <m:t>=</m:t>
+        </m:r>
+        <m:d>
+          <m:dPr>
+            <m:ctrlPr>
+              <w:rPr>
+                <w:rFonts w:ascii="Cambria Math" w:hAnsi="Cambria Math"/>
+              </w:rPr>
+            </m:ctrlPr>
+          </m:dPr>
+          <m:e>
+            <m:r>
+              <w:rPr>
+                <w:rFonts w:ascii="Cambria Math" w:hAnsi="Cambria Math"/>
+              </w:rPr>
+              <m:t>p+q ⋅ </m:t>
+            </m:r>
+            <m:f>
+              <m:fPr>
+                <m:ctrlPr>
+                  <w:rPr>
+                    <w:rFonts w:ascii="Cambria Math" w:hAnsi="Cambria Math"/>
+                  </w:rPr>
+                </m:ctrlPr>
+              </m:fPr>
+              <m:num>
+                <m:r>
+                  <w:rPr>
+                    <w:rFonts w:ascii="Cambria Math" w:hAnsi="Cambria Math"/>
+                  </w:rPr>
+                  <m:t>A</m:t>
+                </m:r>
+              </m:num>
+              <m:den>
+                <m:r>
+                  <w:rPr>
+                    <w:rFonts w:ascii="Cambria Math" w:hAnsi="Cambria Math"/>
+                  </w:rPr>
+                  <m:t>M</m:t>
+                </m:r>
+              </m:den>
+            </m:f>
+          </m:e>
+        </m:d>
+        <m:d>
+          <m:dPr>
+            <m:ctrlPr>
+              <w:rPr>
+                <w:rFonts w:ascii="Cambria Math" w:hAnsi="Cambria Math"/>
+              </w:rPr>
+            </m:ctrlPr>
+          </m:dPr>
+          <m:e>
+            <m:r>
+              <w:rPr>
+                <w:rFonts w:ascii="Cambria Math" w:hAnsi="Cambria Math"/>
+              </w:rPr>
+              <m:t>M-A</m:t>
+            </m:r>
+          </m:e>
+        </m:d>
+      </m:oMath>
+      <w:r>
+        <w:rPr>
+          <w:rFonts w:cs="Arial"/>
+        </w:rPr>
+        <w:t xml:space="preserve"> es matemáticamente idéntico a un SIR sin recuperación, donde el mecanismo de contagio social escrito de forma</w:t>
+      </w:r>
+      <w:r>
+        <w:rPr>
+          <w:rFonts w:cs="Arial"/>
+        </w:rPr>
         <w:t xml:space="preserve"> </w:t>
       </w:r>
       <w:r>
         <w:rPr>
           <w:rFonts w:cs="Arial"/>
         </w:rPr>
-        <w:t>Esto depende de decisiones individuales heterogéneas</w:t>
-      </w:r>
-      <w:r>
-        <w:rPr>
-          <w:rFonts w:cs="Arial"/>
-        </w:rPr>
-        <w:t xml:space="preserve"> como</w:t>
-      </w:r>
-      <w:r>
-        <w:rPr>
-          <w:rFonts w:cs="Arial"/>
-        </w:rPr>
-        <w:t xml:space="preserve"> el umbral de riesgo propio, vulnerabilidad, acce</w:t>
-      </w:r>
-      <w:r>
-        <w:rPr>
-          <w:rFonts w:cs="Arial"/>
-        </w:rPr>
-        <w:t xml:space="preserve">so a smartphone, confianza en canales oficiales </w:t>
-      </w:r>
-      <w:r>
-        <w:rPr>
-          <w:rFonts w:cs="Arial"/>
-        </w:rPr>
-        <w:t>y de una interacción local no lineal, por ejemplo, el cómo la decisión de evacuar de una persona se propaga por su red social real, cuyo grado promedio y velocidad de propagación de información están medidos por zona en el Excel (Sección 3).</w:t>
-      </w:r>
-    </w:p>
-    <w:p>
-      <w:pPr>
-        <w:pStyle w:val="Normal"/>
-        <w:suppressLineNumbers w:val="0"/>
-        <w:bidi w:val="0"/>
-        <w:spacing w:before="0" w:beforeAutospacing="off" w:after="160" w:afterAutospacing="off" w:line="480" w:lineRule="auto"/>
-        <w:ind w:left="0" w:right="0"/>
-        <w:jc w:val="both"/>
-        <w:rPr>
-          <w:rFonts w:cs="Arial"/>
-        </w:rPr>
-      </w:pPr>
-    </w:p>
-    <w:p>
-      <w:pPr>
-        <w:spacing w:line="480" w:lineRule="auto"/>
-      </w:pPr>
-      <w:r>
-        <w:rPr>
-          <w:rFonts w:cs="Arial"/>
-        </w:rPr>
-        <w:t xml:space="preserve">Un modelo de Dinámica de Sistemas trataría la evacuación como un único stock agregado con un </w:t>
-      </w:r>
-      <w:r>
-        <w:rPr>
-          <w:rFonts w:cs="Arial"/>
-        </w:rPr>
-        <w:t>flow</w:t>
-      </w:r>
-      <w:r>
-        <w:rPr>
-          <w:rFonts w:cs="Arial"/>
-        </w:rPr>
-        <w:t xml:space="preserve"> de entrada gobernado por una tasa promedio, asumiendo mezcla homogénea, entonces cualquier persona tendría la misma probabilidad de contagiarse de la decisión de evacuar, sin importar en qué zona está ni con quién está conectada.  El grado de red, la velocidad de propagación y la probabilidad de rumor son distintos en cada zona, y esa heterogeneidad de red es la que explica que Z4 evacúe proporcionalmente más rápido que Z1, según los datos de vulnerabilidad</w:t>
-      </w:r>
-      <w:r>
-        <w:rPr>
-          <w:rFonts w:cs="Arial"/>
-        </w:rPr>
-        <w:t xml:space="preserve"> y</w:t>
-      </w:r>
-      <w:r>
-        <w:rPr>
-          <w:rFonts w:cs="Arial"/>
-        </w:rPr>
-        <w:t xml:space="preserve"> mayor capacidad de </w:t>
-      </w:r>
-      <w:r>
-        <w:rPr>
-          <w:rFonts w:cs="Arial"/>
-        </w:rPr>
-        <w:t>autoevacuación</w:t>
-      </w:r>
-      <w:r>
-        <w:rPr>
-          <w:rFonts w:cs="Arial"/>
-        </w:rPr>
-        <w:t xml:space="preserve"> de base. </w:t>
-      </w:r>
-    </w:p>
-    <w:p>
-      <w:pPr>
-        <w:spacing w:line="480" w:lineRule="auto"/>
-        <w:rPr>
-          <w:rFonts w:cs="Arial"/>
-        </w:rPr>
-      </w:pPr>
-    </w:p>
-    <w:p>
-      <w:pPr>
-        <w:pStyle w:val="Normal"/>
-        <w:suppressLineNumbers w:val="0"/>
-        <w:bidi w:val="0"/>
-        <w:spacing w:before="0" w:beforeAutospacing="off" w:after="160" w:afterAutospacing="off" w:line="480" w:lineRule="auto"/>
-        <w:ind w:left="0" w:right="0"/>
-        <w:jc w:val="both"/>
-      </w:pPr>
-      <w:r>
-        <w:rPr>
-          <w:rFonts w:cs="Arial"/>
-        </w:rPr>
-        <w:t>Un ABM con una red social explícita conserva esa estructura</w:t>
+        <w:t>agregada colapsa en una sola ecuación diferencial de mezcla homogénea. Esa estructura, escrita como una sola ecuación diferencial, describiría un crecimiento agregado, pero no podría distinguir una zona de otra ni decir cuál se satura primero, ni diferenciar zonas y momentos.</w:t>
+      </w:r>
+      <w:r>
+        <w:rPr>
+          <w:rFonts w:cs="Arial"/>
+        </w:rPr>
+        <w:t xml:space="preserve"> </w:t>
+      </w:r>
+      <w:r>
+        <w:rPr>
+          <w:rFonts w:cs="Arial"/>
+        </w:rPr>
+        <w:t xml:space="preserve">Por eso el mecanismo de contagio se implementa sobre una red de agentes heterogéneos en vez de colapsarlo en una única ecuación agregada. </w:t>
+      </w:r>
+    </w:p>
+    <w:p>
+      <w:pPr>
+        <w:spacing w:line="240" w:lineRule="auto"/>
+        <w:rPr>
+          <w:rFonts w:cs="Arial"/>
+        </w:rPr>
+      </w:pPr>
+    </w:p>
+    <w:p>
+      <w:pPr>
+        <w:spacing w:line="240" w:lineRule="auto"/>
+      </w:pPr>
+      <w:r>
+        <w:rPr>
+          <w:rFonts w:cs="Arial"/>
+        </w:rPr>
+        <w:t xml:space="preserve">Descartamos </w:t>
+      </w:r>
+      <w:r>
+        <w:rPr>
+          <w:rFonts w:cs="Arial"/>
+        </w:rPr>
+        <w:t>DES porque el foco no es una cola de eventos discretos compitiendo por un recurso compartido</w:t>
       </w:r>
       <w:r>
         <w:rPr>
@@ -706,204 +780,20 @@
         <w:rPr>
           <w:rFonts w:cs="Arial"/>
         </w:rPr>
-        <w:t xml:space="preserve"> un stock agregado la borra por construcción. </w:t>
-      </w:r>
-      <w:r>
-        <w:rPr>
-          <w:rFonts w:cs="Arial"/>
-        </w:rPr>
-        <w:t>E</w:t>
-      </w:r>
-      <w:r>
-        <w:rPr>
-          <w:rFonts w:cs="Arial"/>
-        </w:rPr>
-        <w:t>l mecanismo de que una persona ve evacuar a sus vecinos y decide evacuar también es, en su forma más agregada, un ciclo de realimentación reforzador</w:t>
-      </w:r>
-      <w:r>
-        <w:rPr>
-          <w:rFonts w:cs="Arial"/>
-        </w:rPr>
-        <w:t>, ya que</w:t>
-      </w:r>
-      <w:r>
-        <w:rPr>
-          <w:rFonts w:cs="Arial"/>
-        </w:rPr>
-        <w:t xml:space="preserve"> más evacuados visibles generan más decisiones de evacuar.</w:t>
-      </w:r>
-      <w:r>
-        <w:rPr>
-          <w:rFonts w:cs="Arial"/>
-        </w:rPr>
-        <w:t xml:space="preserve"> Es la misma estructura matemática que gobierna una curva de adopción o una curva de contagio, como se vio en clase (Equivalencia estructural, SIR y modelo de Bass), </w:t>
-      </w:r>
-      <m:oMathPara xmlns:m="http://schemas.openxmlformats.org/officeDocument/2006/math">
-        <m:oMath xmlns:m="http://schemas.openxmlformats.org/officeDocument/2006/math">
-          <m:f xmlns:m="http://schemas.openxmlformats.org/officeDocument/2006/math">
-            <m:fPr>
-              <m:ctrlPr/>
-            </m:fPr>
-            <m:num>
-              <m:r>
-                <m:t>𝑑𝐴</m:t>
-              </m:r>
-            </m:num>
-            <m:den>
-              <m:r>
-                <m:t>𝑑𝑡</m:t>
-              </m:r>
-            </m:den>
-          </m:f>
-          <m:r xmlns:m="http://schemas.openxmlformats.org/officeDocument/2006/math">
-            <m:t xmlns:m="http://schemas.openxmlformats.org/officeDocument/2006/math">=</m:t>
-          </m:r>
-          <m:d xmlns:m="http://schemas.openxmlformats.org/officeDocument/2006/math">
-            <m:dPr>
-              <m:ctrlPr/>
-            </m:dPr>
-            <m:e>
-              <m:r>
-                <m:t>𝑝</m:t>
-              </m:r>
-              <m:r>
-                <m:t>+</m:t>
-              </m:r>
-              <m:r>
-                <m:t>𝑞</m:t>
-              </m:r>
-              <m:r>
-                <m:t> ⋅ </m:t>
-              </m:r>
-              <m:f>
-                <m:fPr>
-                  <m:ctrlPr/>
-                </m:fPr>
-                <m:num>
-                  <m:r>
-                    <m:t>𝐴</m:t>
-                  </m:r>
-                </m:num>
-                <m:den>
-                  <m:r>
-                    <m:t>𝑀</m:t>
-                  </m:r>
-                </m:den>
-              </m:f>
-            </m:e>
-          </m:d>
-          <m:d xmlns:m="http://schemas.openxmlformats.org/officeDocument/2006/math">
-            <m:dPr>
-              <m:ctrlPr/>
-            </m:dPr>
-            <m:e>
-              <m:r>
-                <m:t>𝑀</m:t>
-              </m:r>
-              <m:r>
-                <m:t>−</m:t>
-              </m:r>
-              <m:r>
-                <m:t>𝐴</m:t>
-              </m:r>
-            </m:e>
-          </m:d>
-        </m:oMath>
-      </m:oMathPara>
-      <w:r>
-        <w:rPr>
-          <w:rFonts w:cs="Arial"/>
-        </w:rPr>
-        <w:t xml:space="preserve"> es matemáticamente idéntico a un SIR sin recuperación, donde el mecanismo de contagio social escrito de forma</w:t>
-      </w:r>
-      <w:r>
-        <w:rPr>
-          <w:rFonts w:cs="Arial"/>
-        </w:rPr>
-        <w:t xml:space="preserve"> </w:t>
-      </w:r>
-      <w:r>
-        <w:rPr>
-          <w:rFonts w:cs="Arial"/>
-        </w:rPr>
-        <w:t>agregada colapsa en una sola ecuación diferencial de mezcla homogénea. Esa estructura, escrita como una sola ecuación diferencial, describiría un crecimiento agregado, pero no podría distinguir una zona de otra ni decir cuál se satura primero, ni diferenciar zonas y momentos.</w:t>
-      </w:r>
-      <w:r>
-        <w:rPr>
-          <w:rFonts w:cs="Arial"/>
-        </w:rPr>
-        <w:t xml:space="preserve"> </w:t>
-      </w:r>
-      <w:r>
-        <w:rPr>
-          <w:rFonts w:cs="Arial"/>
-        </w:rPr>
-        <w:t xml:space="preserve">Por eso el mecanismo de contagio se implementa sobre una red de agentes heterogéneos en vez de colapsarlo en una única ecuación agregada. </w:t>
-      </w:r>
-    </w:p>
-    <w:p>
-      <w:pPr>
-        <w:pStyle w:val="Normal"/>
-        <w:suppressLineNumbers w:val="0"/>
-        <w:bidi w:val="0"/>
-        <w:spacing w:before="0" w:beforeAutospacing="off" w:after="160" w:afterAutospacing="off" w:line="480" w:lineRule="auto"/>
-        <w:ind w:left="0" w:right="0"/>
-        <w:jc w:val="both"/>
-        <w:rPr>
-          <w:rFonts w:cs="Arial"/>
-        </w:rPr>
-      </w:pPr>
-    </w:p>
-    <w:p>
-      <w:pPr>
-        <w:pStyle w:val="Normal"/>
-        <w:suppressLineNumbers w:val="0"/>
-        <w:bidi w:val="0"/>
-        <w:spacing w:before="0" w:beforeAutospacing="off" w:after="160" w:afterAutospacing="off" w:line="480" w:lineRule="auto"/>
-        <w:ind w:left="0" w:right="0"/>
-        <w:jc w:val="both"/>
-      </w:pPr>
-      <w:r>
-        <w:rPr>
-          <w:rFonts w:cs="Arial"/>
-        </w:rPr>
-        <w:t xml:space="preserve">Descartamos </w:t>
-      </w:r>
-      <w:r>
-        <w:rPr>
-          <w:rFonts w:cs="Arial"/>
-        </w:rPr>
-        <w:t>DES porque el foco no es una cola de eventos discretos compitiendo por un recurso compartido</w:t>
-      </w:r>
-      <w:r>
-        <w:rPr>
-          <w:rFonts w:cs="Arial"/>
-        </w:rPr>
-        <w:t>,</w:t>
-      </w:r>
-      <w:r>
-        <w:rPr>
-          <w:rFonts w:cs="Arial"/>
-        </w:rPr>
         <w:t xml:space="preserve"> sino la propagación de una decisión a través de una población heterogénea y su red social. La regla de decisión implementada combina un mecanismo de contagio social explícito sobre grafo (no un promedio agregado) con la probabilidad real de que la información que circula en cada zona sea correcta o sea un rumor (Sección 3 del Excel).</w:t>
       </w:r>
     </w:p>
     <w:p>
       <w:pPr>
-        <w:pStyle w:val="Normal"/>
-        <w:suppressLineNumbers w:val="0"/>
-        <w:bidi w:val="0"/>
-        <w:spacing w:before="0" w:beforeAutospacing="off" w:after="160" w:afterAutospacing="off" w:line="480" w:lineRule="auto"/>
-        <w:ind w:left="0" w:right="0"/>
-        <w:jc w:val="both"/>
-        <w:rPr>
-          <w:rFonts w:cs="Arial"/>
-        </w:rPr>
-      </w:pPr>
-    </w:p>
-    <w:p>
-      <w:pPr>
-        <w:spacing w:line="480" w:lineRule="auto"/>
+        <w:spacing w:line="240" w:lineRule="auto"/>
+        <w:rPr>
+          <w:rFonts w:cs="Arial"/>
+        </w:rPr>
+      </w:pPr>
+    </w:p>
+    <w:p>
+      <w:pPr>
+        <w:spacing w:line="240" w:lineRule="auto"/>
         <w:rPr>
           <w:rFonts w:cs="Arial"/>
           <w:sz w:val="32"/>
@@ -913,8 +803,8 @@
       <w:r>
         <w:rPr>
           <w:rFonts w:cs="Arial"/>
-          <w:b w:val="1"/>
-          <w:bCs w:val="1"/>
+          <w:b/>
+          <w:bCs/>
           <w:sz w:val="28"/>
           <w:szCs w:val="28"/>
         </w:rPr>
@@ -931,52 +821,32 @@
     </w:p>
     <w:p>
       <w:pPr>
-        <w:spacing w:line="480" w:lineRule="auto"/>
-        <w:rPr>
-          <w:rFonts w:cs="Arial"/>
-          <w:b w:val="1"/>
-          <w:bCs w:val="1"/>
-          <w:i w:val="1"/>
-          <w:iCs w:val="1"/>
-        </w:rPr>
-      </w:pPr>
-      <w:r>
-        <w:rPr>
-          <w:rFonts w:cs="Arial"/>
-          <w:b w:val="1"/>
-          <w:bCs w:val="1"/>
-          <w:i w:val="1"/>
-          <w:iCs w:val="1"/>
+        <w:spacing w:line="240" w:lineRule="auto"/>
+        <w:rPr>
+          <w:rFonts w:cs="Arial"/>
+          <w:b/>
+          <w:bCs/>
+        </w:rPr>
+      </w:pPr>
+      <w:r>
+        <w:rPr>
+          <w:rFonts w:cs="Arial"/>
+          <w:b/>
+          <w:bCs/>
         </w:rPr>
         <w:t>Entidades y Atributos</w:t>
       </w:r>
     </w:p>
     <w:p>
       <w:pPr>
-        <w:pStyle w:val="Normal"/>
-        <w:spacing w:line="480" w:lineRule="auto"/>
-        <w:ind w:left="0"/>
-      </w:pPr>
-      <w:r>
-        <w:rPr>
-          <w:rFonts w:cs="Arial"/>
-          <w:u w:val="single"/>
-        </w:rPr>
-        <w:t>Agente representativo:</w:t>
-      </w:r>
-      <w:r>
-        <w:rPr>
-          <w:rFonts w:cs="Arial"/>
-        </w:rPr>
-        <w:t xml:space="preserve"> </w:t>
-      </w:r>
-    </w:p>
-    <w:p>
-      <w:pPr>
-        <w:pStyle w:val="Normal"/>
-        <w:spacing w:line="480" w:lineRule="auto"/>
-        <w:ind w:left="0"/>
-      </w:pPr>
+        <w:spacing w:line="240" w:lineRule="auto"/>
+      </w:pPr>
+      <w:r>
+        <w:rPr>
+          <w:rFonts w:cs="Arial"/>
+        </w:rPr>
+        <w:t xml:space="preserve">Agente representativo: </w:t>
+      </w:r>
       <w:r>
         <w:rPr>
           <w:rFonts w:cs="Arial"/>
@@ -989,110 +859,75 @@
         </w:rPr>
         <w:t xml:space="preserve">n súper-agente donde cada uno pondera </w:t>
       </w:r>
-      <m:oMathPara xmlns:m="http://schemas.openxmlformats.org/officeDocument/2006/math">
-        <m:oMath xmlns:m="http://schemas.openxmlformats.org/officeDocument/2006/math">
-          <m:f xmlns:m="http://schemas.openxmlformats.org/officeDocument/2006/math">
-            <m:fPr>
-              <m:ctrlPr/>
-            </m:fPr>
-            <m:num>
-              <m:r>
-                <m:t>50,000</m:t>
-              </m:r>
-            </m:num>
-            <m:den>
-              <m:r>
-                <m:t>2,000</m:t>
-              </m:r>
-            </m:den>
-          </m:f>
-          <m:r xmlns:m="http://schemas.openxmlformats.org/officeDocument/2006/math">
-            <m:t xmlns:m="http://schemas.openxmlformats.org/officeDocument/2006/math">000 = 25</m:t>
-          </m:r>
-        </m:oMath>
-      </m:oMathPara>
-      <w:r>
-        <w:rPr>
-          <w:rFonts w:cs="Arial"/>
-        </w:rPr>
-        <w:t xml:space="preserve"> habitantes reales por zona. Cada agente tiene zona, edad (menor de 15 / adulto / mayor de 60, Sección 1), acceso a smartphone (Sección 1), </w:t>
-      </w:r>
-      <w:r>
-        <w:rPr>
-          <w:rFonts w:cs="Arial"/>
-        </w:rPr>
-        <w:t>tier</w:t>
-      </w:r>
-      <w:r>
-        <w:rPr>
-          <w:rFonts w:cs="Arial"/>
-        </w:rPr>
-        <w:t xml:space="preserve"> de vulnerabilidad (autónomo, </w:t>
-      </w:r>
-      <w:r>
-        <w:rPr>
-          <w:rFonts w:cs="Arial"/>
-        </w:rPr>
-        <w:t>necesita_asistencia</w:t>
-      </w:r>
-      <w:r>
-        <w:rPr>
-          <w:rFonts w:cs="Arial"/>
-        </w:rPr>
-        <w:t xml:space="preserve"> o dependiente, Sección 4), y dos rasgos de comportamiento, espontáneo y </w:t>
-      </w:r>
-      <w:r>
-        <w:rPr>
-          <w:rFonts w:cs="Arial"/>
-        </w:rPr>
-        <w:t>ayuda_vecinos</w:t>
-      </w:r>
-      <w:r>
-        <w:rPr>
-          <w:rFonts w:cs="Arial"/>
-        </w:rPr>
-        <w:t xml:space="preserve"> (ambos Bernoulli, con las probabilidades globales de la Sección 2). </w:t>
-      </w:r>
-    </w:p>
-    <w:p>
-      <w:pPr>
-        <w:pStyle w:val="Normal"/>
-        <w:spacing w:line="480" w:lineRule="auto"/>
-        <w:ind w:left="0"/>
-        <w:rPr>
-          <w:rFonts w:cs="Arial"/>
-        </w:rPr>
-      </w:pPr>
-    </w:p>
-    <w:p>
-      <w:pPr>
-        <w:pStyle w:val="Normal"/>
-        <w:spacing w:line="480" w:lineRule="auto"/>
-        <w:ind w:left="0"/>
-        <w:rPr>
-          <w:rFonts w:cs="Arial"/>
-          <w:b w:val="1"/>
-          <w:bCs w:val="1"/>
-          <w:i w:val="1"/>
-          <w:iCs w:val="1"/>
-        </w:rPr>
-      </w:pPr>
-      <w:r>
-        <w:rPr>
-          <w:rFonts w:cs="Arial"/>
-          <w:b w:val="1"/>
-          <w:bCs w:val="1"/>
-          <w:i w:val="1"/>
-          <w:iCs w:val="1"/>
+      <m:oMath>
+        <m:f>
+          <m:fPr>
+            <m:ctrlPr>
+              <w:rPr>
+                <w:rFonts w:ascii="Cambria Math" w:hAnsi="Cambria Math"/>
+              </w:rPr>
+            </m:ctrlPr>
+          </m:fPr>
+          <m:num>
+            <m:r>
+              <w:rPr>
+                <w:rFonts w:ascii="Cambria Math" w:hAnsi="Cambria Math"/>
+              </w:rPr>
+              <m:t>50,000</m:t>
+            </m:r>
+          </m:num>
+          <m:den>
+            <m:r>
+              <w:rPr>
+                <w:rFonts w:ascii="Cambria Math" w:hAnsi="Cambria Math"/>
+              </w:rPr>
+              <m:t>2,000</m:t>
+            </m:r>
+          </m:den>
+        </m:f>
+        <m:r>
+          <w:rPr>
+            <w:rFonts w:ascii="Cambria Math" w:hAnsi="Cambria Math"/>
+          </w:rPr>
+          <m:t> = 25</m:t>
+        </m:r>
+      </m:oMath>
+      <w:r>
+        <w:rPr>
+          <w:rFonts w:cs="Arial"/>
+        </w:rPr>
+        <w:t xml:space="preserve"> habitantes reales por zona. Cada agente tiene zona, edad (menor de 15 / adulto / mayor de 60, Sección 1), acceso a smartphone (Sección 1), tier de vulnerabilidad (autónomo, necesita_asistencia o dependiente, Sección 4), y dos rasgos de comportamiento, espontáneo y ayuda_vecinos (ambos Bernoulli, con las probabilidades globales de la Sección 2). </w:t>
+      </w:r>
+    </w:p>
+    <w:p>
+      <w:pPr>
+        <w:spacing w:line="240" w:lineRule="auto"/>
+        <w:rPr>
+          <w:rFonts w:cs="Arial"/>
+        </w:rPr>
+      </w:pPr>
+    </w:p>
+    <w:p>
+      <w:pPr>
+        <w:spacing w:line="240" w:lineRule="auto"/>
+        <w:rPr>
+          <w:rFonts w:cs="Arial"/>
+          <w:b/>
+          <w:bCs/>
+        </w:rPr>
+      </w:pPr>
+      <w:r>
+        <w:rPr>
+          <w:rFonts w:cs="Arial"/>
+          <w:b/>
+          <w:bCs/>
         </w:rPr>
         <w:t xml:space="preserve">Zona </w:t>
       </w:r>
     </w:p>
     <w:p>
       <w:pPr>
-        <w:pStyle w:val="Normal"/>
-        <w:spacing w:line="480" w:lineRule="auto"/>
-        <w:ind w:left="0"/>
+        <w:spacing w:line="240" w:lineRule="auto"/>
         <w:rPr>
           <w:rFonts w:cs="Arial"/>
         </w:rPr>
@@ -1118,23 +953,21 @@
     </w:p>
     <w:p>
       <w:pPr>
-        <w:spacing w:line="480" w:lineRule="auto"/>
-        <w:rPr>
-          <w:rFonts w:cs="Arial"/>
-        </w:rPr>
-      </w:pPr>
-    </w:p>
-    <w:p>
-      <w:pPr>
-        <w:pStyle w:val="Normal"/>
-        <w:spacing w:line="480" w:lineRule="auto"/>
-        <w:ind w:left="0"/>
-        <w:rPr>
-          <w:rFonts w:cs="Arial"/>
-          <w:b w:val="1"/>
-          <w:bCs w:val="1"/>
-          <w:i w:val="1"/>
-          <w:iCs w:val="1"/>
+        <w:spacing w:line="240" w:lineRule="auto"/>
+        <w:rPr>
+          <w:rFonts w:cs="Arial"/>
+        </w:rPr>
+      </w:pPr>
+    </w:p>
+    <w:p>
+      <w:pPr>
+        <w:spacing w:line="240" w:lineRule="auto"/>
+        <w:rPr>
+          <w:rFonts w:cs="Arial"/>
+          <w:b/>
+          <w:bCs/>
+          <w:i/>
+          <w:iCs/>
           <w:sz w:val="32"/>
           <w:szCs w:val="32"/>
         </w:rPr>
@@ -1142,10 +975,10 @@
       <w:r>
         <w:rPr>
           <w:rFonts w:cs="Arial"/>
-          <w:b w:val="1"/>
-          <w:bCs w:val="1"/>
-          <w:i w:val="1"/>
-          <w:iCs w:val="1"/>
+          <w:b/>
+          <w:bCs/>
+          <w:i/>
+          <w:iCs/>
           <w:sz w:val="28"/>
           <w:szCs w:val="28"/>
         </w:rPr>
@@ -1154,19 +987,18 @@
     </w:p>
     <w:p>
       <w:pPr>
-        <w:pStyle w:val="Normal"/>
-        <w:spacing w:line="480" w:lineRule="auto"/>
-        <w:rPr>
-          <w:rFonts w:cs="Arial"/>
-          <w:i w:val="1"/>
-          <w:iCs w:val="1"/>
-        </w:rPr>
-      </w:pPr>
-      <w:r>
-        <w:rPr>
-          <w:rFonts w:cs="Arial"/>
-          <w:i w:val="1"/>
-          <w:iCs w:val="1"/>
+        <w:spacing w:line="240" w:lineRule="auto"/>
+        <w:rPr>
+          <w:rFonts w:cs="Arial"/>
+          <w:i/>
+          <w:iCs/>
+        </w:rPr>
+      </w:pPr>
+      <w:r>
+        <w:rPr>
+          <w:rFonts w:cs="Arial"/>
+          <w:i/>
+          <w:iCs/>
         </w:rPr>
         <w:t>(src/grupo6_model.py, función correr_realizacion)</w:t>
       </w:r>
@@ -1176,19 +1008,18 @@
         <w:pStyle w:val="ListParagraph"/>
         <w:numPr>
           <w:ilvl w:val="0"/>
-          <w:numId w:val="13"/>
+          <w:numId w:val="3"/>
         </w:numPr>
-        <w:spacing w:line="480" w:lineRule="auto"/>
-        <w:rPr>
-          <w:rFonts w:cs="Arial"/>
-        </w:rPr>
-      </w:pPr>
-      <w:r>
-        <w:rPr>
-          <w:rFonts w:cs="Arial"/>
-          <w:i w:val="1"/>
-          <w:iCs w:val="1"/>
-          <w:u w:val="single"/>
+        <w:spacing w:line="240" w:lineRule="auto"/>
+        <w:rPr>
+          <w:rFonts w:cs="Arial"/>
+        </w:rPr>
+      </w:pPr>
+      <w:r>
+        <w:rPr>
+          <w:rFonts w:cs="Arial"/>
+          <w:b/>
+          <w:bCs/>
         </w:rPr>
         <w:t>Impulso espontáneo:</w:t>
       </w:r>
@@ -1216,46 +1047,38 @@
         <w:pStyle w:val="ListParagraph"/>
         <w:numPr>
           <w:ilvl w:val="0"/>
-          <w:numId w:val="13"/>
+          <w:numId w:val="3"/>
         </w:numPr>
-        <w:spacing w:line="480" w:lineRule="auto"/>
-        <w:rPr>
-          <w:rFonts w:cs="Arial"/>
-        </w:rPr>
-      </w:pPr>
-      <w:r>
-        <w:rPr>
-          <w:rFonts w:cs="Arial"/>
-          <w:i w:val="1"/>
-          <w:iCs w:val="1"/>
-          <w:u w:val="single"/>
+        <w:spacing w:line="240" w:lineRule="auto"/>
+        <w:rPr>
+          <w:rFonts w:cs="Arial"/>
+        </w:rPr>
+      </w:pPr>
+      <w:r>
+        <w:rPr>
+          <w:rFonts w:cs="Arial"/>
+          <w:b/>
+          <w:bCs/>
         </w:rPr>
         <w:t>Difusión de información por la red social</w:t>
       </w:r>
       <w:r>
         <w:rPr>
           <w:rFonts w:cs="Arial"/>
-          <w:i w:val="1"/>
-          <w:iCs w:val="1"/>
-          <w:u w:val="single"/>
+          <w:b/>
+          <w:bCs/>
         </w:rPr>
         <w:t>:</w:t>
       </w:r>
       <w:r>
         <w:rPr>
           <w:rFonts w:cs="Arial"/>
-          <w:i w:val="0"/>
-          <w:iCs w:val="0"/>
-          <w:u w:val="none"/>
         </w:rPr>
         <w:t xml:space="preserve"> </w:t>
       </w:r>
       <w:r>
         <w:rPr>
           <w:rFonts w:cs="Arial"/>
-          <w:i w:val="0"/>
-          <w:iCs w:val="0"/>
-          <w:u w:val="none"/>
         </w:rPr>
         <w:t>e</w:t>
       </w:r>
@@ -1268,50 +1091,37 @@
       <w:r>
         <w:rPr>
           <w:rFonts w:cs="Arial"/>
-          <w:i w:val="1"/>
-          <w:iCs w:val="1"/>
-        </w:rPr>
-        <w:t>hops</w:t>
-      </w:r>
-      <w:r>
-        <w:rPr>
-          <w:rFonts w:cs="Arial"/>
-          <w:i w:val="1"/>
-          <w:iCs w:val="1"/>
-        </w:rPr>
-        <w:t xml:space="preserve"> = </w:t>
-      </w:r>
-      <w:r>
-        <w:rPr>
-          <w:rFonts w:cs="Arial"/>
-          <w:i w:val="1"/>
-          <w:iCs w:val="1"/>
+          <w:i/>
+          <w:iCs/>
+        </w:rPr>
+        <w:t xml:space="preserve">hops = </w:t>
+      </w:r>
+      <w:proofErr w:type="gramStart"/>
+      <w:r>
+        <w:rPr>
+          <w:rFonts w:cs="Arial"/>
+          <w:i/>
+          <w:iCs/>
         </w:rPr>
         <w:t>round(</w:t>
       </w:r>
-      <w:r>
-        <w:rPr>
-          <w:rFonts w:cs="Arial"/>
-          <w:i w:val="1"/>
-          <w:iCs w:val="1"/>
-        </w:rPr>
-        <w:t xml:space="preserve">6 / </w:t>
-      </w:r>
-      <w:r>
-        <w:rPr>
-          <w:rFonts w:cs="Arial"/>
-          <w:i w:val="1"/>
-          <w:iCs w:val="1"/>
-        </w:rPr>
-        <w:t>velocidad_propagación_zona</w:t>
-      </w:r>
-      <w:r>
-        <w:rPr>
-          <w:rFonts w:cs="Arial"/>
-          <w:i w:val="1"/>
-          <w:iCs w:val="1"/>
-        </w:rPr>
-        <w:t>)</w:t>
+      <w:proofErr w:type="gramEnd"/>
+      <w:r>
+        <w:rPr>
+          <w:rFonts w:cs="Arial"/>
+          <w:i/>
+          <w:iCs/>
+        </w:rPr>
+        <w:t xml:space="preserve">6 </w:t>
+      </w:r>
+      <w:r>
+        <w:rPr>
+          <w:rFonts w:cs="Arial"/>
+          <w:i/>
+          <w:iCs/>
+        </w:rPr>
+        <w:lastRenderedPageBreak/>
+        <w:t>/ velocidad_propagación_zona)</w:t>
       </w:r>
       <w:r>
         <w:rPr>
@@ -1325,28 +1135,26 @@
         <w:pStyle w:val="ListParagraph"/>
         <w:numPr>
           <w:ilvl w:val="0"/>
-          <w:numId w:val="13"/>
+          <w:numId w:val="3"/>
         </w:numPr>
-        <w:spacing w:line="480" w:lineRule="auto"/>
-        <w:rPr>
-          <w:rFonts w:cs="Arial"/>
-        </w:rPr>
-      </w:pPr>
-      <w:r>
-        <w:rPr>
-          <w:rFonts w:cs="Arial"/>
-          <w:i w:val="1"/>
-          <w:iCs w:val="1"/>
-          <w:u w:val="single"/>
+        <w:spacing w:line="240" w:lineRule="auto"/>
+        <w:rPr>
+          <w:rFonts w:cs="Arial"/>
+        </w:rPr>
+      </w:pPr>
+      <w:r>
+        <w:rPr>
+          <w:rFonts w:cs="Arial"/>
+          <w:b/>
+          <w:bCs/>
         </w:rPr>
         <w:t>Decisión al ser expuesto</w:t>
       </w:r>
       <w:r>
         <w:rPr>
           <w:rFonts w:cs="Arial"/>
-          <w:i w:val="1"/>
-          <w:iCs w:val="1"/>
-          <w:u w:val="single"/>
+          <w:b/>
+          <w:bCs/>
         </w:rPr>
         <w:t>:</w:t>
       </w:r>
@@ -1356,144 +1164,102 @@
         </w:rPr>
         <w:t xml:space="preserve"> </w:t>
       </w:r>
-      <w:r>
-        <w:rPr>
-          <w:rFonts w:cs="Arial"/>
-          <w:i w:val="1"/>
-          <w:iCs w:val="1"/>
+      <w:proofErr w:type="gramStart"/>
+      <w:r>
+        <w:rPr>
+          <w:rFonts w:cs="Arial"/>
+          <w:i/>
+          <w:iCs/>
         </w:rPr>
         <w:t>P(</w:t>
       </w:r>
-      <w:r>
-        <w:rPr>
-          <w:rFonts w:cs="Arial"/>
-          <w:i w:val="1"/>
-          <w:iCs w:val="1"/>
+      <w:proofErr w:type="gramEnd"/>
+      <w:r>
+        <w:rPr>
+          <w:rFonts w:cs="Arial"/>
+          <w:i/>
+          <w:iCs/>
         </w:rPr>
         <w:t>evacúa</w:t>
       </w:r>
       <w:r>
         <w:rPr>
           <w:rFonts w:cs="Arial"/>
-          <w:i w:val="1"/>
-          <w:iCs w:val="1"/>
+          <w:i/>
+          <w:iCs/>
         </w:rPr>
         <w:t xml:space="preserve"> </w:t>
       </w:r>
       <w:r>
         <w:rPr>
           <w:rFonts w:cs="Arial"/>
-          <w:i w:val="1"/>
-          <w:iCs w:val="1"/>
+          <w:i/>
+          <w:iCs/>
         </w:rPr>
         <w:t>|</w:t>
       </w:r>
       <w:r>
         <w:rPr>
           <w:rFonts w:cs="Arial"/>
-          <w:i w:val="1"/>
-          <w:iCs w:val="1"/>
+          <w:i/>
+          <w:iCs/>
         </w:rPr>
         <w:t xml:space="preserve"> </w:t>
       </w:r>
       <w:r>
         <w:rPr>
           <w:rFonts w:cs="Arial"/>
-          <w:i w:val="1"/>
-          <w:iCs w:val="1"/>
+          <w:i/>
+          <w:iCs/>
         </w:rPr>
         <w:t>expuesto,</w:t>
       </w:r>
       <w:r>
         <w:rPr>
           <w:rFonts w:cs="Arial"/>
-          <w:i w:val="1"/>
-          <w:iCs w:val="1"/>
+          <w:i/>
+          <w:iCs/>
         </w:rPr>
         <w:t xml:space="preserve"> </w:t>
       </w:r>
       <w:r>
         <w:rPr>
           <w:rFonts w:cs="Arial"/>
-          <w:i w:val="1"/>
-          <w:iCs w:val="1"/>
+          <w:i/>
+          <w:iCs/>
         </w:rPr>
         <w:t>zona)</w:t>
       </w:r>
       <w:r>
         <w:rPr>
           <w:rFonts w:cs="Arial"/>
-          <w:i w:val="1"/>
-          <w:iCs w:val="1"/>
+          <w:i/>
+          <w:iCs/>
         </w:rPr>
         <w:t xml:space="preserve"> </w:t>
       </w:r>
       <w:r>
         <w:rPr>
           <w:rFonts w:cs="Arial"/>
-          <w:i w:val="1"/>
-          <w:iCs w:val="1"/>
-        </w:rPr>
-        <w:t xml:space="preserve">= </w:t>
-      </w:r>
-      <w:r>
-        <w:rPr>
-          <w:rFonts w:cs="Arial"/>
-          <w:i w:val="1"/>
-          <w:iCs w:val="1"/>
-        </w:rPr>
-        <w:t>prob_info_correcta_zona</w:t>
-      </w:r>
-      <w:r>
-        <w:rPr>
-          <w:rFonts w:cs="Arial"/>
-          <w:i w:val="1"/>
-          <w:iCs w:val="1"/>
-        </w:rPr>
-        <w:t xml:space="preserve"> + (1 − </w:t>
-      </w:r>
-      <w:r>
-        <w:rPr>
-          <w:rFonts w:cs="Arial"/>
-          <w:i w:val="1"/>
-          <w:iCs w:val="1"/>
-        </w:rPr>
-        <w:t>prob_info_correcta_zona</w:t>
-      </w:r>
-      <w:r>
-        <w:rPr>
-          <w:rFonts w:cs="Arial"/>
-          <w:i w:val="1"/>
-          <w:iCs w:val="1"/>
-        </w:rPr>
-        <w:t xml:space="preserve">) × </w:t>
-      </w:r>
-      <w:r>
-        <w:rPr>
-          <w:rFonts w:cs="Arial"/>
-          <w:i w:val="1"/>
-          <w:iCs w:val="1"/>
-        </w:rPr>
-        <w:t>P_sigue_oficial</w:t>
-      </w:r>
-      <w:r>
-        <w:rPr>
-          <w:rFonts w:cs="Arial"/>
-        </w:rPr>
-        <w:t>, combinando qué tan confiable es la información que circula en esa zona con la probabilidad global (0.54) de que la persona ig</w:t>
-      </w:r>
-      <w:r>
-        <w:rPr>
-          <w:rFonts w:cs="Arial"/>
-        </w:rPr>
-        <w:t xml:space="preserve">ual termine siguiendo instrucciones </w:t>
-      </w:r>
+          <w:i/>
+          <w:iCs/>
+        </w:rPr>
+        <w:t>= prob_info_correcta_zona + (1 − prob_info_correcta_zona) × P_sigue_oficial</w:t>
+      </w:r>
+      <w:r>
+        <w:rPr>
+          <w:rFonts w:cs="Arial"/>
+        </w:rPr>
+        <w:t xml:space="preserve">, combinando qué tan confiable es la información que circula en esa zona con la probabilidad global (0.54) de que la persona igual termine siguiendo instrucciones </w:t>
+      </w:r>
+      <w:proofErr w:type="gramStart"/>
       <w:r>
         <w:rPr>
           <w:rFonts w:cs="Arial"/>
         </w:rPr>
         <w:t>oficiales</w:t>
       </w:r>
+      <w:proofErr w:type="gramEnd"/>
       <w:r>
         <w:rPr>
           <w:rFonts w:cs="Arial"/>
@@ -1506,28 +1272,26 @@
         <w:pStyle w:val="ListParagraph"/>
         <w:numPr>
           <w:ilvl w:val="0"/>
-          <w:numId w:val="13"/>
+          <w:numId w:val="3"/>
         </w:numPr>
-        <w:spacing w:line="480" w:lineRule="auto"/>
-        <w:rPr>
-          <w:rFonts w:cs="Arial"/>
-        </w:rPr>
-      </w:pPr>
-      <w:r>
-        <w:rPr>
-          <w:rFonts w:cs="Arial"/>
-          <w:i w:val="1"/>
-          <w:iCs w:val="1"/>
-          <w:u w:val="single"/>
+        <w:spacing w:line="240" w:lineRule="auto"/>
+        <w:rPr>
+          <w:rFonts w:cs="Arial"/>
+        </w:rPr>
+      </w:pPr>
+      <w:r>
+        <w:rPr>
+          <w:rFonts w:cs="Arial"/>
+          <w:b/>
+          <w:bCs/>
         </w:rPr>
         <w:t>Ayuda a vecinos</w:t>
       </w:r>
       <w:r>
         <w:rPr>
           <w:rFonts w:cs="Arial"/>
-          <w:i w:val="1"/>
-          <w:iCs w:val="1"/>
-          <w:u w:val="single"/>
+          <w:b/>
+          <w:bCs/>
         </w:rPr>
         <w:t>:</w:t>
       </w:r>
@@ -1555,28 +1319,26 @@
         <w:pStyle w:val="ListParagraph"/>
         <w:numPr>
           <w:ilvl w:val="0"/>
-          <w:numId w:val="13"/>
+          <w:numId w:val="3"/>
         </w:numPr>
-        <w:spacing w:line="480" w:lineRule="auto"/>
-        <w:rPr>
-          <w:rFonts w:cs="Arial"/>
-        </w:rPr>
-      </w:pPr>
-      <w:r>
-        <w:rPr>
-          <w:rFonts w:cs="Arial"/>
-          <w:i w:val="1"/>
-          <w:iCs w:val="1"/>
-          <w:u w:val="single"/>
+        <w:spacing w:line="240" w:lineRule="auto"/>
+        <w:rPr>
+          <w:rFonts w:cs="Arial"/>
+        </w:rPr>
+      </w:pPr>
+      <w:r>
+        <w:rPr>
+          <w:rFonts w:cs="Arial"/>
+          <w:b/>
+          <w:bCs/>
         </w:rPr>
         <w:t>Restricción de vulnerabilidad</w:t>
       </w:r>
       <w:r>
         <w:rPr>
           <w:rFonts w:cs="Arial"/>
-          <w:i w:val="1"/>
-          <w:iCs w:val="1"/>
-          <w:u w:val="single"/>
+          <w:b/>
+          <w:bCs/>
         </w:rPr>
         <w:t>:</w:t>
       </w:r>
@@ -1586,12 +1348,14 @@
         </w:rPr>
         <w:t xml:space="preserve"> Un agente autónomo evacúa en cuanto decide hacerlo. Uno que necesita asistencia o es dependiente solo evacúa si recibe asistencia activa ese bloque, con probabilidad calibrada según el índice de riesgo de rezago real de su zona (a mayor rezago, menor probabilidad de asistencia a tiempo) y un factor adicional de 0.55 para los dependientes por requerir transporte especializado. Si no recibe asistencia, queda registrado como “</w:t>
       </w:r>
+      <w:proofErr w:type="gramStart"/>
       <w:r>
         <w:rPr>
           <w:rFonts w:cs="Arial"/>
         </w:rPr>
         <w:t>quiere</w:t>
       </w:r>
+      <w:proofErr w:type="gramEnd"/>
       <w:r>
         <w:rPr>
           <w:rFonts w:cs="Arial"/>
@@ -1604,28 +1368,26 @@
         <w:pStyle w:val="ListParagraph"/>
         <w:numPr>
           <w:ilvl w:val="0"/>
-          <w:numId w:val="13"/>
+          <w:numId w:val="3"/>
         </w:numPr>
-        <w:spacing w:line="480" w:lineRule="auto"/>
-        <w:rPr>
-          <w:rFonts w:cs="Arial"/>
-        </w:rPr>
-      </w:pPr>
-      <w:r>
-        <w:rPr>
-          <w:rFonts w:cs="Arial"/>
-          <w:i w:val="1"/>
-          <w:iCs w:val="1"/>
-          <w:u w:val="single"/>
+        <w:spacing w:line="240" w:lineRule="auto"/>
+        <w:rPr>
+          <w:rFonts w:cs="Arial"/>
+        </w:rPr>
+      </w:pPr>
+      <w:r>
+        <w:rPr>
+          <w:rFonts w:cs="Arial"/>
+          <w:b/>
+          <w:bCs/>
         </w:rPr>
         <w:t>Ruta y destino</w:t>
       </w:r>
       <w:r>
         <w:rPr>
           <w:rFonts w:cs="Arial"/>
-          <w:i w:val="1"/>
-          <w:iCs w:val="1"/>
-          <w:u w:val="single"/>
+          <w:b/>
+          <w:bCs/>
         </w:rPr>
         <w:t>:</w:t>
       </w:r>
@@ -1638,49 +1400,39 @@
     </w:p>
     <w:p>
       <w:pPr>
-        <w:pStyle w:val="Normal"/>
-        <w:spacing w:line="480" w:lineRule="auto"/>
-        <w:ind w:left="0"/>
-        <w:rPr>
-          <w:rFonts w:cs="Arial"/>
-        </w:rPr>
-      </w:pPr>
-    </w:p>
-    <w:p>
-      <w:pPr>
-        <w:pStyle w:val="Normal"/>
-        <w:spacing w:line="480" w:lineRule="auto"/>
-        <w:ind w:left="0"/>
-        <w:rPr>
-          <w:rFonts w:cs="Arial"/>
-          <w:b w:val="1"/>
-          <w:bCs w:val="1"/>
-          <w:i w:val="1"/>
-          <w:iCs w:val="1"/>
-        </w:rPr>
-      </w:pPr>
-      <w:r>
-        <w:rPr>
-          <w:rFonts w:cs="Arial"/>
-          <w:b w:val="1"/>
-          <w:bCs w:val="1"/>
-          <w:i w:val="1"/>
-          <w:iCs w:val="1"/>
+        <w:spacing w:line="240" w:lineRule="auto"/>
+        <w:rPr>
+          <w:rFonts w:cs="Arial"/>
+        </w:rPr>
+      </w:pPr>
+    </w:p>
+    <w:p>
+      <w:pPr>
+        <w:spacing w:line="240" w:lineRule="auto"/>
+        <w:rPr>
+          <w:rFonts w:cs="Arial"/>
+          <w:b/>
+          <w:bCs/>
+        </w:rPr>
+      </w:pPr>
+      <w:r>
+        <w:rPr>
+          <w:rFonts w:cs="Arial"/>
+          <w:b/>
+          <w:bCs/>
         </w:rPr>
         <w:t>Restricción de vulnerabilidad como tasa de riesgo variable en el tiempo</w:t>
       </w:r>
     </w:p>
     <w:p>
       <w:pPr>
-        <w:pStyle w:val="Normal"/>
-        <w:spacing w:line="480" w:lineRule="auto"/>
-        <w:ind w:left="0"/>
-      </w:pPr>
-      <w:r>
-        <w:rPr>
-          <w:rFonts w:cs="Arial"/>
-          <w:i w:val="1"/>
-          <w:iCs w:val="1"/>
+        <w:spacing w:line="240" w:lineRule="auto"/>
+      </w:pPr>
+      <w:r>
+        <w:rPr>
+          <w:rFonts w:cs="Arial"/>
+          <w:i/>
+          <w:iCs/>
         </w:rPr>
         <w:t>prob_asistencia</w:t>
       </w:r>
@@ -1693,27 +1445,23 @@
     </w:p>
     <w:p>
       <w:pPr>
-        <w:pStyle w:val="Normal"/>
-        <w:spacing w:line="480" w:lineRule="auto"/>
-        <w:ind w:left="0"/>
-        <w:rPr>
-          <w:rFonts w:cs="Arial"/>
-        </w:rPr>
-      </w:pPr>
-    </w:p>
-    <w:p>
-      <w:pPr>
-        <w:pStyle w:val="Normal"/>
-        <w:spacing w:line="480" w:lineRule="auto"/>
-        <w:ind w:left="0"/>
-      </w:pPr>
-      <w:r>
-        <w:rPr>
-          <w:rFonts w:cs="Arial"/>
-          <w:b w:val="1"/>
-          <w:bCs w:val="1"/>
-          <w:i w:val="1"/>
-          <w:iCs w:val="1"/>
+        <w:spacing w:line="240" w:lineRule="auto"/>
+        <w:rPr>
+          <w:rFonts w:cs="Arial"/>
+        </w:rPr>
+      </w:pPr>
+    </w:p>
+    <w:p>
+      <w:pPr>
+        <w:spacing w:line="240" w:lineRule="auto"/>
+      </w:pPr>
+      <w:r>
+        <w:rPr>
+          <w:rFonts w:cs="Arial"/>
+          <w:b/>
+          <w:bCs/>
+          <w:i/>
+          <w:iCs/>
         </w:rPr>
         <w:t>Scheduling</w:t>
       </w:r>
@@ -1726,9 +1474,7 @@
     </w:p>
     <w:p>
       <w:pPr>
-        <w:pStyle w:val="Normal"/>
-        <w:spacing w:line="480" w:lineRule="auto"/>
-        <w:ind w:left="0"/>
+        <w:spacing w:line="240" w:lineRule="auto"/>
       </w:pPr>
       <w:r>
         <w:rPr>
@@ -1740,66 +1486,43 @@
         <w:rPr>
           <w:rFonts w:cs="Arial"/>
         </w:rPr>
-        <w:t xml:space="preserve"> En clase (Agent-Based </w:t>
-      </w:r>
-      <w:r>
-        <w:rPr>
-          <w:rFonts w:cs="Arial"/>
-        </w:rPr>
-        <w:t>Modeling</w:t>
-      </w:r>
-      <w:r>
-        <w:rPr>
-          <w:rFonts w:cs="Arial"/>
-        </w:rPr>
-        <w:t xml:space="preserve"> P2) se presenta como regla práctica que el </w:t>
-      </w:r>
-      <w:r>
-        <w:rPr>
-          <w:rFonts w:cs="Arial"/>
-        </w:rPr>
-        <w:t>scheduling</w:t>
-      </w:r>
-      <w:r>
-        <w:rPr>
-          <w:rFonts w:cs="Arial"/>
-        </w:rPr>
-        <w:t xml:space="preserve"> asíncrono aleatorio es preferible para capturar comportamiento social, mientras que el síncrono es más apropiado para procesos físicos; nuestro modelo es, en efecto, de comportamiento social. Sin embargo, se elige síncrono sobre asíncrono porque cada bloque ya representa 6 horas reales, un intervalo donde, en la práctica, miles de decisiones individuales ocurren de forma continua y desordenada dentro del mismo bloque; a esa escala temporal, el orden de activación dentro del bloque deja de ser relevante para el resultado agregado.</w:t>
-      </w:r>
-      <w:r>
-        <w:rPr>
-          <w:rFonts w:cs="Arial"/>
-        </w:rPr>
-        <w:t xml:space="preserve"> Resolver esa asincronía fina exigiría una resolución temporal menor a la que da el Excel (bloques de 6 horas). El bloque discreto ya actúa como una agregación de lo que sería asincronía a escala de minutos, así que la actualización síncrona entre bloques es la aproximación consistente con esa escala temporal, no una simplificación arbitraria.</w:t>
-      </w:r>
-    </w:p>
-    <w:p>
-      <w:pPr>
-        <w:pStyle w:val="Normal"/>
-        <w:spacing w:line="480" w:lineRule="auto"/>
-        <w:ind w:left="0"/>
-        <w:rPr>
-          <w:rFonts w:cs="Arial"/>
-          <w:b w:val="1"/>
-          <w:bCs w:val="1"/>
-          <w:i w:val="1"/>
-          <w:iCs w:val="1"/>
-        </w:rPr>
-      </w:pPr>
-    </w:p>
-    <w:p>
-      <w:pPr>
-        <w:pStyle w:val="Normal"/>
-        <w:spacing w:line="480" w:lineRule="auto"/>
-        <w:ind w:left="0"/>
-      </w:pPr>
-      <w:r>
-        <w:rPr>
-          <w:rFonts w:cs="Arial"/>
-          <w:b w:val="1"/>
-          <w:bCs w:val="1"/>
-          <w:i w:val="1"/>
-          <w:iCs w:val="1"/>
+        <w:t xml:space="preserve"> En clase (Agent-Based Modeling P2) se presenta como regla práctica que el scheduling asíncrono aleatorio es preferible para capturar comportamiento social, mientras que el síncrono es más apropiado para procesos físicos; nuestro modelo es, en efecto, de comportamiento social. Sin embargo, se elige síncrono sobre asíncrono porque cada bloque ya representa 6 horas reales, un intervalo donde, en la práctica, miles de decisiones individuales ocurren de forma continua y desordenada dentro del mismo bloque; a esa escala temporal, el orden de activación dentro del bloque deja de ser relevante para el resultado agregado.</w:t>
+      </w:r>
+      <w:r>
+        <w:rPr>
+          <w:rFonts w:cs="Arial"/>
+        </w:rPr>
+        <w:t xml:space="preserve"> Resolver esa asincronía fina exigiría una resolución temporal menor a la que da el Excel (bloques de 6 horas). El bloque discreto ya </w:t>
+      </w:r>
+      <w:r>
+        <w:rPr>
+          <w:rFonts w:cs="Arial"/>
+        </w:rPr>
+        <w:lastRenderedPageBreak/>
+        <w:t>actúa como una agregación de lo que sería asincronía a escala de minutos, así que la actualización síncrona entre bloques es la aproximación consistente con esa escala temporal, no una simplificación arbitraria.</w:t>
+      </w:r>
+    </w:p>
+    <w:p>
+      <w:pPr>
+        <w:spacing w:line="240" w:lineRule="auto"/>
+        <w:rPr>
+          <w:rFonts w:cs="Arial"/>
+          <w:b/>
+          <w:bCs/>
+          <w:i/>
+          <w:iCs/>
+        </w:rPr>
+      </w:pPr>
+    </w:p>
+    <w:p>
+      <w:pPr>
+        <w:spacing w:line="240" w:lineRule="auto"/>
+      </w:pPr>
+      <w:r>
+        <w:rPr>
+          <w:rFonts w:cs="Arial"/>
+          <w:b/>
+          <w:bCs/>
         </w:rPr>
         <w:t>Comunicación entre entidades</w:t>
       </w:r>
@@ -1812,9 +1535,7 @@
     </w:p>
     <w:p>
       <w:pPr>
-        <w:pStyle w:val="Normal"/>
-        <w:spacing w:line="480" w:lineRule="auto"/>
-        <w:ind w:left="0"/>
+        <w:spacing w:line="240" w:lineRule="auto"/>
       </w:pPr>
       <w:r>
         <w:rPr>
@@ -1825,78 +1546,52 @@
     </w:p>
     <w:p>
       <w:pPr>
-        <w:pStyle w:val="Normal"/>
-        <w:spacing w:line="480" w:lineRule="auto"/>
-        <w:ind w:left="0"/>
-        <w:rPr>
-          <w:rFonts w:cs="Arial"/>
-        </w:rPr>
-      </w:pPr>
-    </w:p>
-    <w:p>
-      <w:pPr>
-        <w:pStyle w:val="Normal"/>
-        <w:spacing w:line="480" w:lineRule="auto"/>
-        <w:ind w:left="0"/>
-        <w:rPr>
-          <w:rFonts w:cs="Arial"/>
-          <w:b w:val="1"/>
-          <w:bCs w:val="1"/>
-          <w:i w:val="1"/>
-          <w:iCs w:val="1"/>
-        </w:rPr>
-      </w:pPr>
-      <w:r>
-        <w:rPr>
-          <w:rFonts w:cs="Arial"/>
-          <w:b w:val="1"/>
-          <w:bCs w:val="1"/>
-          <w:i w:val="1"/>
-          <w:iCs w:val="1"/>
+        <w:spacing w:line="240" w:lineRule="auto"/>
+        <w:rPr>
+          <w:rFonts w:cs="Arial"/>
+        </w:rPr>
+      </w:pPr>
+    </w:p>
+    <w:p>
+      <w:pPr>
+        <w:spacing w:line="240" w:lineRule="auto"/>
+        <w:rPr>
+          <w:rFonts w:cs="Arial"/>
+          <w:b/>
+          <w:bCs/>
+        </w:rPr>
+      </w:pPr>
+      <w:r>
+        <w:rPr>
+          <w:rFonts w:cs="Arial"/>
+          <w:b/>
+          <w:bCs/>
         </w:rPr>
         <w:t xml:space="preserve">Distribución inicial </w:t>
       </w:r>
     </w:p>
     <w:p>
       <w:pPr>
-        <w:pStyle w:val="Normal"/>
-        <w:spacing w:line="480" w:lineRule="auto"/>
-        <w:ind w:left="0"/>
-      </w:pPr>
-      <w:r>
-        <w:rPr>
-          <w:rFonts w:cs="Arial"/>
-        </w:rPr>
-        <w:t xml:space="preserve">Edad, acceso a smartphone y </w:t>
-      </w:r>
-      <w:r>
-        <w:rPr>
-          <w:rFonts w:cs="Arial"/>
-        </w:rPr>
-        <w:t>tier</w:t>
-      </w:r>
-      <w:r>
-        <w:rPr>
-          <w:rFonts w:cs="Arial"/>
-        </w:rPr>
-        <w:t xml:space="preserve"> de vulnerabilidad se muestrean por agente según los porcentajes exactos de la Sección 1 y la Sección 4 del Excel, zona por zona.</w:t>
-      </w:r>
-    </w:p>
-    <w:p>
-      <w:pPr>
-        <w:pStyle w:val="Normal"/>
-        <w:spacing w:line="480" w:lineRule="auto"/>
-        <w:ind w:left="0"/>
-        <w:rPr>
-          <w:rFonts w:cs="Arial"/>
-        </w:rPr>
-      </w:pPr>
-    </w:p>
-    <w:p>
-      <w:pPr>
-        <w:pStyle w:val="Normal"/>
-        <w:spacing w:line="480" w:lineRule="auto"/>
-        <w:ind w:left="0"/>
+        <w:spacing w:line="240" w:lineRule="auto"/>
+      </w:pPr>
+      <w:r>
+        <w:rPr>
+          <w:rFonts w:cs="Arial"/>
+        </w:rPr>
+        <w:t>Edad, acceso a smartphone y tier de vulnerabilidad se muestrean por agente según los porcentajes exactos de la Sección 1 y la Sección 4 del Excel, zona por zona.</w:t>
+      </w:r>
+    </w:p>
+    <w:p>
+      <w:pPr>
+        <w:spacing w:line="240" w:lineRule="auto"/>
+        <w:rPr>
+          <w:rFonts w:cs="Arial"/>
+        </w:rPr>
+      </w:pPr>
+    </w:p>
+    <w:p>
+      <w:pPr>
+        <w:spacing w:line="240" w:lineRule="auto"/>
         <w:rPr>
           <w:rFonts w:cs="Arial"/>
           <w:sz w:val="32"/>
@@ -1906,8 +1601,8 @@
       <w:r>
         <w:rPr>
           <w:rFonts w:cs="Arial"/>
-          <w:b w:val="1"/>
-          <w:bCs w:val="1"/>
+          <w:b/>
+          <w:bCs/>
           <w:sz w:val="28"/>
           <w:szCs w:val="28"/>
         </w:rPr>
@@ -1924,9 +1619,7 @@
     </w:p>
     <w:p>
       <w:pPr>
-        <w:pStyle w:val="Normal"/>
-        <w:spacing w:line="480" w:lineRule="auto"/>
-        <w:ind w:left="0"/>
+        <w:spacing w:line="240" w:lineRule="auto"/>
       </w:pPr>
       <w:r>
         <w:rPr>
@@ -1937,8 +1630,8 @@
       <w:r>
         <w:rPr>
           <w:rFonts w:cs="Arial"/>
-          <w:i w:val="1"/>
-          <w:iCs w:val="1"/>
+          <w:i/>
+          <w:iCs/>
         </w:rPr>
         <w:t>modelo.ipynb</w:t>
       </w:r>
@@ -1951,68 +1644,33 @@
     </w:p>
     <w:p>
       <w:pPr>
-        <w:pStyle w:val="Normal"/>
-        <w:spacing w:line="480" w:lineRule="auto"/>
-        <w:ind w:left="0"/>
-        <w:rPr>
-          <w:rFonts w:cs="Arial"/>
-          <w:b w:val="1"/>
-          <w:bCs w:val="1"/>
-          <w:i w:val="1"/>
-          <w:iCs w:val="1"/>
-          <w:u w:val="none"/>
-        </w:rPr>
-      </w:pPr>
-      <w:r>
-        <w:rPr>
-          <w:rFonts w:cs="Arial"/>
-          <w:b w:val="1"/>
-          <w:bCs w:val="1"/>
-          <w:i w:val="1"/>
-          <w:iCs w:val="1"/>
-          <w:u w:val="none"/>
+        <w:spacing w:line="240" w:lineRule="auto"/>
+        <w:rPr>
+          <w:rFonts w:cs="Arial"/>
+          <w:b/>
+          <w:bCs/>
+        </w:rPr>
+      </w:pPr>
+      <w:r>
+        <w:rPr>
+          <w:rFonts w:cs="Arial"/>
+          <w:b/>
+          <w:bCs/>
         </w:rPr>
         <w:t>V</w:t>
       </w:r>
       <w:r>
         <w:rPr>
           <w:rFonts w:cs="Arial"/>
-          <w:b w:val="1"/>
-          <w:bCs w:val="1"/>
-          <w:i w:val="1"/>
-          <w:iCs w:val="1"/>
-          <w:u w:val="none"/>
-        </w:rPr>
-        <w:t xml:space="preserve">erificación </w:t>
-      </w:r>
-      <w:r>
-        <w:rPr>
-          <w:rFonts w:cs="Arial"/>
-          <w:b w:val="1"/>
-          <w:bCs w:val="1"/>
-          <w:i w:val="1"/>
-          <w:iCs w:val="1"/>
-          <w:u w:val="none"/>
-        </w:rPr>
-        <w:t>del</w:t>
-      </w:r>
-      <w:r>
-        <w:rPr>
-          <w:rFonts w:cs="Arial"/>
-          <w:b w:val="1"/>
-          <w:bCs w:val="1"/>
-          <w:i w:val="1"/>
-          <w:iCs w:val="1"/>
-          <w:u w:val="none"/>
-        </w:rPr>
-        <w:t xml:space="preserve"> modelo </w:t>
-      </w:r>
-    </w:p>
-    <w:p>
-      <w:pPr>
-        <w:pStyle w:val="Normal"/>
-        <w:spacing w:line="480" w:lineRule="auto"/>
-        <w:ind w:left="0"/>
+          <w:b/>
+          <w:bCs/>
+        </w:rPr>
+        <w:t xml:space="preserve">erificación del modelo </w:t>
+      </w:r>
+    </w:p>
+    <w:p>
+      <w:pPr>
+        <w:spacing w:line="240" w:lineRule="auto"/>
       </w:pPr>
       <w:r>
         <w:rPr>
@@ -2059,138 +1717,70 @@
     </w:p>
     <w:p>
       <w:pPr>
-        <w:pStyle w:val="Normal"/>
-        <w:spacing w:line="480" w:lineRule="auto"/>
-        <w:ind w:left="0"/>
-        <w:rPr>
-          <w:rFonts w:cs="Arial"/>
-        </w:rPr>
-      </w:pPr>
-    </w:p>
-    <w:p>
-      <w:pPr>
-        <w:pStyle w:val="Normal"/>
-        <w:spacing w:line="480" w:lineRule="auto"/>
-        <w:ind w:left="0"/>
-        <w:rPr>
-          <w:rFonts w:cs="Arial"/>
-          <w:b w:val="1"/>
-          <w:bCs w:val="1"/>
-          <w:i w:val="1"/>
-          <w:iCs w:val="1"/>
-        </w:rPr>
-      </w:pPr>
-      <w:r>
-        <w:rPr>
-          <w:rFonts w:cs="Arial"/>
-          <w:b w:val="1"/>
-          <w:bCs w:val="1"/>
-          <w:i w:val="1"/>
-          <w:iCs w:val="1"/>
+        <w:spacing w:line="240" w:lineRule="auto"/>
+        <w:rPr>
+          <w:rFonts w:cs="Arial"/>
+        </w:rPr>
+      </w:pPr>
+    </w:p>
+    <w:p>
+      <w:pPr>
+        <w:spacing w:line="240" w:lineRule="auto"/>
+        <w:rPr>
+          <w:rFonts w:cs="Arial"/>
+          <w:b/>
+          <w:bCs/>
+        </w:rPr>
+      </w:pPr>
+      <w:r>
+        <w:rPr>
+          <w:rFonts w:cs="Arial"/>
+          <w:b/>
+          <w:bCs/>
         </w:rPr>
         <w:t xml:space="preserve">Intervalos de confianza </w:t>
       </w:r>
     </w:p>
     <w:p>
       <w:pPr>
-        <w:pStyle w:val="Normal"/>
-        <w:spacing w:line="480" w:lineRule="auto"/>
-        <w:ind w:left="0"/>
-      </w:pPr>
-      <w:r>
-        <w:rPr>
-          <w:rFonts w:cs="Arial"/>
-        </w:rPr>
-        <w:t xml:space="preserve">Se calculan por </w:t>
-      </w:r>
-      <w:r>
-        <w:rPr>
-          <w:rFonts w:cs="Arial"/>
-        </w:rPr>
-        <w:t>bootstrap</w:t>
-      </w:r>
-      <w:r>
-        <w:rPr>
-          <w:rFonts w:cs="Arial"/>
-        </w:rPr>
-        <w:t xml:space="preserve"> (</w:t>
-      </w:r>
-      <w:r>
-        <w:rPr>
-          <w:rFonts w:cs="Arial"/>
-        </w:rPr>
-        <w:t>remuestreo</w:t>
-      </w:r>
-      <w:r>
-        <w:rPr>
-          <w:rFonts w:cs="Arial"/>
-        </w:rPr>
-        <w:t xml:space="preserve"> con reemplazo de las 30 realizaciones, 2,000 veces, y percentiles 2.5 y 97.5 de esas medias </w:t>
-      </w:r>
-      <w:r>
-        <w:rPr>
-          <w:rFonts w:cs="Arial"/>
-        </w:rPr>
-        <w:t>remuestreadas</w:t>
-      </w:r>
-      <w:r>
-        <w:rPr>
-          <w:rFonts w:cs="Arial"/>
-        </w:rPr>
-        <w:t xml:space="preserve">) en vez de la fórmula paramétrica de la t de Student, porque los conteos de evacuados están acotados por la población de cada zona y pueden ser asimétricos, y el </w:t>
-      </w:r>
-      <w:r>
-        <w:rPr>
-          <w:rFonts w:cs="Arial"/>
-        </w:rPr>
-        <w:t>bootstrap</w:t>
-      </w:r>
-      <w:r>
-        <w:rPr>
-          <w:rFonts w:cs="Arial"/>
-        </w:rPr>
-        <w:t xml:space="preserve"> no requiere asumir normalidad. </w:t>
-      </w:r>
-    </w:p>
-    <w:p>
-      <w:pPr>
-        <w:pStyle w:val="Normal"/>
-        <w:spacing w:line="480" w:lineRule="auto"/>
-        <w:ind w:left="0"/>
-        <w:rPr>
-          <w:rFonts w:cs="Arial"/>
-        </w:rPr>
-      </w:pPr>
-    </w:p>
-    <w:p>
-      <w:pPr>
-        <w:pStyle w:val="Normal"/>
-        <w:spacing w:line="480" w:lineRule="auto"/>
-        <w:ind w:left="0"/>
-        <w:rPr>
-          <w:rFonts w:cs="Arial"/>
-          <w:b w:val="1"/>
-          <w:bCs w:val="1"/>
-          <w:i w:val="1"/>
-          <w:iCs w:val="1"/>
-        </w:rPr>
-      </w:pPr>
-      <w:r>
-        <w:rPr>
-          <w:rFonts w:cs="Arial"/>
-          <w:b w:val="1"/>
-          <w:bCs w:val="1"/>
-          <w:i w:val="1"/>
-          <w:iCs w:val="1"/>
+        <w:spacing w:line="240" w:lineRule="auto"/>
+      </w:pPr>
+      <w:r>
+        <w:rPr>
+          <w:rFonts w:cs="Arial"/>
+        </w:rPr>
+        <w:t xml:space="preserve">Se calculan por bootstrap (remuestreo con reemplazo de las 30 realizaciones, 2,000 veces, y percentiles 2.5 y 97.5 de esas medias remuestreadas) en vez de la fórmula paramétrica de la t de Student, porque los conteos de evacuados están acotados por la población de cada zona y pueden ser asimétricos, y el bootstrap no requiere asumir normalidad. </w:t>
+      </w:r>
+    </w:p>
+    <w:p>
+      <w:pPr>
+        <w:spacing w:line="240" w:lineRule="auto"/>
+        <w:rPr>
+          <w:rFonts w:cs="Arial"/>
+        </w:rPr>
+      </w:pPr>
+    </w:p>
+    <w:p>
+      <w:pPr>
+        <w:spacing w:line="240" w:lineRule="auto"/>
+        <w:rPr>
+          <w:rFonts w:cs="Arial"/>
+          <w:b/>
+          <w:bCs/>
+        </w:rPr>
+      </w:pPr>
+      <w:r>
+        <w:rPr>
+          <w:rFonts w:cs="Arial"/>
+          <w:b/>
+          <w:bCs/>
         </w:rPr>
         <w:t xml:space="preserve">Momentos críticos </w:t>
       </w:r>
     </w:p>
     <w:p>
       <w:pPr>
-        <w:pStyle w:val="Normal"/>
-        <w:spacing w:line="480" w:lineRule="auto"/>
-        <w:ind w:left="0"/>
+        <w:spacing w:line="240" w:lineRule="auto"/>
       </w:pPr>
       <w:r>
         <w:rPr>
@@ -2220,28 +1810,31 @@
         <w:rPr>
           <w:rFonts w:cs="Arial"/>
         </w:rPr>
-        <w:t xml:space="preserve"> evacúan más rápido que Z1 y Z5 pese a que estas últimas concentran mayor daño y aislamiento según el índice de rezago, precisamente porque la difusión de información es más lenta ahí.</w:t>
-      </w:r>
-    </w:p>
-    <w:p>
-      <w:pPr>
-        <w:pStyle w:val="Normal"/>
-        <w:spacing w:line="480" w:lineRule="auto"/>
-        <w:ind w:left="0"/>
-        <w:rPr>
-          <w:rFonts w:cs="Arial"/>
-        </w:rPr>
-      </w:pPr>
-    </w:p>
-    <w:p>
-      <w:pPr>
-        <w:pStyle w:val="Normal"/>
-        <w:spacing w:line="480" w:lineRule="auto"/>
-        <w:ind w:left="0"/>
-        <w:rPr>
-          <w:rFonts w:cs="Arial"/>
-          <w:b w:val="1"/>
-          <w:bCs w:val="1"/>
+        <w:t xml:space="preserve"> evacúan más rápido que Z1 y Z5 pese a que estas </w:t>
+      </w:r>
+      <w:r>
+        <w:rPr>
+          <w:rFonts w:cs="Arial"/>
+        </w:rPr>
+        <w:lastRenderedPageBreak/>
+        <w:t>últimas concentran mayor daño y aislamiento según el índice de rezago, precisamente porque la difusión de información es más lenta ahí.</w:t>
+      </w:r>
+    </w:p>
+    <w:p>
+      <w:pPr>
+        <w:spacing w:line="240" w:lineRule="auto"/>
+        <w:rPr>
+          <w:rFonts w:cs="Arial"/>
+        </w:rPr>
+      </w:pPr>
+    </w:p>
+    <w:p>
+      <w:pPr>
+        <w:spacing w:line="240" w:lineRule="auto"/>
+        <w:rPr>
+          <w:rFonts w:cs="Arial"/>
+          <w:b/>
+          <w:bCs/>
           <w:sz w:val="32"/>
           <w:szCs w:val="32"/>
         </w:rPr>
@@ -2249,8 +1842,8 @@
       <w:r>
         <w:rPr>
           <w:rFonts w:cs="Arial"/>
-          <w:b w:val="1"/>
-          <w:bCs w:val="1"/>
+          <w:b/>
+          <w:bCs/>
           <w:sz w:val="28"/>
           <w:szCs w:val="28"/>
         </w:rPr>
@@ -2259,34 +1852,28 @@
     </w:p>
     <w:p>
       <w:pPr>
-        <w:pStyle w:val="Normal"/>
-        <w:spacing w:line="480" w:lineRule="auto"/>
-        <w:ind w:left="0"/>
-        <w:rPr>
-          <w:rFonts w:cs="Arial"/>
-          <w:b w:val="0"/>
-          <w:bCs w:val="0"/>
-          <w:i w:val="1"/>
-          <w:iCs w:val="1"/>
-        </w:rPr>
-      </w:pPr>
-      <w:r>
-        <w:rPr>
-          <w:rFonts w:cs="Arial"/>
-          <w:b w:val="1"/>
-          <w:bCs w:val="1"/>
-          <w:i w:val="1"/>
-          <w:iCs w:val="1"/>
+        <w:spacing w:line="240" w:lineRule="auto"/>
+        <w:rPr>
+          <w:rFonts w:cs="Arial"/>
+          <w:i/>
+          <w:iCs/>
+        </w:rPr>
+      </w:pPr>
+      <w:r>
+        <w:rPr>
+          <w:rFonts w:cs="Arial"/>
+          <w:b/>
+          <w:bCs/>
+          <w:i/>
+          <w:iCs/>
         </w:rPr>
         <w:t>Pregunta 1</w:t>
       </w:r>
       <w:r>
         <w:rPr>
           <w:rFonts w:cs="Arial"/>
-          <w:b w:val="0"/>
-          <w:bCs w:val="0"/>
-          <w:i w:val="1"/>
-          <w:iCs w:val="1"/>
+          <w:i/>
+          <w:iCs/>
         </w:rPr>
         <w:t xml:space="preserve"> - Con base en su modelo de comportamiento poblacional y los parámetros de vulnerabilidad por zona, determine qué porcentaje de la población de Z1 y Z5 no podrá autoevacuar sin asistencia activa en las primeras 12 horas. ¿En qué ventana de tiempo específica es más crítica esa intervención y por qué después de esa ventana el impacto de la asistencia se reduce significativamente?</w:t>
       </w:r>
@@ -2296,30 +1883,26 @@
         <w:pStyle w:val="ListParagraph"/>
         <w:numPr>
           <w:ilvl w:val="0"/>
-          <w:numId w:val="14"/>
+          <w:numId w:val="2"/>
         </w:numPr>
-        <w:spacing w:line="480" w:lineRule="auto"/>
-        <w:rPr>
-          <w:rFonts w:cs="Arial"/>
-          <w:b w:val="0"/>
-          <w:bCs w:val="0"/>
-        </w:rPr>
-      </w:pPr>
-      <w:r>
-        <w:rPr>
-          <w:rFonts w:cs="Arial"/>
-          <w:b w:val="1"/>
-          <w:bCs w:val="1"/>
-          <w:i w:val="1"/>
-          <w:iCs w:val="1"/>
+        <w:spacing w:line="240" w:lineRule="auto"/>
+        <w:rPr>
+          <w:rFonts w:cs="Arial"/>
+        </w:rPr>
+      </w:pPr>
+      <w:r>
+        <w:rPr>
+          <w:rFonts w:cs="Arial"/>
+          <w:b/>
+          <w:bCs/>
+          <w:i/>
+          <w:iCs/>
         </w:rPr>
         <w:t>Z1:</w:t>
       </w:r>
       <w:r>
         <w:rPr>
           <w:rFonts w:cs="Arial"/>
-          <w:b w:val="0"/>
-          <w:bCs w:val="0"/>
         </w:rPr>
         <w:t xml:space="preserve"> 70.6% de la población no autónoma (IC95% entre 70.1% y 71.0%) quiso evacuar en las primeras 12 horas y no pudo por falta de asistencia a tiempo.</w:t>
       </w:r>
@@ -2329,541 +1912,388 @@
         <w:pStyle w:val="ListParagraph"/>
         <w:numPr>
           <w:ilvl w:val="0"/>
-          <w:numId w:val="14"/>
+          <w:numId w:val="2"/>
         </w:numPr>
-        <w:spacing w:line="480" w:lineRule="auto"/>
-        <w:rPr>
-          <w:rFonts w:cs="Arial"/>
-          <w:b w:val="0"/>
-          <w:bCs w:val="0"/>
-        </w:rPr>
-      </w:pPr>
-      <w:r>
-        <w:rPr>
-          <w:rFonts w:cs="Arial"/>
-          <w:b w:val="1"/>
-          <w:bCs w:val="1"/>
-          <w:i w:val="1"/>
-          <w:iCs w:val="1"/>
-        </w:rPr>
-        <w:t>Z5</w:t>
-      </w:r>
-      <w:r>
-        <w:rPr>
-          <w:rFonts w:cs="Arial"/>
-          <w:b w:val="1"/>
-          <w:bCs w:val="1"/>
-          <w:i w:val="1"/>
-          <w:iCs w:val="1"/>
-        </w:rPr>
-        <w:t>:</w:t>
-      </w:r>
-      <w:r>
-        <w:rPr>
-          <w:rFonts w:cs="Arial"/>
-          <w:b w:val="0"/>
-          <w:bCs w:val="0"/>
+        <w:spacing w:line="240" w:lineRule="auto"/>
+        <w:rPr>
+          <w:rFonts w:cs="Arial"/>
+        </w:rPr>
+      </w:pPr>
+      <w:r>
+        <w:rPr>
+          <w:rFonts w:cs="Arial"/>
+          <w:b/>
+          <w:bCs/>
+          <w:i/>
+          <w:iCs/>
+        </w:rPr>
+        <w:t>Z5:</w:t>
+      </w:r>
+      <w:r>
+        <w:rPr>
+          <w:rFonts w:cs="Arial"/>
         </w:rPr>
         <w:t xml:space="preserve"> 61.6% (IC95% entre 61.2% y 62.2%).</w:t>
       </w:r>
     </w:p>
     <w:p>
       <w:pPr>
-        <w:pStyle w:val="Normal"/>
-        <w:spacing w:line="480" w:lineRule="auto"/>
-        <w:ind w:left="0"/>
-        <w:rPr>
-          <w:rFonts w:cs="Arial"/>
-          <w:b w:val="0"/>
-          <w:bCs w:val="0"/>
-        </w:rPr>
-      </w:pPr>
-    </w:p>
-    <w:p>
-      <w:pPr>
-        <w:pStyle w:val="Normal"/>
-        <w:spacing w:line="480" w:lineRule="auto"/>
-        <w:ind w:left="0"/>
-      </w:pPr>
-      <w:r>
-        <w:rPr>
-          <w:rFonts w:cs="Arial"/>
-          <w:b w:val="0"/>
-          <w:bCs w:val="0"/>
+        <w:spacing w:line="240" w:lineRule="auto"/>
+        <w:rPr>
+          <w:rFonts w:cs="Arial"/>
+        </w:rPr>
+      </w:pPr>
+    </w:p>
+    <w:p>
+      <w:pPr>
+        <w:spacing w:line="240" w:lineRule="auto"/>
+      </w:pPr>
+      <w:r>
+        <w:rPr>
+          <w:rFonts w:cs="Arial"/>
         </w:rPr>
         <w:t>El backlog de personas “</w:t>
       </w:r>
-      <w:r>
-        <w:rPr>
-          <w:rFonts w:cs="Arial"/>
-          <w:b w:val="0"/>
-          <w:bCs w:val="0"/>
+      <w:proofErr w:type="gramStart"/>
+      <w:r>
+        <w:rPr>
+          <w:rFonts w:cs="Arial"/>
         </w:rPr>
         <w:t>quiere</w:t>
       </w:r>
-      <w:r>
-        <w:rPr>
-          <w:rFonts w:cs="Arial"/>
-          <w:b w:val="0"/>
-          <w:bCs w:val="0"/>
+      <w:proofErr w:type="gramEnd"/>
+      <w:r>
+        <w:rPr>
+          <w:rFonts w:cs="Arial"/>
         </w:rPr>
         <w:t xml:space="preserve"> pero no puede” en Z1 alcanza su pico en el bloque 3 (18 horas), con 14,386 personas en espera, y solo baja a la mitad de ese pico hacia el bloque </w:t>
       </w:r>
       <w:r>
         <w:rPr>
           <w:rFonts w:cs="Arial"/>
-          <w:b w:val="0"/>
-          <w:bCs w:val="0"/>
         </w:rPr>
         <w:t>9</w:t>
       </w:r>
       <w:r>
         <w:rPr>
           <w:rFonts w:cs="Arial"/>
-          <w:b w:val="0"/>
-          <w:bCs w:val="0"/>
         </w:rPr>
         <w:t xml:space="preserve"> (</w:t>
       </w:r>
       <w:r>
         <w:rPr>
           <w:rFonts w:cs="Arial"/>
-          <w:b w:val="0"/>
-          <w:bCs w:val="0"/>
         </w:rPr>
         <w:t>54</w:t>
       </w:r>
       <w:r>
         <w:rPr>
           <w:rFonts w:cs="Arial"/>
-          <w:b w:val="0"/>
-          <w:bCs w:val="0"/>
-        </w:rPr>
-        <w:t xml:space="preserve"> horas). En Z5 el pico es aún mayor, 17,232 personas en el bloque 4 (24 horas), y a las 72 horas todavía quedan 5,749 personas sin asistencia en Z5 </w:t>
-      </w:r>
-      <w:r>
-        <w:rPr>
-          <w:rFonts w:cs="Arial"/>
-          <w:b w:val="0"/>
-          <w:bCs w:val="0"/>
-        </w:rPr>
-        <w:t>y 3,627 en Z1. El bloque con más nuevas evacuaciones</w:t>
-      </w:r>
-      <w:r>
-        <w:rPr>
-          <w:rFonts w:cs="Arial"/>
-          <w:b w:val="0"/>
-          <w:bCs w:val="0"/>
+        </w:rPr>
+        <w:t xml:space="preserve"> horas). En Z5 el pico es aún mayor, 17,232 personas en el bloque 4 (24 horas), y a las 72 horas todavía quedan 5,749 personas sin asistencia en Z5 y 3,627 en Z1. El bloque con más nuevas evacuaciones</w:t>
+      </w:r>
+      <w:r>
+        <w:rPr>
+          <w:rFonts w:cs="Arial"/>
         </w:rPr>
         <w:t xml:space="preserve">, </w:t>
       </w:r>
       <w:r>
         <w:rPr>
           <w:rFonts w:cs="Arial"/>
-          <w:b w:val="0"/>
-          <w:bCs w:val="0"/>
         </w:rPr>
         <w:t>es decir, el de mayor efecto marginal de reforzar la asistencia</w:t>
       </w:r>
       <w:r>
         <w:rPr>
           <w:rFonts w:cs="Arial"/>
-          <w:b w:val="0"/>
-          <w:bCs w:val="0"/>
         </w:rPr>
         <w:t>,</w:t>
       </w:r>
       <w:r>
         <w:rPr>
           <w:rFonts w:cs="Arial"/>
-          <w:b w:val="0"/>
-          <w:bCs w:val="0"/>
         </w:rPr>
         <w:t xml:space="preserve"> es el bloque 2 (6 a 12 horas) en Z1 y el bloque 1 (0 a 6 horas) en Z5. </w:t>
       </w:r>
       <w:r>
         <w:rPr>
           <w:rFonts w:cs="Arial"/>
-          <w:b w:val="0"/>
-          <w:bCs w:val="0"/>
-        </w:rPr>
-        <w:t xml:space="preserve">Es </w:t>
-      </w:r>
-      <w:r>
-        <w:rPr>
-          <w:rFonts w:cs="Arial"/>
-          <w:b w:val="0"/>
-          <w:bCs w:val="0"/>
-        </w:rPr>
-        <w:t>decir</w:t>
-      </w:r>
-      <w:r>
-        <w:rPr>
-          <w:rFonts w:cs="Arial"/>
-          <w:b w:val="0"/>
-          <w:bCs w:val="0"/>
-        </w:rPr>
-        <w:t xml:space="preserve"> que</w:t>
-      </w:r>
-      <w:r>
-        <w:rPr>
-          <w:rFonts w:cs="Arial"/>
-          <w:b w:val="0"/>
-          <w:bCs w:val="0"/>
+        </w:rPr>
+        <w:t>Es decir que</w:t>
+      </w:r>
+      <w:r>
+        <w:rPr>
+          <w:rFonts w:cs="Arial"/>
         </w:rPr>
         <w:t xml:space="preserve"> la ventana crítica para desplegar recursos de rescate es inmediatamente después del sismo, no horas después. Cuanto más se tarda el primer refuerzo, más crece el backlog antes de empezar a bajar, y ese backlog nunca llega a cero dentro del horizonte de 72 horas simulado.</w:t>
       </w:r>
     </w:p>
     <w:p>
       <w:pPr>
-        <w:pStyle w:val="Normal"/>
-        <w:spacing w:line="480" w:lineRule="auto"/>
-        <w:ind w:left="0"/>
-        <w:rPr>
-          <w:rFonts w:cs="Arial"/>
-          <w:b w:val="0"/>
-          <w:bCs w:val="0"/>
-        </w:rPr>
-      </w:pPr>
-    </w:p>
-    <w:p>
-      <w:pPr>
-        <w:pStyle w:val="Normal"/>
-        <w:spacing w:line="480" w:lineRule="auto"/>
-        <w:ind w:left="0"/>
-        <w:rPr>
-          <w:rFonts w:cs="Arial"/>
-          <w:b w:val="0"/>
-          <w:bCs w:val="0"/>
-          <w:i w:val="1"/>
-          <w:iCs w:val="1"/>
-        </w:rPr>
-      </w:pPr>
-      <w:r>
-        <w:rPr>
-          <w:rFonts w:cs="Arial"/>
-          <w:b w:val="1"/>
-          <w:bCs w:val="1"/>
-          <w:i w:val="1"/>
-          <w:iCs w:val="1"/>
+        <w:spacing w:line="240" w:lineRule="auto"/>
+        <w:rPr>
+          <w:rFonts w:cs="Arial"/>
+        </w:rPr>
+      </w:pPr>
+    </w:p>
+    <w:p>
+      <w:pPr>
+        <w:spacing w:line="240" w:lineRule="auto"/>
+        <w:rPr>
+          <w:rFonts w:cs="Arial"/>
+          <w:i/>
+          <w:iCs/>
+        </w:rPr>
+      </w:pPr>
+      <w:r>
+        <w:rPr>
+          <w:rFonts w:cs="Arial"/>
+          <w:b/>
+          <w:bCs/>
+          <w:i/>
+          <w:iCs/>
         </w:rPr>
         <w:t>Pregunta 2</w:t>
       </w:r>
       <w:r>
         <w:rPr>
           <w:rFonts w:cs="Arial"/>
-          <w:b w:val="0"/>
-          <w:bCs w:val="0"/>
-          <w:i w:val="1"/>
-          <w:iCs w:val="1"/>
-        </w:rPr>
-        <w:t xml:space="preserve"> - Su modelo captura el comportamiento real de la población, que no necesariamente sigue las rutas de </w:t>
-      </w:r>
-      <w:r>
-        <w:rPr>
-          <w:rFonts w:cs="Arial"/>
-          <w:b w:val="0"/>
-          <w:bCs w:val="0"/>
-          <w:i w:val="1"/>
-          <w:iCs w:val="1"/>
-        </w:rPr>
-        <w:t>evacuación óptimas</w:t>
-      </w:r>
-      <w:r>
-        <w:rPr>
-          <w:rFonts w:cs="Arial"/>
-          <w:b w:val="0"/>
-          <w:bCs w:val="0"/>
-          <w:i w:val="1"/>
-          <w:iCs w:val="1"/>
-        </w:rPr>
-        <w:t>.</w:t>
-      </w:r>
-      <w:r>
-        <w:rPr>
-          <w:rFonts w:cs="Arial"/>
-          <w:b w:val="0"/>
-          <w:bCs w:val="0"/>
-          <w:i w:val="1"/>
-          <w:iCs w:val="1"/>
-        </w:rPr>
-        <w:t xml:space="preserve"> Compare las rutas que su modelo predice que la población tomará con las rutas óptimas desde el punto de vista de infraestructura. ¿Dónde se generan los mayores cuellos de botella de</w:t>
-      </w:r>
-      <w:r>
-        <w:rPr>
-          <w:rFonts w:cs="Arial"/>
-          <w:b w:val="0"/>
-          <w:bCs w:val="0"/>
-          <w:i w:val="1"/>
-          <w:iCs w:val="1"/>
+          <w:i/>
+          <w:iCs/>
+        </w:rPr>
+        <w:t xml:space="preserve"> - Su modelo captura el comportamiento real de la población, que no necesariamente sigue las rutas de evacuación óptimas. Compare las rutas que su modelo predice que la población tomará con las rutas óptimas desde el punto de vista de infraestructura. ¿Dónde se generan los mayores cuellos de botella de</w:t>
+      </w:r>
+      <w:r>
+        <w:rPr>
+          <w:rFonts w:cs="Arial"/>
+          <w:i/>
+          <w:iCs/>
         </w:rPr>
         <w:t xml:space="preserve"> </w:t>
       </w:r>
       <w:r>
         <w:rPr>
           <w:rFonts w:cs="Arial"/>
-          <w:b w:val="0"/>
-          <w:bCs w:val="0"/>
-          <w:i w:val="1"/>
-          <w:iCs w:val="1"/>
+          <w:i/>
+          <w:iCs/>
         </w:rPr>
         <w:t>evacuación? ¿Qué intervención de comunicación o señalización cambiaría ese comportamiento y en qué</w:t>
       </w:r>
       <w:r>
         <w:rPr>
           <w:rFonts w:cs="Arial"/>
-          <w:b w:val="0"/>
-          <w:bCs w:val="0"/>
-          <w:i w:val="1"/>
-          <w:iCs w:val="1"/>
+          <w:i/>
+          <w:iCs/>
         </w:rPr>
         <w:t xml:space="preserve"> </w:t>
       </w:r>
       <w:r>
         <w:rPr>
           <w:rFonts w:cs="Arial"/>
-          <w:b w:val="0"/>
-          <w:bCs w:val="0"/>
-          <w:i w:val="1"/>
-          <w:iCs w:val="1"/>
+          <w:i/>
+          <w:iCs/>
         </w:rPr>
         <w:t>magnitud?</w:t>
       </w:r>
     </w:p>
     <w:p>
       <w:pPr>
-        <w:pStyle w:val="Normal"/>
-        <w:spacing w:line="480" w:lineRule="auto"/>
-        <w:ind w:left="0"/>
-        <w:rPr>
-          <w:rFonts w:cs="Arial"/>
-          <w:b w:val="0"/>
-          <w:bCs w:val="0"/>
-        </w:rPr>
-      </w:pPr>
-    </w:p>
-    <w:p>
-      <w:pPr>
-        <w:pStyle w:val="Normal"/>
-        <w:spacing w:line="480" w:lineRule="auto"/>
-        <w:ind w:left="0"/>
-      </w:pPr>
-      <w:r>
-        <w:rPr>
-          <w:rFonts w:cs="Arial"/>
-          <w:b w:val="0"/>
-          <w:bCs w:val="0"/>
-        </w:rPr>
-        <w:t>El mayor cuello de botella no es de capacidad vial, sino de planificación de refugios, en Z4, el 64.9% de los evacuados se dirige a otra zona en vez del refugio oficial asignado (17,331 al refugio oficial contra 32,033 hacia otra zona, acumulado en 72 horas). En Z2, el 57.6% hace lo mismo. En cambio, Z5 (22.0%) y Z3 (31.0%) se apegan mucho más a su refugio oficial. La causa es directamente el dato real de la Sección 3 del Excel, el porcentaje de contactos en otra zona, las zonas con redes sociales más extendidas fuera de su zona son las que más se desvían del plan oficial de refugios. La intervención más costo-efectiva no es forzar a la población a seguir la ruta oficial contra su comportamiento real, sino anunciar explícitamente que los refugios aceptan evacuados de cualquier zona y coordinar el transporte de suministros según el flujo real observado, no según la zona de residencia registrada.</w:t>
-      </w:r>
-    </w:p>
-    <w:p>
-      <w:pPr>
-        <w:pStyle w:val="Normal"/>
-        <w:spacing w:line="480" w:lineRule="auto"/>
-        <w:ind w:left="0"/>
-        <w:rPr>
-          <w:rFonts w:cs="Arial"/>
-          <w:b w:val="0"/>
-          <w:bCs w:val="0"/>
-        </w:rPr>
-      </w:pPr>
-    </w:p>
-    <w:p>
-      <w:pPr>
-        <w:pStyle w:val="Normal"/>
-        <w:spacing w:line="480" w:lineRule="auto"/>
-        <w:ind w:left="0"/>
-        <w:rPr>
-          <w:rFonts w:cs="Arial"/>
-          <w:b w:val="0"/>
-          <w:bCs w:val="0"/>
-          <w:i w:val="1"/>
-          <w:iCs w:val="1"/>
-        </w:rPr>
-      </w:pPr>
-      <w:r>
-        <w:rPr>
-          <w:rFonts w:cs="Arial"/>
-          <w:b w:val="1"/>
-          <w:bCs w:val="1"/>
-          <w:i w:val="1"/>
-          <w:iCs w:val="1"/>
+        <w:spacing w:line="240" w:lineRule="auto"/>
+        <w:rPr>
+          <w:rFonts w:cs="Arial"/>
+        </w:rPr>
+      </w:pPr>
+    </w:p>
+    <w:p>
+      <w:pPr>
+        <w:spacing w:line="240" w:lineRule="auto"/>
+      </w:pPr>
+      <w:r>
+        <w:rPr>
+          <w:rFonts w:cs="Arial"/>
+        </w:rPr>
+        <w:t xml:space="preserve">El mayor cuello de botella no es de capacidad vial, sino de planificación de refugios, en Z4, el 64.9% de los evacuados se dirige a otra zona en vez del refugio oficial asignado (17,331 al refugio oficial contra 32,033 hacia otra zona, acumulado en 72 horas). En Z2, el 57.6% hace lo mismo. En cambio, Z5 (22.0%) y Z3 (31.0%) se apegan mucho más a su refugio oficial. La causa es directamente el dato real de la Sección 3 del Excel, el porcentaje de contactos en otra zona, las zonas con redes sociales más extendidas fuera de su zona son las que más se desvían del plan oficial de refugios. La intervención más costo-efectiva no es forzar a la población a seguir la ruta oficial contra su comportamiento real, sino anunciar explícitamente </w:t>
+      </w:r>
+      <w:r>
+        <w:rPr>
+          <w:rFonts w:cs="Arial"/>
+        </w:rPr>
+        <w:lastRenderedPageBreak/>
+        <w:t>que los refugios aceptan evacuados de cualquier zona y coordinar el transporte de suministros según el flujo real observado, no según la zona de residencia registrada.</w:t>
+      </w:r>
+    </w:p>
+    <w:p>
+      <w:pPr>
+        <w:spacing w:line="240" w:lineRule="auto"/>
+        <w:rPr>
+          <w:rFonts w:cs="Arial"/>
+        </w:rPr>
+      </w:pPr>
+    </w:p>
+    <w:p>
+      <w:pPr>
+        <w:spacing w:line="240" w:lineRule="auto"/>
+        <w:rPr>
+          <w:rFonts w:cs="Arial"/>
+          <w:i/>
+          <w:iCs/>
+        </w:rPr>
+      </w:pPr>
+      <w:r>
+        <w:rPr>
+          <w:rFonts w:cs="Arial"/>
+          <w:b/>
+          <w:bCs/>
+          <w:i/>
+          <w:iCs/>
         </w:rPr>
         <w:t>Pregunta 3</w:t>
       </w:r>
       <w:r>
         <w:rPr>
           <w:rFonts w:cs="Arial"/>
-          <w:b w:val="0"/>
-          <w:bCs w:val="0"/>
-          <w:i w:val="1"/>
-          <w:iCs w:val="1"/>
+          <w:i/>
+          <w:iCs/>
         </w:rPr>
         <w:t xml:space="preserve"> - </w:t>
       </w:r>
       <w:r>
         <w:rPr>
           <w:rFonts w:cs="Arial"/>
-          <w:b w:val="0"/>
-          <w:bCs w:val="0"/>
-          <w:i w:val="1"/>
-          <w:iCs w:val="1"/>
+          <w:i/>
+          <w:iCs/>
         </w:rPr>
         <w:t>Modele el efecto de la desinformación: su modelo incluye una probabilidad de que la información que</w:t>
       </w:r>
       <w:r>
         <w:rPr>
           <w:rFonts w:cs="Arial"/>
-          <w:b w:val="0"/>
-          <w:bCs w:val="0"/>
-          <w:i w:val="1"/>
-          <w:iCs w:val="1"/>
+          <w:i/>
+          <w:iCs/>
         </w:rPr>
         <w:t xml:space="preserve"> </w:t>
       </w:r>
       <w:r>
         <w:rPr>
           <w:rFonts w:cs="Arial"/>
-          <w:b w:val="0"/>
-          <w:bCs w:val="0"/>
-          <w:i w:val="1"/>
-          <w:iCs w:val="1"/>
+          <w:i/>
+          <w:iCs/>
         </w:rPr>
         <w:t>circula en redes sociales sea incorrecta. Evalúe dos escenarios, uno donde esa probabilidad se mantiene</w:t>
       </w:r>
       <w:r>
         <w:rPr>
           <w:rFonts w:cs="Arial"/>
-          <w:b w:val="0"/>
-          <w:bCs w:val="0"/>
-          <w:i w:val="1"/>
-          <w:iCs w:val="1"/>
+          <w:i/>
+          <w:iCs/>
         </w:rPr>
         <w:t xml:space="preserve"> </w:t>
       </w:r>
       <w:r>
         <w:rPr>
           <w:rFonts w:cs="Arial"/>
-          <w:b w:val="0"/>
-          <w:bCs w:val="0"/>
-          <w:i w:val="1"/>
-          <w:iCs w:val="1"/>
+          <w:i/>
+          <w:iCs/>
         </w:rPr>
         <w:t>en su valor base y otro donde se reduce a la mitad por una campaña de comunicación oficial activa.</w:t>
       </w:r>
     </w:p>
     <w:p>
       <w:pPr>
-        <w:pStyle w:val="Normal"/>
-        <w:spacing w:line="480" w:lineRule="auto"/>
-        <w:ind w:left="0"/>
-        <w:rPr>
-          <w:rFonts w:cs="Arial"/>
-          <w:b w:val="0"/>
-          <w:bCs w:val="0"/>
-          <w:i w:val="1"/>
-          <w:iCs w:val="1"/>
-        </w:rPr>
-      </w:pPr>
-      <w:r>
-        <w:rPr>
-          <w:rFonts w:cs="Arial"/>
-          <w:b w:val="0"/>
-          <w:bCs w:val="0"/>
-          <w:i w:val="1"/>
-          <w:iCs w:val="1"/>
+        <w:spacing w:line="240" w:lineRule="auto"/>
+        <w:rPr>
+          <w:rFonts w:cs="Arial"/>
+          <w:i/>
+          <w:iCs/>
+        </w:rPr>
+      </w:pPr>
+      <w:r>
+        <w:rPr>
+          <w:rFonts w:cs="Arial"/>
+          <w:i/>
+          <w:iCs/>
         </w:rPr>
         <w:t>¿Cuántas personas adicionales logran evacuar exitosamente en el escenario optimizado y en qué zonas es</w:t>
       </w:r>
       <w:r>
         <w:rPr>
           <w:rFonts w:cs="Arial"/>
-          <w:b w:val="0"/>
-          <w:bCs w:val="0"/>
-          <w:i w:val="1"/>
-          <w:iCs w:val="1"/>
+          <w:i/>
+          <w:iCs/>
         </w:rPr>
         <w:t xml:space="preserve"> </w:t>
       </w:r>
       <w:r>
         <w:rPr>
           <w:rFonts w:cs="Arial"/>
-          <w:b w:val="0"/>
-          <w:bCs w:val="0"/>
-          <w:i w:val="1"/>
-          <w:iCs w:val="1"/>
+          <w:i/>
+          <w:iCs/>
         </w:rPr>
         <w:t>más significativa la diferencia?</w:t>
       </w:r>
     </w:p>
     <w:p>
       <w:pPr>
-        <w:pStyle w:val="Normal"/>
-        <w:spacing w:line="480" w:lineRule="auto"/>
-        <w:ind w:left="0"/>
-        <w:rPr>
-          <w:rFonts w:cs="Arial"/>
-          <w:b w:val="0"/>
-          <w:bCs w:val="0"/>
-        </w:rPr>
-      </w:pPr>
-    </w:p>
-    <w:p>
-      <w:pPr>
-        <w:pStyle w:val="Normal"/>
-        <w:spacing w:line="480" w:lineRule="auto"/>
-        <w:ind w:left="0"/>
-      </w:pPr>
-      <w:r>
-        <w:rPr>
-          <w:rFonts w:cs="Arial"/>
-          <w:b w:val="0"/>
-          <w:bCs w:val="0"/>
+        <w:spacing w:line="240" w:lineRule="auto"/>
+        <w:rPr>
+          <w:rFonts w:cs="Arial"/>
+        </w:rPr>
+      </w:pPr>
+    </w:p>
+    <w:p>
+      <w:pPr>
+        <w:spacing w:line="240" w:lineRule="auto"/>
+        <w:rPr>
+          <w:rFonts w:cs="Arial"/>
+        </w:rPr>
+      </w:pPr>
+      <w:r>
+        <w:rPr>
+          <w:rFonts w:cs="Arial"/>
         </w:rPr>
         <w:t>Comparando el escenario base (probabilidad real de información correcta por zona) contra una campaña oficial que reduce a la mitad la probabilidad de rumor, a las 48 horas se evacúan adicionalmente (media, IC95%):</w:t>
       </w:r>
+    </w:p>
+    <w:p>
+      <w:pPr>
+        <w:spacing w:line="240" w:lineRule="auto"/>
+      </w:pPr>
     </w:p>
     <w:tbl>
       <w:tblPr>
-        <w:tblStyle w:val="GridTable4-Accent1"/>
+        <w:tblStyle w:val="GridTable4-Accent3"/>
         <w:tblW w:w="0" w:type="auto"/>
         <w:tblLook w:val="06A0" w:firstRow="1" w:lastRow="0" w:firstColumn="1" w:lastColumn="0" w:noHBand="1" w:noVBand="1"/>
       </w:tblPr>
       <w:tblGrid>
-        <w:gridCol w:w="1605"/>
-        <w:gridCol w:w="4935"/>
-        <w:gridCol w:w="2295"/>
+        <w:gridCol w:w="1604"/>
+        <w:gridCol w:w="4931"/>
+        <w:gridCol w:w="2293"/>
       </w:tblGrid>
       <w:tr>
         <w:trPr>
+          <w:cnfStyle w:val="100000000000" w:firstRow="1" w:lastRow="0" w:firstColumn="0" w:lastColumn="0" w:oddVBand="0" w:evenVBand="0" w:oddHBand="0" w:evenHBand="0" w:firstRowFirstColumn="0" w:firstRowLastColumn="0" w:lastRowFirstColumn="0" w:lastRowLastColumn="0"/>
           <w:trHeight w:val="300"/>
         </w:trPr>
         <w:tc>
           <w:tcPr>
             <w:cnfStyle w:val="001000000000" w:firstRow="0" w:lastRow="0" w:firstColumn="1" w:lastColumn="0" w:oddVBand="0" w:evenVBand="0" w:oddHBand="0" w:evenHBand="0" w:firstRowFirstColumn="0" w:firstRowLastColumn="0" w:lastRowFirstColumn="0" w:lastRowLastColumn="0"/>
             <w:tcW w:w="1605" w:type="dxa"/>
-            <w:tcMar/>
-            <w:vAlign w:val="center"/>
           </w:tcPr>
           <w:p>
             <w:pPr>
-              <w:pStyle w:val="Normal"/>
-              <w:spacing w:line="480" w:lineRule="auto"/>
+              <w:spacing w:line="240" w:lineRule="auto"/>
               <w:jc w:val="center"/>
               <w:rPr>
                 <w:rFonts w:cs="Arial"/>
-                <w:b w:val="1"/>
-                <w:bCs w:val="1"/>
-                <w:color w:val="FFFFFF" w:themeColor="background1" w:themeTint="FF" w:themeShade="FF"/>
+                <w:color w:val="FFFFFF" w:themeColor="background1"/>
               </w:rPr>
             </w:pPr>
             <w:r>
               <w:rPr>
                 <w:rFonts w:cs="Arial"/>
-                <w:b w:val="1"/>
-                <w:bCs w:val="1"/>
-                <w:color w:val="FFFFFF" w:themeColor="background1" w:themeTint="FF" w:themeShade="FF"/>
+                <w:color w:val="FFFFFF" w:themeColor="background1"/>
               </w:rPr>
               <w:t>Zona</w:t>
             </w:r>
@@ -2871,29 +2301,24 @@
         </w:tc>
         <w:tc>
           <w:tcPr>
-            <w:cnfStyle w:val="000000000000" w:firstRow="0" w:lastRow="0" w:firstColumn="0" w:lastColumn="0" w:oddVBand="0" w:evenVBand="0" w:oddHBand="0" w:evenHBand="0" w:firstRowFirstColumn="0" w:firstRowLastColumn="0" w:lastRowFirstColumn="0" w:lastRowLastColumn="0"/>
             <w:tcW w:w="4935" w:type="dxa"/>
-            <w:tcMar/>
-            <w:vAlign w:val="center"/>
           </w:tcPr>
           <w:p>
             <w:pPr>
-              <w:pStyle w:val="Normal"/>
-              <w:spacing w:line="480" w:lineRule="auto"/>
+              <w:spacing w:line="240" w:lineRule="auto"/>
               <w:jc w:val="center"/>
+              <w:cnfStyle w:val="100000000000" w:firstRow="1" w:lastRow="0" w:firstColumn="0" w:lastColumn="0" w:oddVBand="0" w:evenVBand="0" w:oddHBand="0" w:evenHBand="0" w:firstRowFirstColumn="0" w:firstRowLastColumn="0" w:lastRowFirstColumn="0" w:lastRowLastColumn="0"/>
               <w:rPr>
                 <w:rFonts w:cs="Arial"/>
-                <w:b w:val="1"/>
-                <w:bCs w:val="1"/>
-                <w:color w:val="FFFFFF" w:themeColor="background1" w:themeTint="FF" w:themeShade="FF"/>
+                <w:b w:val="0"/>
+                <w:bCs w:val="0"/>
+                <w:color w:val="FFFFFF" w:themeColor="background1"/>
               </w:rPr>
             </w:pPr>
             <w:r>
               <w:rPr>
                 <w:rFonts w:cs="Arial"/>
-                <w:b w:val="1"/>
-                <w:bCs w:val="1"/>
-                <w:color w:val="FFFFFF" w:themeColor="background1" w:themeTint="FF" w:themeShade="FF"/>
+                <w:color w:val="FFFFFF" w:themeColor="background1"/>
               </w:rPr>
               <w:t>Personas adicionales evacuadas</w:t>
             </w:r>
@@ -2901,29 +2326,24 @@
         </w:tc>
         <w:tc>
           <w:tcPr>
-            <w:cnfStyle w:val="000000000000" w:firstRow="0" w:lastRow="0" w:firstColumn="0" w:lastColumn="0" w:oddVBand="0" w:evenVBand="0" w:oddHBand="0" w:evenHBand="0" w:firstRowFirstColumn="0" w:firstRowLastColumn="0" w:lastRowFirstColumn="0" w:lastRowLastColumn="0"/>
             <w:tcW w:w="2295" w:type="dxa"/>
-            <w:tcMar/>
-            <w:vAlign w:val="center"/>
           </w:tcPr>
           <w:p>
             <w:pPr>
-              <w:pStyle w:val="Normal"/>
-              <w:spacing w:line="480" w:lineRule="auto"/>
+              <w:spacing w:line="240" w:lineRule="auto"/>
               <w:jc w:val="center"/>
+              <w:cnfStyle w:val="100000000000" w:firstRow="1" w:lastRow="0" w:firstColumn="0" w:lastColumn="0" w:oddVBand="0" w:evenVBand="0" w:oddHBand="0" w:evenHBand="0" w:firstRowFirstColumn="0" w:firstRowLastColumn="0" w:lastRowFirstColumn="0" w:lastRowLastColumn="0"/>
               <w:rPr>
                 <w:rFonts w:cs="Arial"/>
-                <w:b w:val="1"/>
-                <w:bCs w:val="1"/>
-                <w:color w:val="FFFFFF" w:themeColor="background1" w:themeTint="FF" w:themeShade="FF"/>
+                <w:b w:val="0"/>
+                <w:bCs w:val="0"/>
+                <w:color w:val="FFFFFF" w:themeColor="background1"/>
               </w:rPr>
             </w:pPr>
             <w:r>
               <w:rPr>
                 <w:rFonts w:cs="Arial"/>
-                <w:b w:val="1"/>
-                <w:bCs w:val="1"/>
-                <w:color w:val="FFFFFF" w:themeColor="background1" w:themeTint="FF" w:themeShade="FF"/>
+                <w:color w:val="FFFFFF" w:themeColor="background1"/>
               </w:rPr>
               <w:t>IC 95%</w:t>
             </w:r>
@@ -2938,13 +2358,10 @@
           <w:tcPr>
             <w:cnfStyle w:val="001000000000" w:firstRow="0" w:lastRow="0" w:firstColumn="1" w:lastColumn="0" w:oddVBand="0" w:evenVBand="0" w:oddHBand="0" w:evenHBand="0" w:firstRowFirstColumn="0" w:firstRowLastColumn="0" w:lastRowFirstColumn="0" w:lastRowLastColumn="0"/>
             <w:tcW w:w="1605" w:type="dxa"/>
-            <w:tcMar/>
-            <w:vAlign w:val="center"/>
           </w:tcPr>
           <w:p>
             <w:pPr>
-              <w:pStyle w:val="Normal"/>
-              <w:spacing w:line="480" w:lineRule="auto"/>
+              <w:spacing w:line="240" w:lineRule="auto"/>
               <w:jc w:val="center"/>
             </w:pPr>
             <w:r>
@@ -2959,22 +2376,17 @@
         </w:tc>
         <w:tc>
           <w:tcPr>
-            <w:cnfStyle w:val="000000000000" w:firstRow="0" w:lastRow="0" w:firstColumn="0" w:lastColumn="0" w:oddVBand="0" w:evenVBand="0" w:oddHBand="0" w:evenHBand="0" w:firstRowFirstColumn="0" w:firstRowLastColumn="0" w:lastRowFirstColumn="0" w:lastRowLastColumn="0"/>
             <w:tcW w:w="4935" w:type="dxa"/>
-            <w:tcMar/>
-            <w:vAlign w:val="center"/>
           </w:tcPr>
           <w:p>
             <w:pPr>
-              <w:pStyle w:val="Normal"/>
-              <w:spacing w:line="480" w:lineRule="auto"/>
+              <w:spacing w:line="240" w:lineRule="auto"/>
               <w:jc w:val="center"/>
+              <w:cnfStyle w:val="000000000000" w:firstRow="0" w:lastRow="0" w:firstColumn="0" w:lastColumn="0" w:oddVBand="0" w:evenVBand="0" w:oddHBand="0" w:evenHBand="0" w:firstRowFirstColumn="0" w:firstRowLastColumn="0" w:lastRowFirstColumn="0" w:lastRowLastColumn="0"/>
             </w:pPr>
             <w:r>
               <w:rPr>
                 <w:rFonts w:cs="Arial"/>
-                <w:b w:val="0"/>
-                <w:bCs w:val="0"/>
               </w:rPr>
               <w:t>690</w:t>
             </w:r>
@@ -2982,43 +2394,32 @@
         </w:tc>
         <w:tc>
           <w:tcPr>
-            <w:cnfStyle w:val="000000000000" w:firstRow="0" w:lastRow="0" w:firstColumn="0" w:lastColumn="0" w:oddVBand="0" w:evenVBand="0" w:oddHBand="0" w:evenHBand="0" w:firstRowFirstColumn="0" w:firstRowLastColumn="0" w:lastRowFirstColumn="0" w:lastRowLastColumn="0"/>
             <w:tcW w:w="2295" w:type="dxa"/>
-            <w:tcMar/>
-            <w:vAlign w:val="center"/>
           </w:tcPr>
           <w:p>
             <w:pPr>
-              <w:pStyle w:val="Normal"/>
-              <w:spacing w:line="480" w:lineRule="auto"/>
+              <w:spacing w:line="240" w:lineRule="auto"/>
               <w:jc w:val="center"/>
+              <w:cnfStyle w:val="000000000000" w:firstRow="0" w:lastRow="0" w:firstColumn="0" w:lastColumn="0" w:oddVBand="0" w:evenVBand="0" w:oddHBand="0" w:evenHBand="0" w:firstRowFirstColumn="0" w:firstRowLastColumn="0" w:lastRowFirstColumn="0" w:lastRowLastColumn="0"/>
               <w:rPr>
                 <w:rFonts w:cs="Arial"/>
-                <w:b w:val="0"/>
-                <w:bCs w:val="0"/>
               </w:rPr>
             </w:pPr>
             <w:r>
               <w:rPr>
                 <w:rFonts w:cs="Arial"/>
-                <w:b w:val="0"/>
-                <w:bCs w:val="0"/>
               </w:rPr>
               <w:t>50</w:t>
             </w:r>
             <w:r>
               <w:rPr>
                 <w:rFonts w:cs="Arial"/>
-                <w:b w:val="0"/>
-                <w:bCs w:val="0"/>
               </w:rPr>
               <w:t xml:space="preserve">0 a </w:t>
             </w:r>
             <w:r>
               <w:rPr>
                 <w:rFonts w:cs="Arial"/>
-                <w:b w:val="0"/>
-                <w:bCs w:val="0"/>
               </w:rPr>
               <w:t>882</w:t>
             </w:r>
@@ -3033,13 +2434,10 @@
           <w:tcPr>
             <w:cnfStyle w:val="001000000000" w:firstRow="0" w:lastRow="0" w:firstColumn="1" w:lastColumn="0" w:oddVBand="0" w:evenVBand="0" w:oddHBand="0" w:evenHBand="0" w:firstRowFirstColumn="0" w:firstRowLastColumn="0" w:lastRowFirstColumn="0" w:lastRowLastColumn="0"/>
             <w:tcW w:w="1605" w:type="dxa"/>
-            <w:tcMar/>
-            <w:vAlign w:val="center"/>
           </w:tcPr>
           <w:p>
             <w:pPr>
-              <w:pStyle w:val="Normal"/>
-              <w:spacing w:line="480" w:lineRule="auto"/>
+              <w:spacing w:line="240" w:lineRule="auto"/>
               <w:jc w:val="center"/>
             </w:pPr>
             <w:r>
@@ -3054,22 +2452,17 @@
         </w:tc>
         <w:tc>
           <w:tcPr>
-            <w:cnfStyle w:val="000000000000" w:firstRow="0" w:lastRow="0" w:firstColumn="0" w:lastColumn="0" w:oddVBand="0" w:evenVBand="0" w:oddHBand="0" w:evenHBand="0" w:firstRowFirstColumn="0" w:firstRowLastColumn="0" w:lastRowFirstColumn="0" w:lastRowLastColumn="0"/>
             <w:tcW w:w="4935" w:type="dxa"/>
-            <w:tcMar/>
-            <w:vAlign w:val="center"/>
           </w:tcPr>
           <w:p>
             <w:pPr>
-              <w:pStyle w:val="Normal"/>
-              <w:spacing w:line="480" w:lineRule="auto"/>
+              <w:spacing w:line="240" w:lineRule="auto"/>
               <w:jc w:val="center"/>
+              <w:cnfStyle w:val="000000000000" w:firstRow="0" w:lastRow="0" w:firstColumn="0" w:lastColumn="0" w:oddVBand="0" w:evenVBand="0" w:oddHBand="0" w:evenHBand="0" w:firstRowFirstColumn="0" w:firstRowLastColumn="0" w:lastRowFirstColumn="0" w:lastRowLastColumn="0"/>
             </w:pPr>
             <w:r>
               <w:rPr>
                 <w:rFonts w:cs="Arial"/>
-                <w:b w:val="0"/>
-                <w:bCs w:val="0"/>
               </w:rPr>
               <w:t>579</w:t>
             </w:r>
@@ -3077,54 +2470,41 @@
         </w:tc>
         <w:tc>
           <w:tcPr>
-            <w:cnfStyle w:val="000000000000" w:firstRow="0" w:lastRow="0" w:firstColumn="0" w:lastColumn="0" w:oddVBand="0" w:evenVBand="0" w:oddHBand="0" w:evenHBand="0" w:firstRowFirstColumn="0" w:firstRowLastColumn="0" w:lastRowFirstColumn="0" w:lastRowLastColumn="0"/>
             <w:tcW w:w="2295" w:type="dxa"/>
-            <w:tcMar/>
-            <w:vAlign w:val="center"/>
           </w:tcPr>
           <w:p>
             <w:pPr>
-              <w:pStyle w:val="Normal"/>
-              <w:spacing w:line="480" w:lineRule="auto"/>
+              <w:spacing w:line="240" w:lineRule="auto"/>
               <w:jc w:val="center"/>
+              <w:cnfStyle w:val="000000000000" w:firstRow="0" w:lastRow="0" w:firstColumn="0" w:lastColumn="0" w:oddVBand="0" w:evenVBand="0" w:oddHBand="0" w:evenHBand="0" w:firstRowFirstColumn="0" w:firstRowLastColumn="0" w:lastRowFirstColumn="0" w:lastRowLastColumn="0"/>
             </w:pPr>
             <w:r>
               <w:rPr>
                 <w:rFonts w:cs="Arial"/>
-                <w:b w:val="0"/>
-                <w:bCs w:val="0"/>
               </w:rPr>
               <w:t>3</w:t>
             </w:r>
             <w:r>
               <w:rPr>
                 <w:rFonts w:cs="Arial"/>
-                <w:b w:val="0"/>
-                <w:bCs w:val="0"/>
               </w:rPr>
               <w:t>89</w:t>
             </w:r>
             <w:r>
               <w:rPr>
                 <w:rFonts w:cs="Arial"/>
-                <w:b w:val="0"/>
-                <w:bCs w:val="0"/>
               </w:rPr>
               <w:t xml:space="preserve"> a 7</w:t>
             </w:r>
             <w:r>
               <w:rPr>
                 <w:rFonts w:cs="Arial"/>
-                <w:b w:val="0"/>
-                <w:bCs w:val="0"/>
               </w:rPr>
               <w:t>7</w:t>
             </w:r>
             <w:r>
               <w:rPr>
                 <w:rFonts w:cs="Arial"/>
-                <w:b w:val="0"/>
-                <w:bCs w:val="0"/>
               </w:rPr>
               <w:t>1</w:t>
             </w:r>
@@ -3139,13 +2519,10 @@
           <w:tcPr>
             <w:cnfStyle w:val="001000000000" w:firstRow="0" w:lastRow="0" w:firstColumn="1" w:lastColumn="0" w:oddVBand="0" w:evenVBand="0" w:oddHBand="0" w:evenHBand="0" w:firstRowFirstColumn="0" w:firstRowLastColumn="0" w:lastRowFirstColumn="0" w:lastRowLastColumn="0"/>
             <w:tcW w:w="1605" w:type="dxa"/>
-            <w:tcMar/>
-            <w:vAlign w:val="center"/>
           </w:tcPr>
           <w:p>
             <w:pPr>
-              <w:pStyle w:val="Normal"/>
-              <w:spacing w:line="480" w:lineRule="auto"/>
+              <w:spacing w:line="240" w:lineRule="auto"/>
               <w:jc w:val="center"/>
             </w:pPr>
             <w:r>
@@ -3160,22 +2537,17 @@
         </w:tc>
         <w:tc>
           <w:tcPr>
-            <w:cnfStyle w:val="000000000000" w:firstRow="0" w:lastRow="0" w:firstColumn="0" w:lastColumn="0" w:oddVBand="0" w:evenVBand="0" w:oddHBand="0" w:evenHBand="0" w:firstRowFirstColumn="0" w:firstRowLastColumn="0" w:lastRowFirstColumn="0" w:lastRowLastColumn="0"/>
             <w:tcW w:w="4935" w:type="dxa"/>
-            <w:tcMar/>
-            <w:vAlign w:val="center"/>
           </w:tcPr>
           <w:p>
             <w:pPr>
-              <w:pStyle w:val="Normal"/>
-              <w:spacing w:line="480" w:lineRule="auto"/>
+              <w:spacing w:line="240" w:lineRule="auto"/>
               <w:jc w:val="center"/>
+              <w:cnfStyle w:val="000000000000" w:firstRow="0" w:lastRow="0" w:firstColumn="0" w:lastColumn="0" w:oddVBand="0" w:evenVBand="0" w:oddHBand="0" w:evenHBand="0" w:firstRowFirstColumn="0" w:firstRowLastColumn="0" w:lastRowFirstColumn="0" w:lastRowLastColumn="0"/>
             </w:pPr>
             <w:r>
               <w:rPr>
                 <w:rFonts w:cs="Arial"/>
-                <w:b w:val="0"/>
-                <w:bCs w:val="0"/>
               </w:rPr>
               <w:t>467</w:t>
             </w:r>
@@ -3183,51 +2555,38 @@
         </w:tc>
         <w:tc>
           <w:tcPr>
-            <w:cnfStyle w:val="000000000000" w:firstRow="0" w:lastRow="0" w:firstColumn="0" w:lastColumn="0" w:oddVBand="0" w:evenVBand="0" w:oddHBand="0" w:evenHBand="0" w:firstRowFirstColumn="0" w:firstRowLastColumn="0" w:lastRowFirstColumn="0" w:lastRowLastColumn="0"/>
             <w:tcW w:w="2295" w:type="dxa"/>
-            <w:tcMar/>
-            <w:vAlign w:val="center"/>
           </w:tcPr>
           <w:p>
             <w:pPr>
-              <w:pStyle w:val="Normal"/>
-              <w:spacing w:line="480" w:lineRule="auto"/>
+              <w:spacing w:line="240" w:lineRule="auto"/>
               <w:jc w:val="center"/>
+              <w:cnfStyle w:val="000000000000" w:firstRow="0" w:lastRow="0" w:firstColumn="0" w:lastColumn="0" w:oddVBand="0" w:evenVBand="0" w:oddHBand="0" w:evenHBand="0" w:firstRowFirstColumn="0" w:firstRowLastColumn="0" w:lastRowFirstColumn="0" w:lastRowLastColumn="0"/>
               <w:rPr>
                 <w:rFonts w:cs="Arial"/>
-                <w:b w:val="0"/>
-                <w:bCs w:val="0"/>
               </w:rPr>
             </w:pPr>
             <w:r>
               <w:rPr>
                 <w:rFonts w:cs="Arial"/>
-                <w:b w:val="0"/>
-                <w:bCs w:val="0"/>
               </w:rPr>
               <w:t>2</w:t>
             </w:r>
             <w:r>
               <w:rPr>
                 <w:rFonts w:cs="Arial"/>
-                <w:b w:val="0"/>
-                <w:bCs w:val="0"/>
               </w:rPr>
               <w:t>29</w:t>
             </w:r>
             <w:r>
               <w:rPr>
                 <w:rFonts w:cs="Arial"/>
-                <w:b w:val="0"/>
-                <w:bCs w:val="0"/>
               </w:rPr>
               <w:t xml:space="preserve"> a </w:t>
             </w:r>
             <w:r>
               <w:rPr>
                 <w:rFonts w:cs="Arial"/>
-                <w:b w:val="0"/>
-                <w:bCs w:val="0"/>
               </w:rPr>
               <w:t>698</w:t>
             </w:r>
@@ -3242,13 +2601,10 @@
           <w:tcPr>
             <w:cnfStyle w:val="001000000000" w:firstRow="0" w:lastRow="0" w:firstColumn="1" w:lastColumn="0" w:oddVBand="0" w:evenVBand="0" w:oddHBand="0" w:evenHBand="0" w:firstRowFirstColumn="0" w:firstRowLastColumn="0" w:lastRowFirstColumn="0" w:lastRowLastColumn="0"/>
             <w:tcW w:w="1605" w:type="dxa"/>
-            <w:tcMar/>
-            <w:vAlign w:val="center"/>
           </w:tcPr>
           <w:p>
             <w:pPr>
-              <w:pStyle w:val="Normal"/>
-              <w:spacing w:line="480" w:lineRule="auto"/>
+              <w:spacing w:line="240" w:lineRule="auto"/>
               <w:jc w:val="center"/>
             </w:pPr>
             <w:r>
@@ -3263,22 +2619,17 @@
         </w:tc>
         <w:tc>
           <w:tcPr>
-            <w:cnfStyle w:val="000000000000" w:firstRow="0" w:lastRow="0" w:firstColumn="0" w:lastColumn="0" w:oddVBand="0" w:evenVBand="0" w:oddHBand="0" w:evenHBand="0" w:firstRowFirstColumn="0" w:firstRowLastColumn="0" w:lastRowFirstColumn="0" w:lastRowLastColumn="0"/>
             <w:tcW w:w="4935" w:type="dxa"/>
-            <w:tcMar/>
-            <w:vAlign w:val="center"/>
           </w:tcPr>
           <w:p>
             <w:pPr>
-              <w:pStyle w:val="Normal"/>
-              <w:spacing w:line="480" w:lineRule="auto"/>
+              <w:spacing w:line="240" w:lineRule="auto"/>
               <w:jc w:val="center"/>
+              <w:cnfStyle w:val="000000000000" w:firstRow="0" w:lastRow="0" w:firstColumn="0" w:lastColumn="0" w:oddVBand="0" w:evenVBand="0" w:oddHBand="0" w:evenHBand="0" w:firstRowFirstColumn="0" w:firstRowLastColumn="0" w:lastRowFirstColumn="0" w:lastRowLastColumn="0"/>
             </w:pPr>
             <w:r>
               <w:rPr>
                 <w:rFonts w:cs="Arial"/>
-                <w:b w:val="0"/>
-                <w:bCs w:val="0"/>
               </w:rPr>
               <w:t>130</w:t>
             </w:r>
@@ -3286,46 +2637,35 @@
         </w:tc>
         <w:tc>
           <w:tcPr>
-            <w:cnfStyle w:val="000000000000" w:firstRow="0" w:lastRow="0" w:firstColumn="0" w:lastColumn="0" w:oddVBand="0" w:evenVBand="0" w:oddHBand="0" w:evenHBand="0" w:firstRowFirstColumn="0" w:firstRowLastColumn="0" w:lastRowFirstColumn="0" w:lastRowLastColumn="0"/>
             <w:tcW w:w="2295" w:type="dxa"/>
-            <w:tcMar/>
-            <w:vAlign w:val="center"/>
           </w:tcPr>
           <w:p>
             <w:pPr>
-              <w:pStyle w:val="Normal"/>
-              <w:spacing w:line="480" w:lineRule="auto"/>
+              <w:spacing w:line="240" w:lineRule="auto"/>
               <w:jc w:val="center"/>
+              <w:cnfStyle w:val="000000000000" w:firstRow="0" w:lastRow="0" w:firstColumn="0" w:lastColumn="0" w:oddVBand="0" w:evenVBand="0" w:oddHBand="0" w:evenHBand="0" w:firstRowFirstColumn="0" w:firstRowLastColumn="0" w:lastRowFirstColumn="0" w:lastRowLastColumn="0"/>
             </w:pPr>
             <w:r>
               <w:rPr>
                 <w:rFonts w:cs="Arial"/>
-                <w:b w:val="0"/>
-                <w:bCs w:val="0"/>
               </w:rPr>
               <w:t>-</w:t>
             </w:r>
             <w:r>
               <w:rPr>
                 <w:rFonts w:cs="Arial"/>
-                <w:b w:val="0"/>
-                <w:bCs w:val="0"/>
               </w:rPr>
               <w:t>17</w:t>
             </w:r>
             <w:r>
               <w:rPr>
                 <w:rFonts w:cs="Arial"/>
-                <w:b w:val="0"/>
-                <w:bCs w:val="0"/>
               </w:rPr>
               <w:t xml:space="preserve"> a 2</w:t>
             </w:r>
             <w:r>
               <w:rPr>
                 <w:rFonts w:cs="Arial"/>
-                <w:b w:val="0"/>
-                <w:bCs w:val="0"/>
               </w:rPr>
               <w:t>81</w:t>
             </w:r>
@@ -3340,13 +2680,10 @@
           <w:tcPr>
             <w:cnfStyle w:val="001000000000" w:firstRow="0" w:lastRow="0" w:firstColumn="1" w:lastColumn="0" w:oddVBand="0" w:evenVBand="0" w:oddHBand="0" w:evenHBand="0" w:firstRowFirstColumn="0" w:firstRowLastColumn="0" w:lastRowFirstColumn="0" w:lastRowLastColumn="0"/>
             <w:tcW w:w="1605" w:type="dxa"/>
-            <w:tcMar/>
-            <w:vAlign w:val="center"/>
           </w:tcPr>
           <w:p>
             <w:pPr>
-              <w:pStyle w:val="Normal"/>
-              <w:spacing w:line="480" w:lineRule="auto"/>
+              <w:spacing w:line="240" w:lineRule="auto"/>
               <w:jc w:val="center"/>
             </w:pPr>
             <w:r>
@@ -3361,22 +2698,17 @@
         </w:tc>
         <w:tc>
           <w:tcPr>
-            <w:cnfStyle w:val="000000000000" w:firstRow="0" w:lastRow="0" w:firstColumn="0" w:lastColumn="0" w:oddVBand="0" w:evenVBand="0" w:oddHBand="0" w:evenHBand="0" w:firstRowFirstColumn="0" w:firstRowLastColumn="0" w:lastRowFirstColumn="0" w:lastRowLastColumn="0"/>
             <w:tcW w:w="4935" w:type="dxa"/>
-            <w:tcMar/>
-            <w:vAlign w:val="center"/>
           </w:tcPr>
           <w:p>
             <w:pPr>
-              <w:pStyle w:val="Normal"/>
-              <w:spacing w:line="480" w:lineRule="auto"/>
+              <w:spacing w:line="240" w:lineRule="auto"/>
               <w:jc w:val="center"/>
+              <w:cnfStyle w:val="000000000000" w:firstRow="0" w:lastRow="0" w:firstColumn="0" w:lastColumn="0" w:oddVBand="0" w:evenVBand="0" w:oddHBand="0" w:evenHBand="0" w:firstRowFirstColumn="0" w:firstRowLastColumn="0" w:lastRowFirstColumn="0" w:lastRowLastColumn="0"/>
             </w:pPr>
             <w:r>
               <w:rPr>
                 <w:rFonts w:cs="Arial"/>
-                <w:b w:val="0"/>
-                <w:bCs w:val="0"/>
               </w:rPr>
               <w:t>-27</w:t>
             </w:r>
@@ -3384,51 +2716,38 @@
         </w:tc>
         <w:tc>
           <w:tcPr>
-            <w:cnfStyle w:val="000000000000" w:firstRow="0" w:lastRow="0" w:firstColumn="0" w:lastColumn="0" w:oddVBand="0" w:evenVBand="0" w:oddHBand="0" w:evenHBand="0" w:firstRowFirstColumn="0" w:firstRowLastColumn="0" w:lastRowFirstColumn="0" w:lastRowLastColumn="0"/>
             <w:tcW w:w="2295" w:type="dxa"/>
-            <w:tcMar/>
-            <w:vAlign w:val="center"/>
           </w:tcPr>
           <w:p>
             <w:pPr>
-              <w:pStyle w:val="Normal"/>
-              <w:spacing w:line="480" w:lineRule="auto"/>
+              <w:spacing w:line="240" w:lineRule="auto"/>
               <w:jc w:val="center"/>
+              <w:cnfStyle w:val="000000000000" w:firstRow="0" w:lastRow="0" w:firstColumn="0" w:lastColumn="0" w:oddVBand="0" w:evenVBand="0" w:oddHBand="0" w:evenHBand="0" w:firstRowFirstColumn="0" w:firstRowLastColumn="0" w:lastRowFirstColumn="0" w:lastRowLastColumn="0"/>
               <w:rPr>
                 <w:rFonts w:cs="Arial"/>
-                <w:b w:val="0"/>
-                <w:bCs w:val="0"/>
               </w:rPr>
             </w:pPr>
             <w:r>
               <w:rPr>
                 <w:rFonts w:cs="Arial"/>
-                <w:b w:val="0"/>
-                <w:bCs w:val="0"/>
               </w:rPr>
               <w:t>-12</w:t>
             </w:r>
             <w:r>
               <w:rPr>
                 <w:rFonts w:cs="Arial"/>
-                <w:b w:val="0"/>
-                <w:bCs w:val="0"/>
               </w:rPr>
               <w:t>0</w:t>
             </w:r>
             <w:r>
               <w:rPr>
                 <w:rFonts w:cs="Arial"/>
-                <w:b w:val="0"/>
-                <w:bCs w:val="0"/>
               </w:rPr>
               <w:t xml:space="preserve"> a </w:t>
             </w:r>
             <w:r>
               <w:rPr>
                 <w:rFonts w:cs="Arial"/>
-                <w:b w:val="0"/>
-                <w:bCs w:val="0"/>
               </w:rPr>
               <w:t>63</w:t>
             </w:r>
@@ -3438,126 +2757,67 @@
     </w:tbl>
     <w:p>
       <w:pPr>
-        <w:pStyle w:val="Normal"/>
-        <w:spacing w:line="480" w:lineRule="auto"/>
-        <w:ind w:left="0"/>
-        <w:rPr>
-          <w:rFonts w:cs="Arial"/>
-          <w:b w:val="0"/>
-          <w:bCs w:val="0"/>
-        </w:rPr>
-      </w:pPr>
-    </w:p>
-    <w:p>
-      <w:pPr>
-        <w:pStyle w:val="Normal"/>
-        <w:suppressLineNumbers w:val="0"/>
-        <w:bidi w:val="0"/>
-        <w:spacing w:before="0" w:beforeAutospacing="off" w:after="160" w:afterAutospacing="off" w:line="480" w:lineRule="auto"/>
-        <w:ind w:left="0" w:right="0"/>
-        <w:jc w:val="both"/>
-      </w:pPr>
-      <w:r>
-        <w:rPr>
-          <w:rFonts w:cs="Arial"/>
-          <w:b w:val="0"/>
-          <w:bCs w:val="0"/>
+        <w:spacing w:line="240" w:lineRule="auto"/>
+        <w:rPr>
+          <w:rFonts w:cs="Arial"/>
+        </w:rPr>
+      </w:pPr>
+    </w:p>
+    <w:p>
+      <w:pPr>
+        <w:spacing w:line="240" w:lineRule="auto"/>
+      </w:pPr>
+      <w:r>
+        <w:rPr>
+          <w:rFonts w:cs="Arial"/>
         </w:rPr>
         <w:t xml:space="preserve">El efecto es estadísticamente significativo (IC lejos de cero) en Z3, Z1 y Z5, precisamente las zonas con menor probabilidad de información correcta de base (Z5: 0.48, Z3: 0.55, Z1: 0.61) y, por tanto, con más margen de mejora. En Z2 y Z4 (las zonas con información ya más confiable, 0.74 y 0.81) el intervalo cruza cero, una campaña de comunicación ahí tiene un efecto no distinguible de cero con esta parametrización, porque el problema en esas zonas no es la desinformación sino la velocidad de decisión, que la campaña no ataca. </w:t>
       </w:r>
     </w:p>
     <w:p>
       <w:pPr>
-        <w:pStyle w:val="Normal"/>
-        <w:suppressLineNumbers w:val="0"/>
-        <w:bidi w:val="0"/>
-        <w:spacing w:before="0" w:beforeAutospacing="off" w:after="160" w:afterAutospacing="off" w:line="480" w:lineRule="auto"/>
-        <w:ind w:left="0" w:right="0"/>
-        <w:jc w:val="both"/>
-        <w:rPr>
-          <w:rFonts w:cs="Arial"/>
-          <w:b w:val="0"/>
-          <w:bCs w:val="0"/>
-        </w:rPr>
-      </w:pPr>
-    </w:p>
-    <w:p>
-      <w:pPr>
-        <w:pStyle w:val="Normal"/>
-        <w:suppressLineNumbers w:val="0"/>
-        <w:bidi w:val="0"/>
-        <w:spacing w:before="0" w:beforeAutospacing="off" w:after="160" w:afterAutospacing="off" w:line="480" w:lineRule="auto"/>
-        <w:ind w:left="0" w:right="0"/>
-        <w:jc w:val="both"/>
-      </w:pPr>
-      <w:r>
-        <w:rPr>
-          <w:rFonts w:cs="Arial"/>
-          <w:b w:val="0"/>
-          <w:bCs w:val="0"/>
-        </w:rPr>
-        <w:t xml:space="preserve">El mecanismo de la Pregunta 3 depende de </w:t>
-      </w:r>
-      <w:r>
-        <w:rPr>
-          <w:rFonts w:cs="Arial"/>
-          <w:b w:val="0"/>
-          <w:bCs w:val="0"/>
-        </w:rPr>
-        <w:t>P_sigue_oficial</w:t>
-      </w:r>
-      <w:r>
-        <w:rPr>
-          <w:rFonts w:cs="Arial"/>
-          <w:b w:val="0"/>
-          <w:bCs w:val="0"/>
-        </w:rPr>
-        <w:t xml:space="preserve"> (probabilidad de seguir instrucciones oficiales en vez de un rumor), que el Excel reporta como un valor puntual de encuesta (0.54), pero toda encuesta de comportamiento tiene margen de error de muestreo. Se repitió la comparación campaña-contra-base variando ese valor entre 0.39 y 0.69 (15 muestras)</w:t>
-      </w:r>
-      <w:r>
-        <w:rPr>
-          <w:rFonts w:cs="Arial"/>
-          <w:b w:val="0"/>
-          <w:bCs w:val="0"/>
+        <w:spacing w:line="240" w:lineRule="auto"/>
+        <w:rPr>
+          <w:rFonts w:cs="Arial"/>
+        </w:rPr>
+      </w:pPr>
+    </w:p>
+    <w:p>
+      <w:pPr>
+        <w:spacing w:line="240" w:lineRule="auto"/>
+      </w:pPr>
+      <w:r>
+        <w:rPr>
+          <w:rFonts w:cs="Arial"/>
+        </w:rPr>
+        <w:t>El mecanismo de la Pregunta 3 depende de P_sigue_oficial (probabilidad de seguir instrucciones oficiales en vez de un rumor), que el Excel reporta como un valor puntual de encuesta (0.54), pero toda encuesta de comportamiento tiene margen de error de muestreo. Se repitió la comparación campaña-contra-base variando ese valor entre 0.39 y 0.69 (15 muestras)</w:t>
+      </w:r>
+      <w:r>
+        <w:rPr>
+          <w:rFonts w:cs="Arial"/>
         </w:rPr>
         <w:t>,</w:t>
       </w:r>
       <w:r>
         <w:rPr>
           <w:rFonts w:cs="Arial"/>
-          <w:b w:val="0"/>
-          <w:bCs w:val="0"/>
         </w:rPr>
         <w:t xml:space="preserve"> en las 15 muestras, Z3 se mantuvo como la zona más beneficiada por la campaña, es decir, la conclusión no depende del decimal exacto que reporta el Excel para ese parámetro.</w:t>
       </w:r>
     </w:p>
     <w:p>
       <w:pPr>
-        <w:pStyle w:val="Normal"/>
-        <w:suppressLineNumbers w:val="0"/>
-        <w:bidi w:val="0"/>
-        <w:spacing w:before="0" w:beforeAutospacing="off" w:after="160" w:afterAutospacing="off" w:line="480" w:lineRule="auto"/>
-        <w:ind w:left="0" w:right="0"/>
-        <w:jc w:val="both"/>
-        <w:rPr>
-          <w:rFonts w:cs="Arial"/>
-          <w:b w:val="0"/>
-          <w:bCs w:val="0"/>
-        </w:rPr>
-      </w:pPr>
-    </w:p>
-    <w:p>
-      <w:pPr>
-        <w:pStyle w:val="Normal"/>
-        <w:suppressLineNumbers w:val="0"/>
-        <w:bidi w:val="0"/>
-        <w:spacing w:before="0" w:beforeAutospacing="off" w:after="160" w:afterAutospacing="off" w:line="480" w:lineRule="auto"/>
-        <w:ind w:left="0" w:right="0"/>
-        <w:jc w:val="both"/>
-        <w:rPr>
-          <w:rFonts w:cs="Arial"/>
-          <w:b w:val="0"/>
-          <w:bCs w:val="0"/>
+        <w:spacing w:line="240" w:lineRule="auto"/>
+        <w:rPr>
+          <w:rFonts w:cs="Arial"/>
+        </w:rPr>
+      </w:pPr>
+    </w:p>
+    <w:p>
+      <w:pPr>
+        <w:spacing w:line="240" w:lineRule="auto"/>
+        <w:rPr>
+          <w:rFonts w:cs="Arial"/>
           <w:sz w:val="32"/>
           <w:szCs w:val="32"/>
         </w:rPr>
@@ -3565,8 +2825,8 @@
       <w:r>
         <w:rPr>
           <w:rFonts w:cs="Arial"/>
-          <w:b w:val="1"/>
-          <w:bCs w:val="1"/>
+          <w:b/>
+          <w:bCs/>
           <w:sz w:val="28"/>
           <w:szCs w:val="28"/>
         </w:rPr>
@@ -3575,8 +2835,6 @@
       <w:r>
         <w:rPr>
           <w:rFonts w:cs="Arial"/>
-          <w:b w:val="0"/>
-          <w:bCs w:val="0"/>
           <w:sz w:val="28"/>
           <w:szCs w:val="28"/>
         </w:rPr>
@@ -3585,83 +2843,55 @@
     </w:p>
     <w:p>
       <w:pPr>
-        <w:pStyle w:val="Normal"/>
-        <w:suppressLineNumbers w:val="0"/>
-        <w:bidi w:val="0"/>
-        <w:spacing w:before="0" w:beforeAutospacing="off" w:after="160" w:afterAutospacing="off" w:line="480" w:lineRule="auto"/>
-        <w:ind w:left="0" w:right="0"/>
-        <w:jc w:val="both"/>
-      </w:pPr>
-      <w:r>
-        <w:rPr>
-          <w:rFonts w:cs="Arial"/>
-          <w:b w:val="0"/>
-          <w:bCs w:val="0"/>
-        </w:rPr>
+        <w:spacing w:line="240" w:lineRule="auto"/>
+      </w:pPr>
+      <w:r>
+        <w:rPr>
+          <w:rFonts w:cs="Arial"/>
+        </w:rPr>
+        <w:lastRenderedPageBreak/>
         <w:t>Según la tabla de dependencias del examen, nuestro grupo (Grupo 6) es proveedor de la entrega la proyección de flujo de desplazados a Grupo 1</w:t>
       </w:r>
       <w:r>
         <w:rPr>
           <w:rFonts w:cs="Arial"/>
-          <w:b w:val="0"/>
-          <w:bCs w:val="0"/>
-          <w:i w:val="1"/>
-          <w:iCs w:val="1"/>
+          <w:i/>
+          <w:iCs/>
         </w:rPr>
         <w:t xml:space="preserve"> (outputs a, b y c; ver data/processed/output_a_flujo_desplazados.csv, data/processed/output_b_atrapados_sin_asistencia.csv y data/processed/output_c_rutas_preferidas.csv)</w:t>
       </w:r>
       <w:r>
         <w:rPr>
           <w:rFonts w:cs="Arial"/>
-          <w:b w:val="0"/>
-          <w:bCs w:val="0"/>
         </w:rPr>
         <w:t xml:space="preserve">, pero no </w:t>
       </w:r>
       <w:r>
         <w:rPr>
           <w:rFonts w:cs="Arial"/>
-          <w:b w:val="0"/>
-          <w:bCs w:val="0"/>
         </w:rPr>
         <w:t>somos</w:t>
       </w:r>
       <w:r>
         <w:rPr>
           <w:rFonts w:cs="Arial"/>
-          <w:b w:val="0"/>
-          <w:bCs w:val="0"/>
         </w:rPr>
         <w:t xml:space="preserve"> receptor formal de ningún otro grupo. </w:t>
       </w:r>
     </w:p>
     <w:p>
       <w:pPr>
-        <w:pStyle w:val="Normal"/>
-        <w:suppressLineNumbers w:val="0"/>
-        <w:bidi w:val="0"/>
-        <w:spacing w:before="0" w:beforeAutospacing="off" w:after="160" w:afterAutospacing="off" w:line="480" w:lineRule="auto"/>
-        <w:ind w:left="0" w:right="0"/>
-        <w:jc w:val="both"/>
-        <w:rPr>
-          <w:rFonts w:cs="Arial"/>
-          <w:b w:val="0"/>
-          <w:bCs w:val="0"/>
-        </w:rPr>
-      </w:pPr>
-    </w:p>
-    <w:p>
-      <w:pPr>
-        <w:pStyle w:val="Normal"/>
-        <w:suppressLineNumbers w:val="0"/>
-        <w:bidi w:val="0"/>
-        <w:spacing w:before="0" w:beforeAutospacing="off" w:after="160" w:afterAutospacing="off" w:line="480" w:lineRule="auto"/>
-        <w:ind w:left="0" w:right="0"/>
-        <w:jc w:val="both"/>
-        <w:rPr>
-          <w:rFonts w:cs="Arial"/>
-          <w:b w:val="0"/>
-          <w:bCs w:val="0"/>
+        <w:spacing w:line="240" w:lineRule="auto"/>
+        <w:rPr>
+          <w:rFonts w:cs="Arial"/>
+        </w:rPr>
+      </w:pPr>
+    </w:p>
+    <w:p>
+      <w:pPr>
+        <w:spacing w:line="240" w:lineRule="auto"/>
+        <w:rPr>
+          <w:rFonts w:cs="Arial"/>
           <w:sz w:val="32"/>
           <w:szCs w:val="32"/>
         </w:rPr>
@@ -3669,8 +2899,8 @@
       <w:r>
         <w:rPr>
           <w:rFonts w:cs="Arial"/>
-          <w:b w:val="1"/>
-          <w:bCs w:val="1"/>
+          <w:b/>
+          <w:bCs/>
           <w:sz w:val="28"/>
           <w:szCs w:val="28"/>
         </w:rPr>
@@ -3679,8 +2909,6 @@
       <w:r>
         <w:rPr>
           <w:rFonts w:cs="Arial"/>
-          <w:b w:val="0"/>
-          <w:bCs w:val="0"/>
           <w:sz w:val="28"/>
           <w:szCs w:val="28"/>
         </w:rPr>
@@ -3692,24 +2920,16 @@
         <w:pStyle w:val="ListParagraph"/>
         <w:numPr>
           <w:ilvl w:val="0"/>
-          <w:numId w:val="15"/>
+          <w:numId w:val="1"/>
         </w:numPr>
-        <w:suppressLineNumbers w:val="0"/>
-        <w:bidi w:val="0"/>
-        <w:spacing w:before="0" w:beforeAutospacing="off" w:after="160" w:afterAutospacing="off" w:line="480" w:lineRule="auto"/>
-        <w:ind w:left="720" w:right="0" w:hanging="360"/>
-        <w:jc w:val="both"/>
-        <w:rPr>
-          <w:rFonts w:cs="Arial"/>
-          <w:b w:val="0"/>
-          <w:bCs w:val="0"/>
-        </w:rPr>
-      </w:pPr>
-      <w:r>
-        <w:rPr>
-          <w:rFonts w:cs="Arial"/>
-          <w:b w:val="0"/>
-          <w:bCs w:val="0"/>
+        <w:spacing w:line="240" w:lineRule="auto"/>
+        <w:rPr>
+          <w:rFonts w:cs="Arial"/>
+        </w:rPr>
+      </w:pPr>
+      <w:r>
+        <w:rPr>
+          <w:rFonts w:cs="Arial"/>
         </w:rPr>
         <w:t xml:space="preserve">Población por zona asumida igualitaria (50,000 en cada una). Nuestro Excel no incluye este dato. </w:t>
       </w:r>
@@ -3719,24 +2939,16 @@
         <w:pStyle w:val="ListParagraph"/>
         <w:numPr>
           <w:ilvl w:val="0"/>
-          <w:numId w:val="15"/>
+          <w:numId w:val="1"/>
         </w:numPr>
-        <w:suppressLineNumbers w:val="0"/>
-        <w:bidi w:val="0"/>
-        <w:spacing w:before="0" w:beforeAutospacing="off" w:after="160" w:afterAutospacing="off" w:line="480" w:lineRule="auto"/>
-        <w:ind w:left="720" w:right="0" w:hanging="360"/>
-        <w:jc w:val="both"/>
-        <w:rPr>
-          <w:rFonts w:cs="Arial"/>
-          <w:b w:val="0"/>
-          <w:bCs w:val="0"/>
-        </w:rPr>
-      </w:pPr>
-      <w:r>
-        <w:rPr>
-          <w:rFonts w:cs="Arial"/>
-          <w:b w:val="0"/>
-          <w:bCs w:val="0"/>
+        <w:spacing w:line="240" w:lineRule="auto"/>
+        <w:rPr>
+          <w:rFonts w:cs="Arial"/>
+        </w:rPr>
+      </w:pPr>
+      <w:r>
+        <w:rPr>
+          <w:rFonts w:cs="Arial"/>
         </w:rPr>
         <w:t xml:space="preserve">Escala de agentes. Se simulan 2,000 agentes representativos por zona (10,000 en total) en vez de 250,000 habitantes reales, mediante un factor de escala de 25. Se validó que el grado promedio de la red simulada coincide con el del Excel (comparación en el notebook, sección 3), pero no se validó que el factor de escala no distorsione la velocidad de propagación a nivel poblacional completo. </w:t>
       </w:r>
@@ -3746,40 +2958,28 @@
         <w:pStyle w:val="ListParagraph"/>
         <w:numPr>
           <w:ilvl w:val="0"/>
-          <w:numId w:val="15"/>
+          <w:numId w:val="1"/>
         </w:numPr>
-        <w:suppressLineNumbers w:val="0"/>
-        <w:bidi w:val="0"/>
-        <w:spacing w:before="0" w:beforeAutospacing="off" w:after="160" w:afterAutospacing="off" w:line="480" w:lineRule="auto"/>
-        <w:ind w:left="720" w:right="0" w:hanging="360"/>
-        <w:jc w:val="both"/>
-        <w:rPr>
-          <w:rFonts w:cs="Arial"/>
-          <w:b w:val="0"/>
-          <w:bCs w:val="0"/>
-        </w:rPr>
-      </w:pPr>
-      <w:r>
-        <w:rPr>
-          <w:rFonts w:cs="Arial"/>
-          <w:b w:val="0"/>
-          <w:bCs w:val="0"/>
+        <w:spacing w:line="240" w:lineRule="auto"/>
+        <w:rPr>
+          <w:rFonts w:cs="Arial"/>
+        </w:rPr>
+      </w:pPr>
+      <w:r>
+        <w:rPr>
+          <w:rFonts w:cs="Arial"/>
         </w:rPr>
         <w:t xml:space="preserve">Capacidad de asistencia y rescate sin dato propio. </w:t>
       </w:r>
       <w:r>
         <w:rPr>
           <w:rFonts w:cs="Arial"/>
-          <w:b w:val="0"/>
-          <w:bCs w:val="0"/>
         </w:rPr>
         <w:t>Nuestro grupo (Grupo 6)</w:t>
       </w:r>
       <w:r>
         <w:rPr>
           <w:rFonts w:cs="Arial"/>
-          <w:b w:val="0"/>
-          <w:bCs w:val="0"/>
         </w:rPr>
         <w:t xml:space="preserve"> no recibe el plan de despliegue de Grupo 5, así que la probabilidad de asistencia es una función genérica calibrada solo con el índice de riesgo de rezago propio de cada zona. Si se recibiera el dato real de Grupo 5, se reemplazaría esa función directamente. </w:t>
       </w:r>
@@ -3789,55 +2989,35 @@
         <w:pStyle w:val="ListParagraph"/>
         <w:numPr>
           <w:ilvl w:val="0"/>
-          <w:numId w:val="15"/>
+          <w:numId w:val="1"/>
         </w:numPr>
-        <w:suppressLineNumbers w:val="0"/>
-        <w:bidi w:val="0"/>
-        <w:spacing w:before="0" w:beforeAutospacing="off" w:after="160" w:afterAutospacing="off" w:line="480" w:lineRule="auto"/>
-        <w:ind w:left="720" w:right="0" w:hanging="360"/>
-        <w:jc w:val="both"/>
-        <w:rPr>
-          <w:rFonts w:cs="Arial"/>
-          <w:b w:val="0"/>
-          <w:bCs w:val="0"/>
-        </w:rPr>
-      </w:pPr>
-      <w:r>
-        <w:rPr>
-          <w:rFonts w:cs="Arial"/>
-          <w:b w:val="0"/>
-          <w:bCs w:val="0"/>
+        <w:spacing w:line="240" w:lineRule="auto"/>
+        <w:rPr>
+          <w:rFonts w:cs="Arial"/>
+        </w:rPr>
+      </w:pPr>
+      <w:r>
+        <w:rPr>
+          <w:rFonts w:cs="Arial"/>
         </w:rPr>
         <w:t>Actualización síncrona por bloque. Dentro de cada bloque de 6 horas todas las decisiones se calculan a partir del mismo estado inicial del bloque, sin un orden de activación explícito entre agentes. Es razonable a la escala de 6 horas que impone el Excel, pero no captura el orden exacto en que las decisiones se propagan dentro de una misma ventana de horas. Hacerlo requeriría una resolución temporal más fina con activación secuencial, lo que multiplicaría el costo computacional sin un beneficio claro dado que el Excel ya entrega los datos agregados por bloques de 6 horas.</w:t>
       </w:r>
     </w:p>
     <w:p>
       <w:pPr>
-        <w:pStyle w:val="Normal"/>
-        <w:suppressLineNumbers w:val="0"/>
-        <w:bidi w:val="0"/>
-        <w:spacing w:before="0" w:beforeAutospacing="off" w:after="160" w:afterAutospacing="off" w:line="480" w:lineRule="auto"/>
-        <w:ind w:left="0" w:right="0"/>
-        <w:jc w:val="both"/>
-        <w:rPr>
-          <w:rFonts w:cs="Arial"/>
-          <w:b w:val="0"/>
-          <w:bCs w:val="0"/>
-        </w:rPr>
-      </w:pPr>
-    </w:p>
-    <w:p>
-      <w:pPr>
-        <w:pStyle w:val="Normal"/>
-        <w:suppressLineNumbers w:val="0"/>
-        <w:bidi w:val="0"/>
-        <w:spacing w:before="0" w:beforeAutospacing="off" w:after="160" w:afterAutospacing="off" w:line="480" w:lineRule="auto"/>
-        <w:ind w:left="0" w:right="0"/>
-        <w:jc w:val="both"/>
-        <w:rPr>
-          <w:rFonts w:cs="Arial"/>
-          <w:b w:val="1"/>
-          <w:bCs w:val="1"/>
+        <w:spacing w:line="240" w:lineRule="auto"/>
+        <w:rPr>
+          <w:rFonts w:cs="Arial"/>
+        </w:rPr>
+      </w:pPr>
+    </w:p>
+    <w:p>
+      <w:pPr>
+        <w:spacing w:line="240" w:lineRule="auto"/>
+        <w:rPr>
+          <w:rFonts w:cs="Arial"/>
+          <w:b/>
+          <w:bCs/>
           <w:sz w:val="32"/>
           <w:szCs w:val="32"/>
         </w:rPr>
@@ -3845,8 +3025,8 @@
       <w:r>
         <w:rPr>
           <w:rFonts w:cs="Arial"/>
-          <w:b w:val="1"/>
-          <w:bCs w:val="1"/>
+          <w:b/>
+          <w:bCs/>
           <w:sz w:val="28"/>
           <w:szCs w:val="28"/>
         </w:rPr>
@@ -3855,101 +3035,62 @@
     </w:p>
     <w:p>
       <w:pPr>
-        <w:pStyle w:val="Normal"/>
-        <w:suppressLineNumbers w:val="0"/>
-        <w:bidi w:val="0"/>
-        <w:spacing w:before="0" w:beforeAutospacing="off" w:after="160" w:afterAutospacing="off" w:line="480" w:lineRule="auto"/>
-        <w:ind w:left="0" w:right="0"/>
-        <w:jc w:val="both"/>
-      </w:pPr>
-      <w:r>
-        <w:rPr>
-          <w:rFonts w:cs="Arial"/>
-          <w:b w:val="0"/>
-          <w:bCs w:val="0"/>
-        </w:rPr>
-        <w:t>“</w:t>
-      </w:r>
-      <w:r>
-        <w:rPr>
-          <w:rFonts w:cs="Arial"/>
-          <w:b w:val="0"/>
-          <w:bCs w:val="0"/>
-        </w:rPr>
-        <w:t>Grupo 6: Su modelo captura cómo la población decide evacuar o quedarse, pero las decisiones individuales durante un desastre están fuertemente influenciadas por lo que la gente ve que hacen sus vecinos inmediatos. ¿Considera que el paradigma que eligió para modelar este sistema es el más adecuado para capturar ese efecto de contagio social, o hay algo en la naturaleza del fenómeno que su paradigma no puede representar sin importar qué parámetros use?</w:t>
-      </w:r>
-      <w:r>
-        <w:rPr>
-          <w:rFonts w:cs="Arial"/>
-          <w:b w:val="0"/>
-          <w:bCs w:val="0"/>
-        </w:rPr>
-        <w:t>”</w:t>
-      </w:r>
-    </w:p>
-    <w:p>
-      <w:pPr>
-        <w:pStyle w:val="Normal"/>
-        <w:suppressLineNumbers w:val="0"/>
-        <w:bidi w:val="0"/>
-        <w:spacing w:before="0" w:beforeAutospacing="off" w:after="160" w:afterAutospacing="off" w:line="480" w:lineRule="auto"/>
-        <w:ind w:left="0" w:right="0"/>
-        <w:jc w:val="both"/>
-        <w:rPr>
-          <w:rFonts w:cs="Arial"/>
-          <w:b w:val="0"/>
-          <w:bCs w:val="0"/>
-        </w:rPr>
-      </w:pPr>
-    </w:p>
-    <w:p>
-      <w:pPr>
-        <w:pStyle w:val="Normal"/>
-        <w:suppressLineNumbers w:val="0"/>
-        <w:bidi w:val="0"/>
-        <w:spacing w:before="0" w:beforeAutospacing="off" w:after="160" w:afterAutospacing="off" w:line="480" w:lineRule="auto"/>
-        <w:ind w:left="0" w:right="0"/>
-        <w:jc w:val="both"/>
-      </w:pPr>
-      <w:r>
-        <w:rPr>
-          <w:rFonts w:cs="Arial"/>
-          <w:b w:val="1"/>
-          <w:bCs w:val="1"/>
-        </w:rPr>
-        <w:t xml:space="preserve">NOTA: </w:t>
-      </w:r>
-      <w:r>
-        <w:rPr>
-          <w:rFonts w:cs="Arial"/>
-          <w:b w:val="0"/>
-          <w:bCs w:val="0"/>
-        </w:rPr>
-        <w:t>Estas preguntas se responderá verbalmente en el Punto 4 del video de presentación, según lo indicado en las instrucciones del examen.</w:t>
-      </w:r>
-    </w:p>
-    <w:p>
-      <w:pPr>
-        <w:pStyle w:val="Normal"/>
-        <w:suppressLineNumbers w:val="0"/>
-        <w:bidi w:val="0"/>
-        <w:spacing w:before="0" w:beforeAutospacing="off" w:after="160" w:afterAutospacing="off" w:line="480" w:lineRule="auto"/>
-        <w:ind w:left="0" w:right="0"/>
-        <w:jc w:val="both"/>
-        <w:rPr>
-          <w:rFonts w:cs="Arial"/>
-          <w:b w:val="0"/>
-          <w:bCs w:val="0"/>
-        </w:rPr>
-      </w:pPr>
-    </w:p>
-    <w:p>
-      <w:pPr>
-        <w:spacing w:line="480" w:lineRule="auto"/>
-        <w:rPr>
-          <w:rFonts w:cs="Arial"/>
-          <w:b w:val="1"/>
-          <w:bCs w:val="1"/>
+        <w:spacing w:line="240" w:lineRule="auto"/>
+      </w:pPr>
+      <w:r>
+        <w:rPr>
+          <w:rFonts w:cs="Arial"/>
+        </w:rPr>
+        <w:t>“Grupo 6: Su modelo captura cómo la población decide evacuar o quedarse, pero las decisiones individuales durante un desastre están fuertemente influenciadas por lo que la gente ve que hacen sus vecinos inmediatos. ¿Considera que el paradigma que eligió para modelar este sistema es el más adecuado para capturar ese efecto de contagio social, o hay algo en la naturaleza del fenómeno que su paradigma no puede representar sin importar qué parámetros use?”</w:t>
+      </w:r>
+      <w:r>
+        <w:t xml:space="preserve"> </w:t>
+      </w:r>
+      <w:r>
+        <w:rPr>
+          <w:i/>
+          <w:iCs/>
+          <w:lang w:val="es-MX"/>
+        </w:rPr>
+        <w:t>(</w:t>
+      </w:r>
+      <w:r>
+        <w:rPr>
+          <w:rFonts w:cs="Arial"/>
+          <w:i/>
+          <w:iCs/>
+        </w:rPr>
+        <w:t>Estas preguntas se responderá en el Punto 4 del video de presentación.</w:t>
+      </w:r>
+      <w:r>
+        <w:rPr>
+          <w:rFonts w:cs="Arial"/>
+          <w:i/>
+          <w:iCs/>
+        </w:rPr>
+        <w:t>)</w:t>
+      </w:r>
+    </w:p>
+    <w:p>
+      <w:pPr>
+        <w:rPr>
+          <w:rFonts w:cs="Arial"/>
+        </w:rPr>
+      </w:pPr>
+    </w:p>
+    <w:p>
+      <w:pPr>
+        <w:rPr>
+          <w:rFonts w:cs="Arial"/>
+        </w:rPr>
+      </w:pPr>
+    </w:p>
+    <w:p>
+      <w:pPr>
+        <w:rPr>
+          <w:rFonts w:cs="Arial"/>
+          <w:b/>
+          <w:bCs/>
           <w:sz w:val="28"/>
           <w:szCs w:val="28"/>
         </w:rPr>
@@ -3957,17 +3098,17 @@
       <w:r>
         <w:rPr>
           <w:rFonts w:cs="Arial"/>
-          <w:b w:val="1"/>
-          <w:bCs w:val="1"/>
+          <w:b/>
+          <w:bCs/>
           <w:sz w:val="28"/>
           <w:szCs w:val="28"/>
         </w:rPr>
+        <w:lastRenderedPageBreak/>
         <w:t>Repositorio</w:t>
       </w:r>
     </w:p>
     <w:p>
       <w:pPr>
-        <w:spacing w:line="480" w:lineRule="auto"/>
         <w:rPr>
           <w:rFonts w:cs="Arial"/>
         </w:rPr>
@@ -4020,7 +3161,7 @@
         </w:rPr>
         <w:t xml:space="preserve">nte </w:t>
       </w:r>
-      <w:hyperlink r:id="R9e72f1cf33394fcf">
+      <w:hyperlink r:id="rId11">
         <w:r>
           <w:rPr>
             <w:rStyle w:val="Hyperlink"/>
@@ -4041,12 +3182,14 @@
         </w:rPr>
         <w:t>(</w:t>
       </w:r>
+      <w:proofErr w:type="gramStart"/>
       <w:r>
         <w:rPr>
           <w:rFonts w:cs="Arial"/>
         </w:rPr>
         <w:t>click</w:t>
       </w:r>
+      <w:proofErr w:type="gramEnd"/>
       <w:r>
         <w:rPr>
           <w:rFonts w:cs="Arial"/>
@@ -4074,38 +3217,40 @@
     </w:p>
     <w:p>
       <w:pPr>
-        <w:spacing w:line="480" w:lineRule="auto"/>
-        <w:rPr>
-          <w:rFonts w:cs="Arial"/>
-        </w:rPr>
-      </w:pPr>
-      <w:r>
+        <w:rPr>
+          <w:rFonts w:cs="Arial"/>
+        </w:rPr>
+      </w:pPr>
+      <w:r>
+        <w:rPr>
+          <w:noProof/>
+        </w:rPr>
         <w:drawing>
-          <wp:inline wp14:editId="59F0220B" wp14:anchorId="6A265C82">
+          <wp:inline distT="0" distB="0" distL="0" distR="0" wp14:anchorId="6A265C82" wp14:editId="59F0220B">
             <wp:extent cx="5040000" cy="1680000"/>
             <wp:effectExtent l="0" t="0" r="8255" b="0"/>
             <wp:docPr id="319397540" name="Imagen 2">
-              <a:hlinkClick r:id="rId11"/>
-              <a:extLst>
+              <a:hlinkClick xmlns:a="http://schemas.openxmlformats.org/drawingml/2006/main" r:id="rId11"/>
+              <a:extLst xmlns:a="http://schemas.openxmlformats.org/drawingml/2006/main">
                 <a:ext uri="{FF2B5EF4-FFF2-40B4-BE49-F238E27FC236}">
                   <a16:creationId xmlns:a16="http://schemas.microsoft.com/office/drawing/2014/main" id="{4971AA83-6181-42B9-B608-25B25162B249}"/>
                 </a:ext>
               </a:extLst>
             </wp:docPr>
             <wp:cNvGraphicFramePr>
-              <a:graphicFrameLocks noChangeAspect="1"/>
+              <a:graphicFrameLocks xmlns:a="http://schemas.openxmlformats.org/drawingml/2006/main" noChangeAspect="1"/>
             </wp:cNvGraphicFramePr>
-            <a:graphic>
-              <a:graphicData xmlns:a="http://schemas.openxmlformats.org/drawingml/2006/main" uri="http://schemas.openxmlformats.org/drawingml/2006/picture">
+            <a:graphic xmlns:a="http://schemas.openxmlformats.org/drawingml/2006/main">
+              <a:graphicData uri="http://schemas.openxmlformats.org/drawingml/2006/picture">
                 <pic:pic xmlns:pic="http://schemas.openxmlformats.org/drawingml/2006/picture">
                   <pic:nvPicPr>
                     <pic:cNvPr id="319397540" name="Imagen 2">
-                      <a:hlinkClick xmlns:r="http://schemas.openxmlformats.org/officeDocument/2006/relationships" r:id="rId11"/>
+                      <a:hlinkClick r:id="rId11"/>
                     </pic:cNvPr>
                     <pic:cNvPicPr/>
                   </pic:nvPicPr>
                   <pic:blipFill>
-                    <a:blip xmlns:r="http://schemas.openxmlformats.org/officeDocument/2006/relationships" r:embed="rId12" cstate="print">
+                    <a:blip r:embed="rId12" cstate="print">
                       <a:extLst>
                         <a:ext uri="{28A0092B-C50C-407E-A947-70E740481C1C}">
                           <a14:useLocalDpi xmlns:a14="http://schemas.microsoft.com/office/drawing/2010/main" val="0"/>
@@ -4134,19 +3279,17 @@
     </w:p>
     <w:p>
       <w:pPr>
-        <w:spacing w:line="480" w:lineRule="auto"/>
-        <w:rPr>
-          <w:rFonts w:cs="Arial"/>
-        </w:rPr>
-      </w:pPr>
-    </w:p>
-    <w:p>
-      <w:pPr>
-        <w:spacing w:line="480" w:lineRule="auto"/>
-        <w:rPr>
-          <w:rFonts w:cs="Arial"/>
-          <w:b w:val="1"/>
-          <w:bCs w:val="1"/>
+        <w:rPr>
+          <w:rFonts w:cs="Arial"/>
+        </w:rPr>
+      </w:pPr>
+    </w:p>
+    <w:p>
+      <w:pPr>
+        <w:rPr>
+          <w:rFonts w:cs="Arial"/>
+          <w:b/>
+          <w:bCs/>
           <w:sz w:val="32"/>
           <w:szCs w:val="32"/>
         </w:rPr>
@@ -4154,8 +3297,8 @@
       <w:r>
         <w:rPr>
           <w:rFonts w:cs="Arial"/>
-          <w:b w:val="1"/>
-          <w:bCs w:val="1"/>
+          <w:b/>
+          <w:bCs/>
           <w:sz w:val="28"/>
           <w:szCs w:val="28"/>
         </w:rPr>
@@ -4164,18 +3307,13 @@
     </w:p>
     <w:p>
       <w:pPr>
-        <w:spacing w:line="480" w:lineRule="auto"/>
-        <w:rPr>
-          <w:rFonts w:cs="Arial"/>
-          <w:b w:val="0"/>
-          <w:bCs w:val="0"/>
-        </w:rPr>
-      </w:pPr>
-      <w:r>
-        <w:rPr>
-          <w:rFonts w:cs="Arial"/>
-          <w:b w:val="0"/>
-          <w:bCs w:val="0"/>
+        <w:rPr>
+          <w:rFonts w:cs="Arial"/>
+        </w:rPr>
+      </w:pPr>
+      <w:r>
+        <w:rPr>
+          <w:rFonts w:cs="Arial"/>
         </w:rPr>
         <w:t>El video de presentación del grupo está disponible en el siguiente enlace (clic en la imagen).</w:t>
       </w:r>
@@ -4193,7 +3331,7 @@
           <w:noProof/>
         </w:rPr>
         <w:drawing>
-          <wp:inline distT="0" distB="0" distL="0" distR="0" wp14:anchorId="6F0F2ACF" wp14:editId="1BA51AFA">
+          <wp:inline distT="0" distB="0" distL="0" distR="0" wp14:anchorId="6F0F2ACF" wp14:editId="324AE88C">
             <wp:extent cx="5115941" cy="1656178"/>
             <wp:effectExtent l="0" t="0" r="8890" b="1270"/>
             <wp:docPr id="1736944248" name="drawing">
@@ -4247,7 +3385,7 @@
     <w:sectPr>
       <w:headerReference w:type="default" r:id="rId15"/>
       <w:footerReference w:type="default" r:id="rId16"/>
-      <w:pgSz w:w="12240" w:h="15840" w:orient="portrait"/>
+      <w:pgSz w:w="12240" w:h="15840"/>
       <w:pgMar w:top="1417" w:right="1701" w:bottom="1417" w:left="1701" w:header="708" w:footer="708" w:gutter="0"/>
       <w:cols w:space="708"/>
       <w:docGrid w:linePitch="360"/>
@@ -4430,454 +3568,6 @@
 
 <file path=word/numbering.xml><?xml version="1.0" encoding="utf-8"?>
 <w:numbering xmlns:wpc="http://schemas.microsoft.com/office/word/2010/wordprocessingCanvas" xmlns:cx="http://schemas.microsoft.com/office/drawing/2014/chartex" xmlns:cx1="http://schemas.microsoft.com/office/drawing/2015/9/8/chartex" xmlns:cx2="http://schemas.microsoft.com/office/drawing/2015/10/21/chartex" xmlns:cx3="http://schemas.microsoft.com/office/drawing/2016/5/9/chartex" xmlns:cx4="http://schemas.microsoft.com/office/drawing/2016/5/10/chartex" xmlns:cx5="http://schemas.microsoft.com/office/drawing/2016/5/11/chartex" xmlns:cx6="http://schemas.microsoft.com/office/drawing/2016/5/12/chartex" xmlns:cx7="http://schemas.microsoft.com/office/drawing/2016/5/13/chartex" xmlns:cx8="http://schemas.microsoft.com/office/drawing/2016/5/14/chartex" xmlns:mc="http://schemas.openxmlformats.org/markup-compatibility/2006" xmlns:aink="http://schemas.microsoft.com/office/drawing/2016/ink" xmlns:am3d="http://schemas.microsoft.com/office/drawing/2017/model3d" xmlns:o="urn:schemas-microsoft-com:office:office" xmlns:oel="http://schemas.microsoft.com/office/2019/extlst" xmlns:r="http://schemas.openxmlformats.org/officeDocument/2006/relationships" xmlns:m="http://schemas.openxmlformats.org/officeDocument/2006/math" xmlns:v="urn:schemas-microsoft-com:vml" xmlns:wp14="http://schemas.microsoft.com/office/word/2010/wordprocessingDrawing" xmlns:wp="http://schemas.openxmlformats.org/drawingml/2006/wordprocessingDrawing" xmlns:w10="urn:schemas-microsoft-com:office:word" xmlns:w="http://schemas.openxmlformats.org/wordprocessingml/2006/main" xmlns:w14="http://schemas.microsoft.com/office/word/2010/wordml" xmlns:w15="http://schemas.microsoft.com/office/word/2012/wordml" xmlns:w16cex="http://schemas.microsoft.com/office/word/2018/wordml/cex" xmlns:w16cid="http://schemas.microsoft.com/office/word/2016/wordml/cid" xmlns:w16="http://schemas.microsoft.com/office/word/2018/wordml" xmlns:w16du="http://schemas.microsoft.com/office/word/2023/wordml/word16du" xmlns:w16sdtdh="http://schemas.microsoft.com/office/word/2020/wordml/sdtdatahash" xmlns:w16sdtfl="http://schemas.microsoft.com/office/word/2024/wordml/sdtformatlock" xmlns:w16se="http://schemas.microsoft.com/office/word/2015/wordml/symex" xmlns:wpg="http://schemas.microsoft.com/office/word/2010/wordprocessingGroup" xmlns:wpi="http://schemas.microsoft.com/office/word/2010/wordprocessingInk" xmlns:wne="http://schemas.microsoft.com/office/word/2006/wordml" xmlns:wps="http://schemas.microsoft.com/office/word/2010/wordprocessingShape" mc:Ignorable="w14 w15 w16se w16cid w16 w16cex w16sdtdh w16sdtfl w16du wp14">
-  <w:abstractNum xmlns:w="http://schemas.openxmlformats.org/wordprocessingml/2006/main" w:abstractNumId="14">
-    <w:nsid w:val="1a9194f6"/>
-    <w:multiLevelType xmlns:w="http://schemas.openxmlformats.org/wordprocessingml/2006/main" w:val="hybridMultilevel"/>
-    <w:lvl xmlns:w="http://schemas.openxmlformats.org/wordprocessingml/2006/main" w:ilvl="0">
-      <w:start w:val="1"/>
-      <w:numFmt w:val="bullet"/>
-      <w:lvlText w:val=""/>
-      <w:lvlJc w:val="left"/>
-      <w:pPr>
-        <w:ind w:left="720" w:hanging="360"/>
-      </w:pPr>
-      <w:rPr>
-        <w:rFonts w:hint="default" w:ascii="Symbol" w:hAnsi="Symbol"/>
-      </w:rPr>
-    </w:lvl>
-    <w:lvl xmlns:w="http://schemas.openxmlformats.org/wordprocessingml/2006/main" w:ilvl="1">
-      <w:start w:val="1"/>
-      <w:numFmt w:val="bullet"/>
-      <w:lvlText w:val="o"/>
-      <w:lvlJc w:val="left"/>
-      <w:pPr>
-        <w:ind w:left="1440" w:hanging="360"/>
-      </w:pPr>
-      <w:rPr>
-        <w:rFonts w:hint="default" w:ascii="Courier New" w:hAnsi="Courier New"/>
-      </w:rPr>
-    </w:lvl>
-    <w:lvl xmlns:w="http://schemas.openxmlformats.org/wordprocessingml/2006/main" w:ilvl="2">
-      <w:start w:val="1"/>
-      <w:numFmt w:val="bullet"/>
-      <w:lvlText w:val=""/>
-      <w:lvlJc w:val="left"/>
-      <w:pPr>
-        <w:ind w:left="2160" w:hanging="360"/>
-      </w:pPr>
-      <w:rPr>
-        <w:rFonts w:hint="default" w:ascii="Wingdings" w:hAnsi="Wingdings"/>
-      </w:rPr>
-    </w:lvl>
-    <w:lvl xmlns:w="http://schemas.openxmlformats.org/wordprocessingml/2006/main" w:ilvl="3">
-      <w:start w:val="1"/>
-      <w:numFmt w:val="bullet"/>
-      <w:lvlText w:val=""/>
-      <w:lvlJc w:val="left"/>
-      <w:pPr>
-        <w:ind w:left="2880" w:hanging="360"/>
-      </w:pPr>
-      <w:rPr>
-        <w:rFonts w:hint="default" w:ascii="Symbol" w:hAnsi="Symbol"/>
-      </w:rPr>
-    </w:lvl>
-    <w:lvl xmlns:w="http://schemas.openxmlformats.org/wordprocessingml/2006/main" w:ilvl="4">
-      <w:start w:val="1"/>
-      <w:numFmt w:val="bullet"/>
-      <w:lvlText w:val="o"/>
-      <w:lvlJc w:val="left"/>
-      <w:pPr>
-        <w:ind w:left="3600" w:hanging="360"/>
-      </w:pPr>
-      <w:rPr>
-        <w:rFonts w:hint="default" w:ascii="Courier New" w:hAnsi="Courier New"/>
-      </w:rPr>
-    </w:lvl>
-    <w:lvl xmlns:w="http://schemas.openxmlformats.org/wordprocessingml/2006/main" w:ilvl="5">
-      <w:start w:val="1"/>
-      <w:numFmt w:val="bullet"/>
-      <w:lvlText w:val=""/>
-      <w:lvlJc w:val="left"/>
-      <w:pPr>
-        <w:ind w:left="4320" w:hanging="360"/>
-      </w:pPr>
-      <w:rPr>
-        <w:rFonts w:hint="default" w:ascii="Wingdings" w:hAnsi="Wingdings"/>
-      </w:rPr>
-    </w:lvl>
-    <w:lvl xmlns:w="http://schemas.openxmlformats.org/wordprocessingml/2006/main" w:ilvl="6">
-      <w:start w:val="1"/>
-      <w:numFmt w:val="bullet"/>
-      <w:lvlText w:val=""/>
-      <w:lvlJc w:val="left"/>
-      <w:pPr>
-        <w:ind w:left="5040" w:hanging="360"/>
-      </w:pPr>
-      <w:rPr>
-        <w:rFonts w:hint="default" w:ascii="Symbol" w:hAnsi="Symbol"/>
-      </w:rPr>
-    </w:lvl>
-    <w:lvl xmlns:w="http://schemas.openxmlformats.org/wordprocessingml/2006/main" w:ilvl="7">
-      <w:start w:val="1"/>
-      <w:numFmt w:val="bullet"/>
-      <w:lvlText w:val="o"/>
-      <w:lvlJc w:val="left"/>
-      <w:pPr>
-        <w:ind w:left="5760" w:hanging="360"/>
-      </w:pPr>
-      <w:rPr>
-        <w:rFonts w:hint="default" w:ascii="Courier New" w:hAnsi="Courier New"/>
-      </w:rPr>
-    </w:lvl>
-    <w:lvl xmlns:w="http://schemas.openxmlformats.org/wordprocessingml/2006/main" w:ilvl="8">
-      <w:start w:val="1"/>
-      <w:numFmt w:val="bullet"/>
-      <w:lvlText w:val=""/>
-      <w:lvlJc w:val="left"/>
-      <w:pPr>
-        <w:ind w:left="6480" w:hanging="360"/>
-      </w:pPr>
-      <w:rPr>
-        <w:rFonts w:hint="default" w:ascii="Wingdings" w:hAnsi="Wingdings"/>
-      </w:rPr>
-    </w:lvl>
-  </w:abstractNum>
-  <w:abstractNum xmlns:w="http://schemas.openxmlformats.org/wordprocessingml/2006/main" w:abstractNumId="13">
-    <w:nsid w:val="6f68ea2f"/>
-    <w:multiLevelType xmlns:w="http://schemas.openxmlformats.org/wordprocessingml/2006/main" w:val="hybridMultilevel"/>
-    <w:lvl xmlns:w="http://schemas.openxmlformats.org/wordprocessingml/2006/main" w:ilvl="0">
-      <w:start w:val="1"/>
-      <w:numFmt w:val="bullet"/>
-      <w:lvlText w:val="-"/>
-      <w:lvlJc w:val="left"/>
-      <w:pPr>
-        <w:ind w:left="720" w:hanging="360"/>
-      </w:pPr>
-      <w:rPr>
-        <w:rFonts w:hint="default" w:ascii="Aptos" w:hAnsi="Aptos"/>
-      </w:rPr>
-    </w:lvl>
-    <w:lvl xmlns:w="http://schemas.openxmlformats.org/wordprocessingml/2006/main" w:ilvl="1">
-      <w:start w:val="1"/>
-      <w:numFmt w:val="bullet"/>
-      <w:lvlText w:val="o"/>
-      <w:lvlJc w:val="left"/>
-      <w:pPr>
-        <w:ind w:left="1440" w:hanging="360"/>
-      </w:pPr>
-      <w:rPr>
-        <w:rFonts w:hint="default" w:ascii="Courier New" w:hAnsi="Courier New"/>
-      </w:rPr>
-    </w:lvl>
-    <w:lvl xmlns:w="http://schemas.openxmlformats.org/wordprocessingml/2006/main" w:ilvl="2">
-      <w:start w:val="1"/>
-      <w:numFmt w:val="bullet"/>
-      <w:lvlText w:val=""/>
-      <w:lvlJc w:val="left"/>
-      <w:pPr>
-        <w:ind w:left="2160" w:hanging="360"/>
-      </w:pPr>
-      <w:rPr>
-        <w:rFonts w:hint="default" w:ascii="Wingdings" w:hAnsi="Wingdings"/>
-      </w:rPr>
-    </w:lvl>
-    <w:lvl xmlns:w="http://schemas.openxmlformats.org/wordprocessingml/2006/main" w:ilvl="3">
-      <w:start w:val="1"/>
-      <w:numFmt w:val="bullet"/>
-      <w:lvlText w:val=""/>
-      <w:lvlJc w:val="left"/>
-      <w:pPr>
-        <w:ind w:left="2880" w:hanging="360"/>
-      </w:pPr>
-      <w:rPr>
-        <w:rFonts w:hint="default" w:ascii="Symbol" w:hAnsi="Symbol"/>
-      </w:rPr>
-    </w:lvl>
-    <w:lvl xmlns:w="http://schemas.openxmlformats.org/wordprocessingml/2006/main" w:ilvl="4">
-      <w:start w:val="1"/>
-      <w:numFmt w:val="bullet"/>
-      <w:lvlText w:val="o"/>
-      <w:lvlJc w:val="left"/>
-      <w:pPr>
-        <w:ind w:left="3600" w:hanging="360"/>
-      </w:pPr>
-      <w:rPr>
-        <w:rFonts w:hint="default" w:ascii="Courier New" w:hAnsi="Courier New"/>
-      </w:rPr>
-    </w:lvl>
-    <w:lvl xmlns:w="http://schemas.openxmlformats.org/wordprocessingml/2006/main" w:ilvl="5">
-      <w:start w:val="1"/>
-      <w:numFmt w:val="bullet"/>
-      <w:lvlText w:val=""/>
-      <w:lvlJc w:val="left"/>
-      <w:pPr>
-        <w:ind w:left="4320" w:hanging="360"/>
-      </w:pPr>
-      <w:rPr>
-        <w:rFonts w:hint="default" w:ascii="Wingdings" w:hAnsi="Wingdings"/>
-      </w:rPr>
-    </w:lvl>
-    <w:lvl xmlns:w="http://schemas.openxmlformats.org/wordprocessingml/2006/main" w:ilvl="6">
-      <w:start w:val="1"/>
-      <w:numFmt w:val="bullet"/>
-      <w:lvlText w:val=""/>
-      <w:lvlJc w:val="left"/>
-      <w:pPr>
-        <w:ind w:left="5040" w:hanging="360"/>
-      </w:pPr>
-      <w:rPr>
-        <w:rFonts w:hint="default" w:ascii="Symbol" w:hAnsi="Symbol"/>
-      </w:rPr>
-    </w:lvl>
-    <w:lvl xmlns:w="http://schemas.openxmlformats.org/wordprocessingml/2006/main" w:ilvl="7">
-      <w:start w:val="1"/>
-      <w:numFmt w:val="bullet"/>
-      <w:lvlText w:val="o"/>
-      <w:lvlJc w:val="left"/>
-      <w:pPr>
-        <w:ind w:left="5760" w:hanging="360"/>
-      </w:pPr>
-      <w:rPr>
-        <w:rFonts w:hint="default" w:ascii="Courier New" w:hAnsi="Courier New"/>
-      </w:rPr>
-    </w:lvl>
-    <w:lvl xmlns:w="http://schemas.openxmlformats.org/wordprocessingml/2006/main" w:ilvl="8">
-      <w:start w:val="1"/>
-      <w:numFmt w:val="bullet"/>
-      <w:lvlText w:val=""/>
-      <w:lvlJc w:val="left"/>
-      <w:pPr>
-        <w:ind w:left="6480" w:hanging="360"/>
-      </w:pPr>
-      <w:rPr>
-        <w:rFonts w:hint="default" w:ascii="Wingdings" w:hAnsi="Wingdings"/>
-      </w:rPr>
-    </w:lvl>
-  </w:abstractNum>
-  <w:abstractNum xmlns:w="http://schemas.openxmlformats.org/wordprocessingml/2006/main" w:abstractNumId="12">
-    <w:nsid w:val="59426bce"/>
-    <w:multiLevelType xmlns:w="http://schemas.openxmlformats.org/wordprocessingml/2006/main" w:val="hybridMultilevel"/>
-    <w:lvl xmlns:w="http://schemas.openxmlformats.org/wordprocessingml/2006/main" w:ilvl="0">
-      <w:start w:val="1"/>
-      <w:numFmt w:val="bullet"/>
-      <w:lvlText w:val=""/>
-      <w:lvlJc w:val="left"/>
-      <w:pPr>
-        <w:ind w:left="720" w:hanging="360"/>
-      </w:pPr>
-      <w:rPr>
-        <w:rFonts w:hint="default" w:ascii="Symbol" w:hAnsi="Symbol"/>
-      </w:rPr>
-    </w:lvl>
-    <w:lvl xmlns:w="http://schemas.openxmlformats.org/wordprocessingml/2006/main" w:ilvl="1">
-      <w:start w:val="1"/>
-      <w:numFmt w:val="bullet"/>
-      <w:lvlText w:val="o"/>
-      <w:lvlJc w:val="left"/>
-      <w:pPr>
-        <w:ind w:left="1440" w:hanging="360"/>
-      </w:pPr>
-      <w:rPr>
-        <w:rFonts w:hint="default" w:ascii="Courier New" w:hAnsi="Courier New"/>
-      </w:rPr>
-    </w:lvl>
-    <w:lvl xmlns:w="http://schemas.openxmlformats.org/wordprocessingml/2006/main" w:ilvl="2">
-      <w:start w:val="1"/>
-      <w:numFmt w:val="bullet"/>
-      <w:lvlText w:val=""/>
-      <w:lvlJc w:val="left"/>
-      <w:pPr>
-        <w:ind w:left="2160" w:hanging="360"/>
-      </w:pPr>
-      <w:rPr>
-        <w:rFonts w:hint="default" w:ascii="Wingdings" w:hAnsi="Wingdings"/>
-      </w:rPr>
-    </w:lvl>
-    <w:lvl xmlns:w="http://schemas.openxmlformats.org/wordprocessingml/2006/main" w:ilvl="3">
-      <w:start w:val="1"/>
-      <w:numFmt w:val="bullet"/>
-      <w:lvlText w:val=""/>
-      <w:lvlJc w:val="left"/>
-      <w:pPr>
-        <w:ind w:left="2880" w:hanging="360"/>
-      </w:pPr>
-      <w:rPr>
-        <w:rFonts w:hint="default" w:ascii="Symbol" w:hAnsi="Symbol"/>
-      </w:rPr>
-    </w:lvl>
-    <w:lvl xmlns:w="http://schemas.openxmlformats.org/wordprocessingml/2006/main" w:ilvl="4">
-      <w:start w:val="1"/>
-      <w:numFmt w:val="bullet"/>
-      <w:lvlText w:val="o"/>
-      <w:lvlJc w:val="left"/>
-      <w:pPr>
-        <w:ind w:left="3600" w:hanging="360"/>
-      </w:pPr>
-      <w:rPr>
-        <w:rFonts w:hint="default" w:ascii="Courier New" w:hAnsi="Courier New"/>
-      </w:rPr>
-    </w:lvl>
-    <w:lvl xmlns:w="http://schemas.openxmlformats.org/wordprocessingml/2006/main" w:ilvl="5">
-      <w:start w:val="1"/>
-      <w:numFmt w:val="bullet"/>
-      <w:lvlText w:val=""/>
-      <w:lvlJc w:val="left"/>
-      <w:pPr>
-        <w:ind w:left="4320" w:hanging="360"/>
-      </w:pPr>
-      <w:rPr>
-        <w:rFonts w:hint="default" w:ascii="Wingdings" w:hAnsi="Wingdings"/>
-      </w:rPr>
-    </w:lvl>
-    <w:lvl xmlns:w="http://schemas.openxmlformats.org/wordprocessingml/2006/main" w:ilvl="6">
-      <w:start w:val="1"/>
-      <w:numFmt w:val="bullet"/>
-      <w:lvlText w:val=""/>
-      <w:lvlJc w:val="left"/>
-      <w:pPr>
-        <w:ind w:left="5040" w:hanging="360"/>
-      </w:pPr>
-      <w:rPr>
-        <w:rFonts w:hint="default" w:ascii="Symbol" w:hAnsi="Symbol"/>
-      </w:rPr>
-    </w:lvl>
-    <w:lvl xmlns:w="http://schemas.openxmlformats.org/wordprocessingml/2006/main" w:ilvl="7">
-      <w:start w:val="1"/>
-      <w:numFmt w:val="bullet"/>
-      <w:lvlText w:val="o"/>
-      <w:lvlJc w:val="left"/>
-      <w:pPr>
-        <w:ind w:left="5760" w:hanging="360"/>
-      </w:pPr>
-      <w:rPr>
-        <w:rFonts w:hint="default" w:ascii="Courier New" w:hAnsi="Courier New"/>
-      </w:rPr>
-    </w:lvl>
-    <w:lvl xmlns:w="http://schemas.openxmlformats.org/wordprocessingml/2006/main" w:ilvl="8">
-      <w:start w:val="1"/>
-      <w:numFmt w:val="bullet"/>
-      <w:lvlText w:val=""/>
-      <w:lvlJc w:val="left"/>
-      <w:pPr>
-        <w:ind w:left="6480" w:hanging="360"/>
-      </w:pPr>
-      <w:rPr>
-        <w:rFonts w:hint="default" w:ascii="Wingdings" w:hAnsi="Wingdings"/>
-      </w:rPr>
-    </w:lvl>
-  </w:abstractNum>
-  <w:abstractNum xmlns:w="http://schemas.openxmlformats.org/wordprocessingml/2006/main" w:abstractNumId="11">
-    <w:nsid w:val="3e34d3e8"/>
-    <w:multiLevelType xmlns:w="http://schemas.openxmlformats.org/wordprocessingml/2006/main" w:val="hybridMultilevel"/>
-    <w:lvl xmlns:w="http://schemas.openxmlformats.org/wordprocessingml/2006/main" w:ilvl="0">
-      <w:start w:val="1"/>
-      <w:numFmt w:val="bullet"/>
-      <w:lvlText w:val="-"/>
-      <w:lvlJc w:val="left"/>
-      <w:pPr>
-        <w:ind w:left="720" w:hanging="360"/>
-      </w:pPr>
-      <w:rPr>
-        <w:rFonts w:hint="default" w:ascii="Aptos" w:hAnsi="Aptos"/>
-      </w:rPr>
-    </w:lvl>
-    <w:lvl xmlns:w="http://schemas.openxmlformats.org/wordprocessingml/2006/main" w:ilvl="1">
-      <w:start w:val="1"/>
-      <w:numFmt w:val="bullet"/>
-      <w:lvlText w:val="o"/>
-      <w:lvlJc w:val="left"/>
-      <w:pPr>
-        <w:ind w:left="1440" w:hanging="360"/>
-      </w:pPr>
-      <w:rPr>
-        <w:rFonts w:hint="default" w:ascii="Courier New" w:hAnsi="Courier New"/>
-      </w:rPr>
-    </w:lvl>
-    <w:lvl xmlns:w="http://schemas.openxmlformats.org/wordprocessingml/2006/main" w:ilvl="2">
-      <w:start w:val="1"/>
-      <w:numFmt w:val="bullet"/>
-      <w:lvlText w:val=""/>
-      <w:lvlJc w:val="left"/>
-      <w:pPr>
-        <w:ind w:left="2160" w:hanging="360"/>
-      </w:pPr>
-      <w:rPr>
-        <w:rFonts w:hint="default" w:ascii="Wingdings" w:hAnsi="Wingdings"/>
-      </w:rPr>
-    </w:lvl>
-    <w:lvl xmlns:w="http://schemas.openxmlformats.org/wordprocessingml/2006/main" w:ilvl="3">
-      <w:start w:val="1"/>
-      <w:numFmt w:val="bullet"/>
-      <w:lvlText w:val=""/>
-      <w:lvlJc w:val="left"/>
-      <w:pPr>
-        <w:ind w:left="2880" w:hanging="360"/>
-      </w:pPr>
-      <w:rPr>
-        <w:rFonts w:hint="default" w:ascii="Symbol" w:hAnsi="Symbol"/>
-      </w:rPr>
-    </w:lvl>
-    <w:lvl xmlns:w="http://schemas.openxmlformats.org/wordprocessingml/2006/main" w:ilvl="4">
-      <w:start w:val="1"/>
-      <w:numFmt w:val="bullet"/>
-      <w:lvlText w:val="o"/>
-      <w:lvlJc w:val="left"/>
-      <w:pPr>
-        <w:ind w:left="3600" w:hanging="360"/>
-      </w:pPr>
-      <w:rPr>
-        <w:rFonts w:hint="default" w:ascii="Courier New" w:hAnsi="Courier New"/>
-      </w:rPr>
-    </w:lvl>
-    <w:lvl xmlns:w="http://schemas.openxmlformats.org/wordprocessingml/2006/main" w:ilvl="5">
-      <w:start w:val="1"/>
-      <w:numFmt w:val="bullet"/>
-      <w:lvlText w:val=""/>
-      <w:lvlJc w:val="left"/>
-      <w:pPr>
-        <w:ind w:left="4320" w:hanging="360"/>
-      </w:pPr>
-      <w:rPr>
-        <w:rFonts w:hint="default" w:ascii="Wingdings" w:hAnsi="Wingdings"/>
-      </w:rPr>
-    </w:lvl>
-    <w:lvl xmlns:w="http://schemas.openxmlformats.org/wordprocessingml/2006/main" w:ilvl="6">
-      <w:start w:val="1"/>
-      <w:numFmt w:val="bullet"/>
-      <w:lvlText w:val=""/>
-      <w:lvlJc w:val="left"/>
-      <w:pPr>
-        <w:ind w:left="5040" w:hanging="360"/>
-      </w:pPr>
-      <w:rPr>
-        <w:rFonts w:hint="default" w:ascii="Symbol" w:hAnsi="Symbol"/>
-      </w:rPr>
-    </w:lvl>
-    <w:lvl xmlns:w="http://schemas.openxmlformats.org/wordprocessingml/2006/main" w:ilvl="7">
-      <w:start w:val="1"/>
-      <w:numFmt w:val="bullet"/>
-      <w:lvlText w:val="o"/>
-      <w:lvlJc w:val="left"/>
-      <w:pPr>
-        <w:ind w:left="5760" w:hanging="360"/>
-      </w:pPr>
-      <w:rPr>
-        <w:rFonts w:hint="default" w:ascii="Courier New" w:hAnsi="Courier New"/>
-      </w:rPr>
-    </w:lvl>
-    <w:lvl xmlns:w="http://schemas.openxmlformats.org/wordprocessingml/2006/main" w:ilvl="8">
-      <w:start w:val="1"/>
-      <w:numFmt w:val="bullet"/>
-      <w:lvlText w:val=""/>
-      <w:lvlJc w:val="left"/>
-      <w:pPr>
-        <w:ind w:left="6480" w:hanging="360"/>
-      </w:pPr>
-      <w:rPr>
-        <w:rFonts w:hint="default" w:ascii="Wingdings" w:hAnsi="Wingdings"/>
-      </w:rPr>
-    </w:lvl>
-  </w:abstractNum>
   <w:abstractNum w:abstractNumId="0" w15:restartNumberingAfterBreak="0">
     <w:nsid w:val="0160C656"/>
     <w:multiLevelType w:val="hybridMultilevel"/>
@@ -4891,7 +3581,7 @@
         <w:ind w:left="720" w:hanging="360"/>
       </w:pPr>
       <w:rPr>
-        <w:rFonts w:hint="default" w:ascii="Symbol" w:hAnsi="Symbol"/>
+        <w:rFonts w:ascii="Symbol" w:hAnsi="Symbol" w:hint="default"/>
       </w:rPr>
     </w:lvl>
     <w:lvl w:ilvl="1" w:tplc="A5E02032">
@@ -4903,7 +3593,7 @@
         <w:ind w:left="1440" w:hanging="360"/>
       </w:pPr>
       <w:rPr>
-        <w:rFonts w:hint="default" w:ascii="Courier New" w:hAnsi="Courier New"/>
+        <w:rFonts w:ascii="Courier New" w:hAnsi="Courier New" w:hint="default"/>
       </w:rPr>
     </w:lvl>
     <w:lvl w:ilvl="2" w:tplc="68A4B566">
@@ -4915,7 +3605,7 @@
         <w:ind w:left="2160" w:hanging="360"/>
       </w:pPr>
       <w:rPr>
-        <w:rFonts w:hint="default" w:ascii="Wingdings" w:hAnsi="Wingdings"/>
+        <w:rFonts w:ascii="Wingdings" w:hAnsi="Wingdings" w:hint="default"/>
       </w:rPr>
     </w:lvl>
     <w:lvl w:ilvl="3" w:tplc="996AE58E">
@@ -4927,7 +3617,7 @@
         <w:ind w:left="2880" w:hanging="360"/>
       </w:pPr>
       <w:rPr>
-        <w:rFonts w:hint="default" w:ascii="Symbol" w:hAnsi="Symbol"/>
+        <w:rFonts w:ascii="Symbol" w:hAnsi="Symbol" w:hint="default"/>
       </w:rPr>
     </w:lvl>
     <w:lvl w:ilvl="4" w:tplc="16DA08E4">
@@ -4939,7 +3629,7 @@
         <w:ind w:left="3600" w:hanging="360"/>
       </w:pPr>
       <w:rPr>
-        <w:rFonts w:hint="default" w:ascii="Courier New" w:hAnsi="Courier New"/>
+        <w:rFonts w:ascii="Courier New" w:hAnsi="Courier New" w:hint="default"/>
       </w:rPr>
     </w:lvl>
     <w:lvl w:ilvl="5" w:tplc="5AB8B584">
@@ -4951,7 +3641,7 @@
         <w:ind w:left="4320" w:hanging="360"/>
       </w:pPr>
       <w:rPr>
-        <w:rFonts w:hint="default" w:ascii="Wingdings" w:hAnsi="Wingdings"/>
+        <w:rFonts w:ascii="Wingdings" w:hAnsi="Wingdings" w:hint="default"/>
       </w:rPr>
     </w:lvl>
     <w:lvl w:ilvl="6" w:tplc="382EA0EE">
@@ -4963,7 +3653,7 @@
         <w:ind w:left="5040" w:hanging="360"/>
       </w:pPr>
       <w:rPr>
-        <w:rFonts w:hint="default" w:ascii="Symbol" w:hAnsi="Symbol"/>
+        <w:rFonts w:ascii="Symbol" w:hAnsi="Symbol" w:hint="default"/>
       </w:rPr>
     </w:lvl>
     <w:lvl w:ilvl="7" w:tplc="433A7C86">
@@ -4975,7 +3665,7 @@
         <w:ind w:left="5760" w:hanging="360"/>
       </w:pPr>
       <w:rPr>
-        <w:rFonts w:hint="default" w:ascii="Courier New" w:hAnsi="Courier New"/>
+        <w:rFonts w:ascii="Courier New" w:hAnsi="Courier New" w:hint="default"/>
       </w:rPr>
     </w:lvl>
     <w:lvl w:ilvl="8" w:tplc="B05090E0">
@@ -4987,7 +3677,7 @@
         <w:ind w:left="6480" w:hanging="360"/>
       </w:pPr>
       <w:rPr>
-        <w:rFonts w:hint="default" w:ascii="Wingdings" w:hAnsi="Wingdings"/>
+        <w:rFonts w:ascii="Wingdings" w:hAnsi="Wingdings" w:hint="default"/>
       </w:rPr>
     </w:lvl>
   </w:abstractNum>
@@ -5004,7 +3694,7 @@
         <w:ind w:left="720" w:hanging="360"/>
       </w:pPr>
       <w:rPr>
-        <w:rFonts w:hint="default" w:ascii="Symbol" w:hAnsi="Symbol"/>
+        <w:rFonts w:ascii="Symbol" w:hAnsi="Symbol" w:hint="default"/>
       </w:rPr>
     </w:lvl>
     <w:lvl w:ilvl="1" w:tplc="5A1ECBB8">
@@ -5016,7 +3706,7 @@
         <w:ind w:left="1440" w:hanging="360"/>
       </w:pPr>
       <w:rPr>
-        <w:rFonts w:hint="default" w:ascii="Courier New" w:hAnsi="Courier New"/>
+        <w:rFonts w:ascii="Courier New" w:hAnsi="Courier New" w:hint="default"/>
       </w:rPr>
     </w:lvl>
     <w:lvl w:ilvl="2" w:tplc="D7D6CEEE">
@@ -5028,7 +3718,7 @@
         <w:ind w:left="2160" w:hanging="360"/>
       </w:pPr>
       <w:rPr>
-        <w:rFonts w:hint="default" w:ascii="Wingdings" w:hAnsi="Wingdings"/>
+        <w:rFonts w:ascii="Wingdings" w:hAnsi="Wingdings" w:hint="default"/>
       </w:rPr>
     </w:lvl>
     <w:lvl w:ilvl="3" w:tplc="2236EE5E">
@@ -5040,7 +3730,7 @@
         <w:ind w:left="2880" w:hanging="360"/>
       </w:pPr>
       <w:rPr>
-        <w:rFonts w:hint="default" w:ascii="Symbol" w:hAnsi="Symbol"/>
+        <w:rFonts w:ascii="Symbol" w:hAnsi="Symbol" w:hint="default"/>
       </w:rPr>
     </w:lvl>
     <w:lvl w:ilvl="4" w:tplc="37F0481A">
@@ -5052,7 +3742,7 @@
         <w:ind w:left="3600" w:hanging="360"/>
       </w:pPr>
       <w:rPr>
-        <w:rFonts w:hint="default" w:ascii="Courier New" w:hAnsi="Courier New"/>
+        <w:rFonts w:ascii="Courier New" w:hAnsi="Courier New" w:hint="default"/>
       </w:rPr>
     </w:lvl>
     <w:lvl w:ilvl="5" w:tplc="A3BE550C">
@@ -5064,7 +3754,7 @@
         <w:ind w:left="4320" w:hanging="360"/>
       </w:pPr>
       <w:rPr>
-        <w:rFonts w:hint="default" w:ascii="Wingdings" w:hAnsi="Wingdings"/>
+        <w:rFonts w:ascii="Wingdings" w:hAnsi="Wingdings" w:hint="default"/>
       </w:rPr>
     </w:lvl>
     <w:lvl w:ilvl="6" w:tplc="21C607A8">
@@ -5076,7 +3766,7 @@
         <w:ind w:left="5040" w:hanging="360"/>
       </w:pPr>
       <w:rPr>
-        <w:rFonts w:hint="default" w:ascii="Symbol" w:hAnsi="Symbol"/>
+        <w:rFonts w:ascii="Symbol" w:hAnsi="Symbol" w:hint="default"/>
       </w:rPr>
     </w:lvl>
     <w:lvl w:ilvl="7" w:tplc="2A601ACE">
@@ -5088,7 +3778,7 @@
         <w:ind w:left="5760" w:hanging="360"/>
       </w:pPr>
       <w:rPr>
-        <w:rFonts w:hint="default" w:ascii="Courier New" w:hAnsi="Courier New"/>
+        <w:rFonts w:ascii="Courier New" w:hAnsi="Courier New" w:hint="default"/>
       </w:rPr>
     </w:lvl>
     <w:lvl w:ilvl="8" w:tplc="A5C86F54">
@@ -5100,11 +3790,124 @@
         <w:ind w:left="6480" w:hanging="360"/>
       </w:pPr>
       <w:rPr>
-        <w:rFonts w:hint="default" w:ascii="Wingdings" w:hAnsi="Wingdings"/>
+        <w:rFonts w:ascii="Wingdings" w:hAnsi="Wingdings" w:hint="default"/>
       </w:rPr>
     </w:lvl>
   </w:abstractNum>
   <w:abstractNum w:abstractNumId="2" w15:restartNumberingAfterBreak="0">
+    <w:nsid w:val="1A9194F6"/>
+    <w:multiLevelType w:val="hybridMultilevel"/>
+    <w:tmpl w:val="BE8451D2"/>
+    <w:lvl w:ilvl="0" w:tplc="4AA27B28">
+      <w:start w:val="1"/>
+      <w:numFmt w:val="bullet"/>
+      <w:lvlText w:val=""/>
+      <w:lvlJc w:val="left"/>
+      <w:pPr>
+        <w:ind w:left="720" w:hanging="360"/>
+      </w:pPr>
+      <w:rPr>
+        <w:rFonts w:ascii="Symbol" w:hAnsi="Symbol" w:hint="default"/>
+      </w:rPr>
+    </w:lvl>
+    <w:lvl w:ilvl="1" w:tplc="4DDC4DC6">
+      <w:start w:val="1"/>
+      <w:numFmt w:val="bullet"/>
+      <w:lvlText w:val="o"/>
+      <w:lvlJc w:val="left"/>
+      <w:pPr>
+        <w:ind w:left="1440" w:hanging="360"/>
+      </w:pPr>
+      <w:rPr>
+        <w:rFonts w:ascii="Courier New" w:hAnsi="Courier New" w:hint="default"/>
+      </w:rPr>
+    </w:lvl>
+    <w:lvl w:ilvl="2" w:tplc="0B948612">
+      <w:start w:val="1"/>
+      <w:numFmt w:val="bullet"/>
+      <w:lvlText w:val=""/>
+      <w:lvlJc w:val="left"/>
+      <w:pPr>
+        <w:ind w:left="2160" w:hanging="360"/>
+      </w:pPr>
+      <w:rPr>
+        <w:rFonts w:ascii="Wingdings" w:hAnsi="Wingdings" w:hint="default"/>
+      </w:rPr>
+    </w:lvl>
+    <w:lvl w:ilvl="3" w:tplc="08A4CBA4">
+      <w:start w:val="1"/>
+      <w:numFmt w:val="bullet"/>
+      <w:lvlText w:val=""/>
+      <w:lvlJc w:val="left"/>
+      <w:pPr>
+        <w:ind w:left="2880" w:hanging="360"/>
+      </w:pPr>
+      <w:rPr>
+        <w:rFonts w:ascii="Symbol" w:hAnsi="Symbol" w:hint="default"/>
+      </w:rPr>
+    </w:lvl>
+    <w:lvl w:ilvl="4" w:tplc="D99E39BC">
+      <w:start w:val="1"/>
+      <w:numFmt w:val="bullet"/>
+      <w:lvlText w:val="o"/>
+      <w:lvlJc w:val="left"/>
+      <w:pPr>
+        <w:ind w:left="3600" w:hanging="360"/>
+      </w:pPr>
+      <w:rPr>
+        <w:rFonts w:ascii="Courier New" w:hAnsi="Courier New" w:hint="default"/>
+      </w:rPr>
+    </w:lvl>
+    <w:lvl w:ilvl="5" w:tplc="5BFE9146">
+      <w:start w:val="1"/>
+      <w:numFmt w:val="bullet"/>
+      <w:lvlText w:val=""/>
+      <w:lvlJc w:val="left"/>
+      <w:pPr>
+        <w:ind w:left="4320" w:hanging="360"/>
+      </w:pPr>
+      <w:rPr>
+        <w:rFonts w:ascii="Wingdings" w:hAnsi="Wingdings" w:hint="default"/>
+      </w:rPr>
+    </w:lvl>
+    <w:lvl w:ilvl="6" w:tplc="AF46A738">
+      <w:start w:val="1"/>
+      <w:numFmt w:val="bullet"/>
+      <w:lvlText w:val=""/>
+      <w:lvlJc w:val="left"/>
+      <w:pPr>
+        <w:ind w:left="5040" w:hanging="360"/>
+      </w:pPr>
+      <w:rPr>
+        <w:rFonts w:ascii="Symbol" w:hAnsi="Symbol" w:hint="default"/>
+      </w:rPr>
+    </w:lvl>
+    <w:lvl w:ilvl="7" w:tplc="89085828">
+      <w:start w:val="1"/>
+      <w:numFmt w:val="bullet"/>
+      <w:lvlText w:val="o"/>
+      <w:lvlJc w:val="left"/>
+      <w:pPr>
+        <w:ind w:left="5760" w:hanging="360"/>
+      </w:pPr>
+      <w:rPr>
+        <w:rFonts w:ascii="Courier New" w:hAnsi="Courier New" w:hint="default"/>
+      </w:rPr>
+    </w:lvl>
+    <w:lvl w:ilvl="8" w:tplc="59103D24">
+      <w:start w:val="1"/>
+      <w:numFmt w:val="bullet"/>
+      <w:lvlText w:val=""/>
+      <w:lvlJc w:val="left"/>
+      <w:pPr>
+        <w:ind w:left="6480" w:hanging="360"/>
+      </w:pPr>
+      <w:rPr>
+        <w:rFonts w:ascii="Wingdings" w:hAnsi="Wingdings" w:hint="default"/>
+      </w:rPr>
+    </w:lvl>
+  </w:abstractNum>
+  <w:abstractNum w:abstractNumId="3" w15:restartNumberingAfterBreak="0">
     <w:nsid w:val="20395AFD"/>
     <w:multiLevelType w:val="hybridMultilevel"/>
     <w:tmpl w:val="45203EDA"/>
@@ -5116,7 +3919,7 @@
         <w:ind w:left="720" w:hanging="360"/>
       </w:pPr>
       <w:rPr>
-        <w:rFonts w:hint="default" w:ascii="Arial" w:hAnsi="Arial" w:cs="Arial" w:eastAsiaTheme="minorHAnsi"/>
+        <w:rFonts w:ascii="Arial" w:eastAsiaTheme="minorHAnsi" w:hAnsi="Arial" w:cs="Arial" w:hint="default"/>
       </w:rPr>
     </w:lvl>
     <w:lvl w:ilvl="1" w:tplc="100A0003" w:tentative="1">
@@ -5128,7 +3931,7 @@
         <w:ind w:left="1440" w:hanging="360"/>
       </w:pPr>
       <w:rPr>
-        <w:rFonts w:hint="default" w:ascii="Courier New" w:hAnsi="Courier New" w:cs="Courier New"/>
+        <w:rFonts w:ascii="Courier New" w:hAnsi="Courier New" w:cs="Courier New" w:hint="default"/>
       </w:rPr>
     </w:lvl>
     <w:lvl w:ilvl="2" w:tplc="100A0005" w:tentative="1">
@@ -5140,7 +3943,7 @@
         <w:ind w:left="2160" w:hanging="360"/>
       </w:pPr>
       <w:rPr>
-        <w:rFonts w:hint="default" w:ascii="Wingdings" w:hAnsi="Wingdings"/>
+        <w:rFonts w:ascii="Wingdings" w:hAnsi="Wingdings" w:hint="default"/>
       </w:rPr>
     </w:lvl>
     <w:lvl w:ilvl="3" w:tplc="100A0001" w:tentative="1">
@@ -5152,7 +3955,7 @@
         <w:ind w:left="2880" w:hanging="360"/>
       </w:pPr>
       <w:rPr>
-        <w:rFonts w:hint="default" w:ascii="Symbol" w:hAnsi="Symbol"/>
+        <w:rFonts w:ascii="Symbol" w:hAnsi="Symbol" w:hint="default"/>
       </w:rPr>
     </w:lvl>
     <w:lvl w:ilvl="4" w:tplc="100A0003" w:tentative="1">
@@ -5164,7 +3967,7 @@
         <w:ind w:left="3600" w:hanging="360"/>
       </w:pPr>
       <w:rPr>
-        <w:rFonts w:hint="default" w:ascii="Courier New" w:hAnsi="Courier New" w:cs="Courier New"/>
+        <w:rFonts w:ascii="Courier New" w:hAnsi="Courier New" w:cs="Courier New" w:hint="default"/>
       </w:rPr>
     </w:lvl>
     <w:lvl w:ilvl="5" w:tplc="100A0005" w:tentative="1">
@@ -5176,7 +3979,7 @@
         <w:ind w:left="4320" w:hanging="360"/>
       </w:pPr>
       <w:rPr>
-        <w:rFonts w:hint="default" w:ascii="Wingdings" w:hAnsi="Wingdings"/>
+        <w:rFonts w:ascii="Wingdings" w:hAnsi="Wingdings" w:hint="default"/>
       </w:rPr>
     </w:lvl>
     <w:lvl w:ilvl="6" w:tplc="100A0001" w:tentative="1">
@@ -5188,7 +3991,7 @@
         <w:ind w:left="5040" w:hanging="360"/>
       </w:pPr>
       <w:rPr>
-        <w:rFonts w:hint="default" w:ascii="Symbol" w:hAnsi="Symbol"/>
+        <w:rFonts w:ascii="Symbol" w:hAnsi="Symbol" w:hint="default"/>
       </w:rPr>
     </w:lvl>
     <w:lvl w:ilvl="7" w:tplc="100A0003" w:tentative="1">
@@ -5200,7 +4003,7 @@
         <w:ind w:left="5760" w:hanging="360"/>
       </w:pPr>
       <w:rPr>
-        <w:rFonts w:hint="default" w:ascii="Courier New" w:hAnsi="Courier New" w:cs="Courier New"/>
+        <w:rFonts w:ascii="Courier New" w:hAnsi="Courier New" w:cs="Courier New" w:hint="default"/>
       </w:rPr>
     </w:lvl>
     <w:lvl w:ilvl="8" w:tplc="100A0005" w:tentative="1">
@@ -5212,11 +4015,11 @@
         <w:ind w:left="6480" w:hanging="360"/>
       </w:pPr>
       <w:rPr>
-        <w:rFonts w:hint="default" w:ascii="Wingdings" w:hAnsi="Wingdings"/>
+        <w:rFonts w:ascii="Wingdings" w:hAnsi="Wingdings" w:hint="default"/>
       </w:rPr>
     </w:lvl>
   </w:abstractNum>
-  <w:abstractNum w:abstractNumId="3" w15:restartNumberingAfterBreak="0">
+  <w:abstractNum w:abstractNumId="4" w15:restartNumberingAfterBreak="0">
     <w:nsid w:val="263A392E"/>
     <w:multiLevelType w:val="hybridMultilevel"/>
     <w:tmpl w:val="ABDCA1EE"/>
@@ -5229,7 +4032,7 @@
         <w:ind w:left="720" w:hanging="360"/>
       </w:pPr>
       <w:rPr>
-        <w:rFonts w:hint="default" w:ascii="Symbol" w:hAnsi="Symbol"/>
+        <w:rFonts w:ascii="Symbol" w:hAnsi="Symbol" w:hint="default"/>
       </w:rPr>
     </w:lvl>
     <w:lvl w:ilvl="1" w:tplc="100A0003">
@@ -5241,7 +4044,7 @@
         <w:ind w:left="1440" w:hanging="360"/>
       </w:pPr>
       <w:rPr>
-        <w:rFonts w:hint="default" w:ascii="Courier New" w:hAnsi="Courier New" w:cs="Courier New"/>
+        <w:rFonts w:ascii="Courier New" w:hAnsi="Courier New" w:cs="Courier New" w:hint="default"/>
       </w:rPr>
     </w:lvl>
     <w:lvl w:ilvl="2" w:tplc="100A0005">
@@ -5253,7 +4056,7 @@
         <w:ind w:left="2160" w:hanging="360"/>
       </w:pPr>
       <w:rPr>
-        <w:rFonts w:hint="default" w:ascii="Wingdings" w:hAnsi="Wingdings"/>
+        <w:rFonts w:ascii="Wingdings" w:hAnsi="Wingdings" w:hint="default"/>
       </w:rPr>
     </w:lvl>
     <w:lvl w:ilvl="3" w:tplc="100A0001" w:tentative="1">
@@ -5265,7 +4068,7 @@
         <w:ind w:left="2880" w:hanging="360"/>
       </w:pPr>
       <w:rPr>
-        <w:rFonts w:hint="default" w:ascii="Symbol" w:hAnsi="Symbol"/>
+        <w:rFonts w:ascii="Symbol" w:hAnsi="Symbol" w:hint="default"/>
       </w:rPr>
     </w:lvl>
     <w:lvl w:ilvl="4" w:tplc="100A0003" w:tentative="1">
@@ -5277,7 +4080,7 @@
         <w:ind w:left="3600" w:hanging="360"/>
       </w:pPr>
       <w:rPr>
-        <w:rFonts w:hint="default" w:ascii="Courier New" w:hAnsi="Courier New" w:cs="Courier New"/>
+        <w:rFonts w:ascii="Courier New" w:hAnsi="Courier New" w:cs="Courier New" w:hint="default"/>
       </w:rPr>
     </w:lvl>
     <w:lvl w:ilvl="5" w:tplc="100A0005" w:tentative="1">
@@ -5289,7 +4092,7 @@
         <w:ind w:left="4320" w:hanging="360"/>
       </w:pPr>
       <w:rPr>
-        <w:rFonts w:hint="default" w:ascii="Wingdings" w:hAnsi="Wingdings"/>
+        <w:rFonts w:ascii="Wingdings" w:hAnsi="Wingdings" w:hint="default"/>
       </w:rPr>
     </w:lvl>
     <w:lvl w:ilvl="6" w:tplc="100A0001" w:tentative="1">
@@ -5301,7 +4104,7 @@
         <w:ind w:left="5040" w:hanging="360"/>
       </w:pPr>
       <w:rPr>
-        <w:rFonts w:hint="default" w:ascii="Symbol" w:hAnsi="Symbol"/>
+        <w:rFonts w:ascii="Symbol" w:hAnsi="Symbol" w:hint="default"/>
       </w:rPr>
     </w:lvl>
     <w:lvl w:ilvl="7" w:tplc="100A0003" w:tentative="1">
@@ -5313,7 +4116,7 @@
         <w:ind w:left="5760" w:hanging="360"/>
       </w:pPr>
       <w:rPr>
-        <w:rFonts w:hint="default" w:ascii="Courier New" w:hAnsi="Courier New" w:cs="Courier New"/>
+        <w:rFonts w:ascii="Courier New" w:hAnsi="Courier New" w:cs="Courier New" w:hint="default"/>
       </w:rPr>
     </w:lvl>
     <w:lvl w:ilvl="8" w:tplc="100A0005" w:tentative="1">
@@ -5325,11 +4128,11 @@
         <w:ind w:left="6480" w:hanging="360"/>
       </w:pPr>
       <w:rPr>
-        <w:rFonts w:hint="default" w:ascii="Wingdings" w:hAnsi="Wingdings"/>
+        <w:rFonts w:ascii="Wingdings" w:hAnsi="Wingdings" w:hint="default"/>
       </w:rPr>
     </w:lvl>
   </w:abstractNum>
-  <w:abstractNum w:abstractNumId="4" w15:restartNumberingAfterBreak="0">
+  <w:abstractNum w:abstractNumId="5" w15:restartNumberingAfterBreak="0">
     <w:nsid w:val="30421B10"/>
     <w:multiLevelType w:val="hybridMultilevel"/>
     <w:tmpl w:val="C9988A8C"/>
@@ -5415,7 +4218,7 @@
       </w:pPr>
     </w:lvl>
   </w:abstractNum>
-  <w:abstractNum w:abstractNumId="5" w15:restartNumberingAfterBreak="0">
+  <w:abstractNum w:abstractNumId="6" w15:restartNumberingAfterBreak="0">
     <w:nsid w:val="306E144A"/>
     <w:multiLevelType w:val="hybridMultilevel"/>
     <w:tmpl w:val="3B0CCE8C"/>
@@ -5428,7 +4231,7 @@
         <w:ind w:left="720" w:hanging="360"/>
       </w:pPr>
       <w:rPr>
-        <w:rFonts w:hint="default" w:ascii="Symbol" w:hAnsi="Symbol"/>
+        <w:rFonts w:ascii="Symbol" w:hAnsi="Symbol" w:hint="default"/>
       </w:rPr>
     </w:lvl>
     <w:lvl w:ilvl="1" w:tplc="08B0C352">
@@ -5440,7 +4243,7 @@
         <w:ind w:left="1440" w:hanging="360"/>
       </w:pPr>
       <w:rPr>
-        <w:rFonts w:hint="default" w:ascii="Courier New" w:hAnsi="Courier New"/>
+        <w:rFonts w:ascii="Courier New" w:hAnsi="Courier New" w:hint="default"/>
       </w:rPr>
     </w:lvl>
     <w:lvl w:ilvl="2" w:tplc="B82E698C">
@@ -5452,7 +4255,7 @@
         <w:ind w:left="2160" w:hanging="360"/>
       </w:pPr>
       <w:rPr>
-        <w:rFonts w:hint="default" w:ascii="Wingdings" w:hAnsi="Wingdings"/>
+        <w:rFonts w:ascii="Wingdings" w:hAnsi="Wingdings" w:hint="default"/>
       </w:rPr>
     </w:lvl>
     <w:lvl w:ilvl="3" w:tplc="A274CF78">
@@ -5464,7 +4267,7 @@
         <w:ind w:left="2880" w:hanging="360"/>
       </w:pPr>
       <w:rPr>
-        <w:rFonts w:hint="default" w:ascii="Symbol" w:hAnsi="Symbol"/>
+        <w:rFonts w:ascii="Symbol" w:hAnsi="Symbol" w:hint="default"/>
       </w:rPr>
     </w:lvl>
     <w:lvl w:ilvl="4" w:tplc="AB4E7662">
@@ -5476,7 +4279,7 @@
         <w:ind w:left="3600" w:hanging="360"/>
       </w:pPr>
       <w:rPr>
-        <w:rFonts w:hint="default" w:ascii="Courier New" w:hAnsi="Courier New"/>
+        <w:rFonts w:ascii="Courier New" w:hAnsi="Courier New" w:hint="default"/>
       </w:rPr>
     </w:lvl>
     <w:lvl w:ilvl="5" w:tplc="08DA09F8">
@@ -5488,7 +4291,7 @@
         <w:ind w:left="4320" w:hanging="360"/>
       </w:pPr>
       <w:rPr>
-        <w:rFonts w:hint="default" w:ascii="Wingdings" w:hAnsi="Wingdings"/>
+        <w:rFonts w:ascii="Wingdings" w:hAnsi="Wingdings" w:hint="default"/>
       </w:rPr>
     </w:lvl>
     <w:lvl w:ilvl="6" w:tplc="CB6ECE26">
@@ -5500,7 +4303,7 @@
         <w:ind w:left="5040" w:hanging="360"/>
       </w:pPr>
       <w:rPr>
-        <w:rFonts w:hint="default" w:ascii="Symbol" w:hAnsi="Symbol"/>
+        <w:rFonts w:ascii="Symbol" w:hAnsi="Symbol" w:hint="default"/>
       </w:rPr>
     </w:lvl>
     <w:lvl w:ilvl="7" w:tplc="2736C62E">
@@ -5512,7 +4315,7 @@
         <w:ind w:left="5760" w:hanging="360"/>
       </w:pPr>
       <w:rPr>
-        <w:rFonts w:hint="default" w:ascii="Courier New" w:hAnsi="Courier New"/>
+        <w:rFonts w:ascii="Courier New" w:hAnsi="Courier New" w:hint="default"/>
       </w:rPr>
     </w:lvl>
     <w:lvl w:ilvl="8" w:tplc="4686F0DC">
@@ -5524,11 +4327,124 @@
         <w:ind w:left="6480" w:hanging="360"/>
       </w:pPr>
       <w:rPr>
-        <w:rFonts w:hint="default" w:ascii="Wingdings" w:hAnsi="Wingdings"/>
+        <w:rFonts w:ascii="Wingdings" w:hAnsi="Wingdings" w:hint="default"/>
       </w:rPr>
     </w:lvl>
   </w:abstractNum>
-  <w:abstractNum w:abstractNumId="6" w15:restartNumberingAfterBreak="0">
+  <w:abstractNum w:abstractNumId="7" w15:restartNumberingAfterBreak="0">
+    <w:nsid w:val="3E34D3E8"/>
+    <w:multiLevelType w:val="hybridMultilevel"/>
+    <w:tmpl w:val="7D745F8C"/>
+    <w:lvl w:ilvl="0" w:tplc="0C428408">
+      <w:start w:val="1"/>
+      <w:numFmt w:val="bullet"/>
+      <w:lvlText w:val="-"/>
+      <w:lvlJc w:val="left"/>
+      <w:pPr>
+        <w:ind w:left="720" w:hanging="360"/>
+      </w:pPr>
+      <w:rPr>
+        <w:rFonts w:ascii="Aptos" w:hAnsi="Aptos" w:hint="default"/>
+      </w:rPr>
+    </w:lvl>
+    <w:lvl w:ilvl="1" w:tplc="8B06EDBE">
+      <w:start w:val="1"/>
+      <w:numFmt w:val="bullet"/>
+      <w:lvlText w:val="o"/>
+      <w:lvlJc w:val="left"/>
+      <w:pPr>
+        <w:ind w:left="1440" w:hanging="360"/>
+      </w:pPr>
+      <w:rPr>
+        <w:rFonts w:ascii="Courier New" w:hAnsi="Courier New" w:hint="default"/>
+      </w:rPr>
+    </w:lvl>
+    <w:lvl w:ilvl="2" w:tplc="5986064E">
+      <w:start w:val="1"/>
+      <w:numFmt w:val="bullet"/>
+      <w:lvlText w:val=""/>
+      <w:lvlJc w:val="left"/>
+      <w:pPr>
+        <w:ind w:left="2160" w:hanging="360"/>
+      </w:pPr>
+      <w:rPr>
+        <w:rFonts w:ascii="Wingdings" w:hAnsi="Wingdings" w:hint="default"/>
+      </w:rPr>
+    </w:lvl>
+    <w:lvl w:ilvl="3" w:tplc="526C544E">
+      <w:start w:val="1"/>
+      <w:numFmt w:val="bullet"/>
+      <w:lvlText w:val=""/>
+      <w:lvlJc w:val="left"/>
+      <w:pPr>
+        <w:ind w:left="2880" w:hanging="360"/>
+      </w:pPr>
+      <w:rPr>
+        <w:rFonts w:ascii="Symbol" w:hAnsi="Symbol" w:hint="default"/>
+      </w:rPr>
+    </w:lvl>
+    <w:lvl w:ilvl="4" w:tplc="AC5CCCD4">
+      <w:start w:val="1"/>
+      <w:numFmt w:val="bullet"/>
+      <w:lvlText w:val="o"/>
+      <w:lvlJc w:val="left"/>
+      <w:pPr>
+        <w:ind w:left="3600" w:hanging="360"/>
+      </w:pPr>
+      <w:rPr>
+        <w:rFonts w:ascii="Courier New" w:hAnsi="Courier New" w:hint="default"/>
+      </w:rPr>
+    </w:lvl>
+    <w:lvl w:ilvl="5" w:tplc="7D8E336A">
+      <w:start w:val="1"/>
+      <w:numFmt w:val="bullet"/>
+      <w:lvlText w:val=""/>
+      <w:lvlJc w:val="left"/>
+      <w:pPr>
+        <w:ind w:left="4320" w:hanging="360"/>
+      </w:pPr>
+      <w:rPr>
+        <w:rFonts w:ascii="Wingdings" w:hAnsi="Wingdings" w:hint="default"/>
+      </w:rPr>
+    </w:lvl>
+    <w:lvl w:ilvl="6" w:tplc="E398BDD8">
+      <w:start w:val="1"/>
+      <w:numFmt w:val="bullet"/>
+      <w:lvlText w:val=""/>
+      <w:lvlJc w:val="left"/>
+      <w:pPr>
+        <w:ind w:left="5040" w:hanging="360"/>
+      </w:pPr>
+      <w:rPr>
+        <w:rFonts w:ascii="Symbol" w:hAnsi="Symbol" w:hint="default"/>
+      </w:rPr>
+    </w:lvl>
+    <w:lvl w:ilvl="7" w:tplc="A4F28688">
+      <w:start w:val="1"/>
+      <w:numFmt w:val="bullet"/>
+      <w:lvlText w:val="o"/>
+      <w:lvlJc w:val="left"/>
+      <w:pPr>
+        <w:ind w:left="5760" w:hanging="360"/>
+      </w:pPr>
+      <w:rPr>
+        <w:rFonts w:ascii="Courier New" w:hAnsi="Courier New" w:hint="default"/>
+      </w:rPr>
+    </w:lvl>
+    <w:lvl w:ilvl="8" w:tplc="94A860F2">
+      <w:start w:val="1"/>
+      <w:numFmt w:val="bullet"/>
+      <w:lvlText w:val=""/>
+      <w:lvlJc w:val="left"/>
+      <w:pPr>
+        <w:ind w:left="6480" w:hanging="360"/>
+      </w:pPr>
+      <w:rPr>
+        <w:rFonts w:ascii="Wingdings" w:hAnsi="Wingdings" w:hint="default"/>
+      </w:rPr>
+    </w:lvl>
+  </w:abstractNum>
+  <w:abstractNum w:abstractNumId="8" w15:restartNumberingAfterBreak="0">
     <w:nsid w:val="435B39D1"/>
     <w:multiLevelType w:val="hybridMultilevel"/>
     <w:tmpl w:val="AB9C13FC"/>
@@ -5541,7 +4457,7 @@
         <w:ind w:left="720" w:hanging="360"/>
       </w:pPr>
       <w:rPr>
-        <w:rFonts w:hint="default" w:ascii="Symbol" w:hAnsi="Symbol"/>
+        <w:rFonts w:ascii="Symbol" w:hAnsi="Symbol" w:hint="default"/>
       </w:rPr>
     </w:lvl>
     <w:lvl w:ilvl="1" w:tplc="100A0003" w:tentative="1">
@@ -5553,7 +4469,7 @@
         <w:ind w:left="1440" w:hanging="360"/>
       </w:pPr>
       <w:rPr>
-        <w:rFonts w:hint="default" w:ascii="Courier New" w:hAnsi="Courier New" w:cs="Courier New"/>
+        <w:rFonts w:ascii="Courier New" w:hAnsi="Courier New" w:cs="Courier New" w:hint="default"/>
       </w:rPr>
     </w:lvl>
     <w:lvl w:ilvl="2" w:tplc="100A0005" w:tentative="1">
@@ -5565,7 +4481,7 @@
         <w:ind w:left="2160" w:hanging="360"/>
       </w:pPr>
       <w:rPr>
-        <w:rFonts w:hint="default" w:ascii="Wingdings" w:hAnsi="Wingdings"/>
+        <w:rFonts w:ascii="Wingdings" w:hAnsi="Wingdings" w:hint="default"/>
       </w:rPr>
     </w:lvl>
     <w:lvl w:ilvl="3" w:tplc="100A0001" w:tentative="1">
@@ -5577,7 +4493,7 @@
         <w:ind w:left="2880" w:hanging="360"/>
       </w:pPr>
       <w:rPr>
-        <w:rFonts w:hint="default" w:ascii="Symbol" w:hAnsi="Symbol"/>
+        <w:rFonts w:ascii="Symbol" w:hAnsi="Symbol" w:hint="default"/>
       </w:rPr>
     </w:lvl>
     <w:lvl w:ilvl="4" w:tplc="100A0003" w:tentative="1">
@@ -5589,7 +4505,7 @@
         <w:ind w:left="3600" w:hanging="360"/>
       </w:pPr>
       <w:rPr>
-        <w:rFonts w:hint="default" w:ascii="Courier New" w:hAnsi="Courier New" w:cs="Courier New"/>
+        <w:rFonts w:ascii="Courier New" w:hAnsi="Courier New" w:cs="Courier New" w:hint="default"/>
       </w:rPr>
     </w:lvl>
     <w:lvl w:ilvl="5" w:tplc="100A0005" w:tentative="1">
@@ -5601,7 +4517,7 @@
         <w:ind w:left="4320" w:hanging="360"/>
       </w:pPr>
       <w:rPr>
-        <w:rFonts w:hint="default" w:ascii="Wingdings" w:hAnsi="Wingdings"/>
+        <w:rFonts w:ascii="Wingdings" w:hAnsi="Wingdings" w:hint="default"/>
       </w:rPr>
     </w:lvl>
     <w:lvl w:ilvl="6" w:tplc="100A0001" w:tentative="1">
@@ -5613,7 +4529,7 @@
         <w:ind w:left="5040" w:hanging="360"/>
       </w:pPr>
       <w:rPr>
-        <w:rFonts w:hint="default" w:ascii="Symbol" w:hAnsi="Symbol"/>
+        <w:rFonts w:ascii="Symbol" w:hAnsi="Symbol" w:hint="default"/>
       </w:rPr>
     </w:lvl>
     <w:lvl w:ilvl="7" w:tplc="100A0003" w:tentative="1">
@@ -5625,7 +4541,7 @@
         <w:ind w:left="5760" w:hanging="360"/>
       </w:pPr>
       <w:rPr>
-        <w:rFonts w:hint="default" w:ascii="Courier New" w:hAnsi="Courier New" w:cs="Courier New"/>
+        <w:rFonts w:ascii="Courier New" w:hAnsi="Courier New" w:cs="Courier New" w:hint="default"/>
       </w:rPr>
     </w:lvl>
     <w:lvl w:ilvl="8" w:tplc="100A0005" w:tentative="1">
@@ -5637,11 +4553,11 @@
         <w:ind w:left="6480" w:hanging="360"/>
       </w:pPr>
       <w:rPr>
-        <w:rFonts w:hint="default" w:ascii="Wingdings" w:hAnsi="Wingdings"/>
+        <w:rFonts w:ascii="Wingdings" w:hAnsi="Wingdings" w:hint="default"/>
       </w:rPr>
     </w:lvl>
   </w:abstractNum>
-  <w:abstractNum w:abstractNumId="7" w15:restartNumberingAfterBreak="0">
+  <w:abstractNum w:abstractNumId="9" w15:restartNumberingAfterBreak="0">
     <w:nsid w:val="4BF8D069"/>
     <w:multiLevelType w:val="hybridMultilevel"/>
     <w:tmpl w:val="7DC2E2F8"/>
@@ -5727,7 +4643,7 @@
       </w:pPr>
     </w:lvl>
   </w:abstractNum>
-  <w:abstractNum w:abstractNumId="8" w15:restartNumberingAfterBreak="0">
+  <w:abstractNum w:abstractNumId="10" w15:restartNumberingAfterBreak="0">
     <w:nsid w:val="4D4C7C22"/>
     <w:multiLevelType w:val="hybridMultilevel"/>
     <w:tmpl w:val="F0E07250"/>
@@ -5813,7 +4729,7 @@
       </w:pPr>
     </w:lvl>
   </w:abstractNum>
-  <w:abstractNum w:abstractNumId="9" w15:restartNumberingAfterBreak="0">
+  <w:abstractNum w:abstractNumId="11" w15:restartNumberingAfterBreak="0">
     <w:nsid w:val="50AE9E67"/>
     <w:multiLevelType w:val="hybridMultilevel"/>
     <w:tmpl w:val="E252EF6A"/>
@@ -5826,7 +4742,7 @@
         <w:ind w:left="720" w:hanging="360"/>
       </w:pPr>
       <w:rPr>
-        <w:rFonts w:hint="default" w:ascii="Aptos" w:hAnsi="Aptos"/>
+        <w:rFonts w:ascii="Aptos" w:hAnsi="Aptos" w:hint="default"/>
       </w:rPr>
     </w:lvl>
     <w:lvl w:ilvl="1" w:tplc="64FA69AA">
@@ -5838,7 +4754,7 @@
         <w:ind w:left="1440" w:hanging="360"/>
       </w:pPr>
       <w:rPr>
-        <w:rFonts w:hint="default" w:ascii="Courier New" w:hAnsi="Courier New"/>
+        <w:rFonts w:ascii="Courier New" w:hAnsi="Courier New" w:hint="default"/>
       </w:rPr>
     </w:lvl>
     <w:lvl w:ilvl="2" w:tplc="28EE92F0">
@@ -5850,7 +4766,7 @@
         <w:ind w:left="2160" w:hanging="360"/>
       </w:pPr>
       <w:rPr>
-        <w:rFonts w:hint="default" w:ascii="Wingdings" w:hAnsi="Wingdings"/>
+        <w:rFonts w:ascii="Wingdings" w:hAnsi="Wingdings" w:hint="default"/>
       </w:rPr>
     </w:lvl>
     <w:lvl w:ilvl="3" w:tplc="8B98C2B8">
@@ -5862,7 +4778,7 @@
         <w:ind w:left="2880" w:hanging="360"/>
       </w:pPr>
       <w:rPr>
-        <w:rFonts w:hint="default" w:ascii="Symbol" w:hAnsi="Symbol"/>
+        <w:rFonts w:ascii="Symbol" w:hAnsi="Symbol" w:hint="default"/>
       </w:rPr>
     </w:lvl>
     <w:lvl w:ilvl="4" w:tplc="B150C7FC">
@@ -5874,7 +4790,7 @@
         <w:ind w:left="3600" w:hanging="360"/>
       </w:pPr>
       <w:rPr>
-        <w:rFonts w:hint="default" w:ascii="Courier New" w:hAnsi="Courier New"/>
+        <w:rFonts w:ascii="Courier New" w:hAnsi="Courier New" w:hint="default"/>
       </w:rPr>
     </w:lvl>
     <w:lvl w:ilvl="5" w:tplc="A37E9440">
@@ -5886,7 +4802,7 @@
         <w:ind w:left="4320" w:hanging="360"/>
       </w:pPr>
       <w:rPr>
-        <w:rFonts w:hint="default" w:ascii="Wingdings" w:hAnsi="Wingdings"/>
+        <w:rFonts w:ascii="Wingdings" w:hAnsi="Wingdings" w:hint="default"/>
       </w:rPr>
     </w:lvl>
     <w:lvl w:ilvl="6" w:tplc="BEECE67E">
@@ -5898,7 +4814,7 @@
         <w:ind w:left="5040" w:hanging="360"/>
       </w:pPr>
       <w:rPr>
-        <w:rFonts w:hint="default" w:ascii="Symbol" w:hAnsi="Symbol"/>
+        <w:rFonts w:ascii="Symbol" w:hAnsi="Symbol" w:hint="default"/>
       </w:rPr>
     </w:lvl>
     <w:lvl w:ilvl="7" w:tplc="F5183884">
@@ -5910,7 +4826,7 @@
         <w:ind w:left="5760" w:hanging="360"/>
       </w:pPr>
       <w:rPr>
-        <w:rFonts w:hint="default" w:ascii="Courier New" w:hAnsi="Courier New"/>
+        <w:rFonts w:ascii="Courier New" w:hAnsi="Courier New" w:hint="default"/>
       </w:rPr>
     </w:lvl>
     <w:lvl w:ilvl="8" w:tplc="6C5C6592">
@@ -5922,11 +4838,237 @@
         <w:ind w:left="6480" w:hanging="360"/>
       </w:pPr>
       <w:rPr>
-        <w:rFonts w:hint="default" w:ascii="Wingdings" w:hAnsi="Wingdings"/>
+        <w:rFonts w:ascii="Wingdings" w:hAnsi="Wingdings" w:hint="default"/>
       </w:rPr>
     </w:lvl>
   </w:abstractNum>
-  <w:abstractNum w:abstractNumId="10" w15:restartNumberingAfterBreak="0">
+  <w:abstractNum w:abstractNumId="12" w15:restartNumberingAfterBreak="0">
+    <w:nsid w:val="59426BCE"/>
+    <w:multiLevelType w:val="hybridMultilevel"/>
+    <w:tmpl w:val="FAC29DDE"/>
+    <w:lvl w:ilvl="0" w:tplc="B61CD344">
+      <w:start w:val="1"/>
+      <w:numFmt w:val="bullet"/>
+      <w:lvlText w:val=""/>
+      <w:lvlJc w:val="left"/>
+      <w:pPr>
+        <w:ind w:left="720" w:hanging="360"/>
+      </w:pPr>
+      <w:rPr>
+        <w:rFonts w:ascii="Symbol" w:hAnsi="Symbol" w:hint="default"/>
+      </w:rPr>
+    </w:lvl>
+    <w:lvl w:ilvl="1" w:tplc="63588D60">
+      <w:start w:val="1"/>
+      <w:numFmt w:val="bullet"/>
+      <w:lvlText w:val="o"/>
+      <w:lvlJc w:val="left"/>
+      <w:pPr>
+        <w:ind w:left="1440" w:hanging="360"/>
+      </w:pPr>
+      <w:rPr>
+        <w:rFonts w:ascii="Courier New" w:hAnsi="Courier New" w:hint="default"/>
+      </w:rPr>
+    </w:lvl>
+    <w:lvl w:ilvl="2" w:tplc="39CE0916">
+      <w:start w:val="1"/>
+      <w:numFmt w:val="bullet"/>
+      <w:lvlText w:val=""/>
+      <w:lvlJc w:val="left"/>
+      <w:pPr>
+        <w:ind w:left="2160" w:hanging="360"/>
+      </w:pPr>
+      <w:rPr>
+        <w:rFonts w:ascii="Wingdings" w:hAnsi="Wingdings" w:hint="default"/>
+      </w:rPr>
+    </w:lvl>
+    <w:lvl w:ilvl="3" w:tplc="D78CA3FE">
+      <w:start w:val="1"/>
+      <w:numFmt w:val="bullet"/>
+      <w:lvlText w:val=""/>
+      <w:lvlJc w:val="left"/>
+      <w:pPr>
+        <w:ind w:left="2880" w:hanging="360"/>
+      </w:pPr>
+      <w:rPr>
+        <w:rFonts w:ascii="Symbol" w:hAnsi="Symbol" w:hint="default"/>
+      </w:rPr>
+    </w:lvl>
+    <w:lvl w:ilvl="4" w:tplc="C534FA12">
+      <w:start w:val="1"/>
+      <w:numFmt w:val="bullet"/>
+      <w:lvlText w:val="o"/>
+      <w:lvlJc w:val="left"/>
+      <w:pPr>
+        <w:ind w:left="3600" w:hanging="360"/>
+      </w:pPr>
+      <w:rPr>
+        <w:rFonts w:ascii="Courier New" w:hAnsi="Courier New" w:hint="default"/>
+      </w:rPr>
+    </w:lvl>
+    <w:lvl w:ilvl="5" w:tplc="2B748338">
+      <w:start w:val="1"/>
+      <w:numFmt w:val="bullet"/>
+      <w:lvlText w:val=""/>
+      <w:lvlJc w:val="left"/>
+      <w:pPr>
+        <w:ind w:left="4320" w:hanging="360"/>
+      </w:pPr>
+      <w:rPr>
+        <w:rFonts w:ascii="Wingdings" w:hAnsi="Wingdings" w:hint="default"/>
+      </w:rPr>
+    </w:lvl>
+    <w:lvl w:ilvl="6" w:tplc="93C216E6">
+      <w:start w:val="1"/>
+      <w:numFmt w:val="bullet"/>
+      <w:lvlText w:val=""/>
+      <w:lvlJc w:val="left"/>
+      <w:pPr>
+        <w:ind w:left="5040" w:hanging="360"/>
+      </w:pPr>
+      <w:rPr>
+        <w:rFonts w:ascii="Symbol" w:hAnsi="Symbol" w:hint="default"/>
+      </w:rPr>
+    </w:lvl>
+    <w:lvl w:ilvl="7" w:tplc="BDF4B5CA">
+      <w:start w:val="1"/>
+      <w:numFmt w:val="bullet"/>
+      <w:lvlText w:val="o"/>
+      <w:lvlJc w:val="left"/>
+      <w:pPr>
+        <w:ind w:left="5760" w:hanging="360"/>
+      </w:pPr>
+      <w:rPr>
+        <w:rFonts w:ascii="Courier New" w:hAnsi="Courier New" w:hint="default"/>
+      </w:rPr>
+    </w:lvl>
+    <w:lvl w:ilvl="8" w:tplc="A66E3630">
+      <w:start w:val="1"/>
+      <w:numFmt w:val="bullet"/>
+      <w:lvlText w:val=""/>
+      <w:lvlJc w:val="left"/>
+      <w:pPr>
+        <w:ind w:left="6480" w:hanging="360"/>
+      </w:pPr>
+      <w:rPr>
+        <w:rFonts w:ascii="Wingdings" w:hAnsi="Wingdings" w:hint="default"/>
+      </w:rPr>
+    </w:lvl>
+  </w:abstractNum>
+  <w:abstractNum w:abstractNumId="13" w15:restartNumberingAfterBreak="0">
+    <w:nsid w:val="6F68EA2F"/>
+    <w:multiLevelType w:val="hybridMultilevel"/>
+    <w:tmpl w:val="55AE5816"/>
+    <w:lvl w:ilvl="0" w:tplc="B2F4B21C">
+      <w:start w:val="1"/>
+      <w:numFmt w:val="bullet"/>
+      <w:lvlText w:val="-"/>
+      <w:lvlJc w:val="left"/>
+      <w:pPr>
+        <w:ind w:left="720" w:hanging="360"/>
+      </w:pPr>
+      <w:rPr>
+        <w:rFonts w:ascii="Aptos" w:hAnsi="Aptos" w:hint="default"/>
+      </w:rPr>
+    </w:lvl>
+    <w:lvl w:ilvl="1" w:tplc="8CE4A2B4">
+      <w:start w:val="1"/>
+      <w:numFmt w:val="bullet"/>
+      <w:lvlText w:val="o"/>
+      <w:lvlJc w:val="left"/>
+      <w:pPr>
+        <w:ind w:left="1440" w:hanging="360"/>
+      </w:pPr>
+      <w:rPr>
+        <w:rFonts w:ascii="Courier New" w:hAnsi="Courier New" w:hint="default"/>
+      </w:rPr>
+    </w:lvl>
+    <w:lvl w:ilvl="2" w:tplc="48EC1D42">
+      <w:start w:val="1"/>
+      <w:numFmt w:val="bullet"/>
+      <w:lvlText w:val=""/>
+      <w:lvlJc w:val="left"/>
+      <w:pPr>
+        <w:ind w:left="2160" w:hanging="360"/>
+      </w:pPr>
+      <w:rPr>
+        <w:rFonts w:ascii="Wingdings" w:hAnsi="Wingdings" w:hint="default"/>
+      </w:rPr>
+    </w:lvl>
+    <w:lvl w:ilvl="3" w:tplc="E19E0D64">
+      <w:start w:val="1"/>
+      <w:numFmt w:val="bullet"/>
+      <w:lvlText w:val=""/>
+      <w:lvlJc w:val="left"/>
+      <w:pPr>
+        <w:ind w:left="2880" w:hanging="360"/>
+      </w:pPr>
+      <w:rPr>
+        <w:rFonts w:ascii="Symbol" w:hAnsi="Symbol" w:hint="default"/>
+      </w:rPr>
+    </w:lvl>
+    <w:lvl w:ilvl="4" w:tplc="F0DA933A">
+      <w:start w:val="1"/>
+      <w:numFmt w:val="bullet"/>
+      <w:lvlText w:val="o"/>
+      <w:lvlJc w:val="left"/>
+      <w:pPr>
+        <w:ind w:left="3600" w:hanging="360"/>
+      </w:pPr>
+      <w:rPr>
+        <w:rFonts w:ascii="Courier New" w:hAnsi="Courier New" w:hint="default"/>
+      </w:rPr>
+    </w:lvl>
+    <w:lvl w:ilvl="5" w:tplc="8F52AC06">
+      <w:start w:val="1"/>
+      <w:numFmt w:val="bullet"/>
+      <w:lvlText w:val=""/>
+      <w:lvlJc w:val="left"/>
+      <w:pPr>
+        <w:ind w:left="4320" w:hanging="360"/>
+      </w:pPr>
+      <w:rPr>
+        <w:rFonts w:ascii="Wingdings" w:hAnsi="Wingdings" w:hint="default"/>
+      </w:rPr>
+    </w:lvl>
+    <w:lvl w:ilvl="6" w:tplc="D2047852">
+      <w:start w:val="1"/>
+      <w:numFmt w:val="bullet"/>
+      <w:lvlText w:val=""/>
+      <w:lvlJc w:val="left"/>
+      <w:pPr>
+        <w:ind w:left="5040" w:hanging="360"/>
+      </w:pPr>
+      <w:rPr>
+        <w:rFonts w:ascii="Symbol" w:hAnsi="Symbol" w:hint="default"/>
+      </w:rPr>
+    </w:lvl>
+    <w:lvl w:ilvl="7" w:tplc="47E23270">
+      <w:start w:val="1"/>
+      <w:numFmt w:val="bullet"/>
+      <w:lvlText w:val="o"/>
+      <w:lvlJc w:val="left"/>
+      <w:pPr>
+        <w:ind w:left="5760" w:hanging="360"/>
+      </w:pPr>
+      <w:rPr>
+        <w:rFonts w:ascii="Courier New" w:hAnsi="Courier New" w:hint="default"/>
+      </w:rPr>
+    </w:lvl>
+    <w:lvl w:ilvl="8" w:tplc="71C29630">
+      <w:start w:val="1"/>
+      <w:numFmt w:val="bullet"/>
+      <w:lvlText w:val=""/>
+      <w:lvlJc w:val="left"/>
+      <w:pPr>
+        <w:ind w:left="6480" w:hanging="360"/>
+      </w:pPr>
+      <w:rPr>
+        <w:rFonts w:ascii="Wingdings" w:hAnsi="Wingdings" w:hint="default"/>
+      </w:rPr>
+    </w:lvl>
+  </w:abstractNum>
+  <w:abstractNum w:abstractNumId="14" w15:restartNumberingAfterBreak="0">
     <w:nsid w:val="7B6409F6"/>
     <w:multiLevelType w:val="hybridMultilevel"/>
     <w:tmpl w:val="CC8CBC9A"/>
@@ -5939,7 +5081,7 @@
         <w:ind w:left="720" w:hanging="360"/>
       </w:pPr>
       <w:rPr>
-        <w:rFonts w:hint="default" w:ascii="Symbol" w:hAnsi="Symbol"/>
+        <w:rFonts w:ascii="Symbol" w:hAnsi="Symbol" w:hint="default"/>
       </w:rPr>
     </w:lvl>
     <w:lvl w:ilvl="1" w:tplc="100A0003">
@@ -5951,7 +5093,7 @@
         <w:ind w:left="1440" w:hanging="360"/>
       </w:pPr>
       <w:rPr>
-        <w:rFonts w:hint="default" w:ascii="Courier New" w:hAnsi="Courier New" w:cs="Courier New"/>
+        <w:rFonts w:ascii="Courier New" w:hAnsi="Courier New" w:cs="Courier New" w:hint="default"/>
       </w:rPr>
     </w:lvl>
     <w:lvl w:ilvl="2" w:tplc="100A0005">
@@ -5963,7 +5105,7 @@
         <w:ind w:left="2160" w:hanging="360"/>
       </w:pPr>
       <w:rPr>
-        <w:rFonts w:hint="default" w:ascii="Wingdings" w:hAnsi="Wingdings"/>
+        <w:rFonts w:ascii="Wingdings" w:hAnsi="Wingdings" w:hint="default"/>
       </w:rPr>
     </w:lvl>
     <w:lvl w:ilvl="3" w:tplc="100A0001" w:tentative="1">
@@ -5975,7 +5117,7 @@
         <w:ind w:left="2880" w:hanging="360"/>
       </w:pPr>
       <w:rPr>
-        <w:rFonts w:hint="default" w:ascii="Symbol" w:hAnsi="Symbol"/>
+        <w:rFonts w:ascii="Symbol" w:hAnsi="Symbol" w:hint="default"/>
       </w:rPr>
     </w:lvl>
     <w:lvl w:ilvl="4" w:tplc="100A0003" w:tentative="1">
@@ -5987,7 +5129,7 @@
         <w:ind w:left="3600" w:hanging="360"/>
       </w:pPr>
       <w:rPr>
-        <w:rFonts w:hint="default" w:ascii="Courier New" w:hAnsi="Courier New" w:cs="Courier New"/>
+        <w:rFonts w:ascii="Courier New" w:hAnsi="Courier New" w:cs="Courier New" w:hint="default"/>
       </w:rPr>
     </w:lvl>
     <w:lvl w:ilvl="5" w:tplc="100A0005" w:tentative="1">
@@ -5999,7 +5141,7 @@
         <w:ind w:left="4320" w:hanging="360"/>
       </w:pPr>
       <w:rPr>
-        <w:rFonts w:hint="default" w:ascii="Wingdings" w:hAnsi="Wingdings"/>
+        <w:rFonts w:ascii="Wingdings" w:hAnsi="Wingdings" w:hint="default"/>
       </w:rPr>
     </w:lvl>
     <w:lvl w:ilvl="6" w:tplc="100A0001" w:tentative="1">
@@ -6011,7 +5153,7 @@
         <w:ind w:left="5040" w:hanging="360"/>
       </w:pPr>
       <w:rPr>
-        <w:rFonts w:hint="default" w:ascii="Symbol" w:hAnsi="Symbol"/>
+        <w:rFonts w:ascii="Symbol" w:hAnsi="Symbol" w:hint="default"/>
       </w:rPr>
     </w:lvl>
     <w:lvl w:ilvl="7" w:tplc="100A0003" w:tentative="1">
@@ -6023,7 +5165,7 @@
         <w:ind w:left="5760" w:hanging="360"/>
       </w:pPr>
       <w:rPr>
-        <w:rFonts w:hint="default" w:ascii="Courier New" w:hAnsi="Courier New" w:cs="Courier New"/>
+        <w:rFonts w:ascii="Courier New" w:hAnsi="Courier New" w:cs="Courier New" w:hint="default"/>
       </w:rPr>
     </w:lvl>
     <w:lvl w:ilvl="8" w:tplc="100A0005" w:tentative="1">
@@ -6035,54 +5177,54 @@
         <w:ind w:left="6480" w:hanging="360"/>
       </w:pPr>
       <w:rPr>
-        <w:rFonts w:hint="default" w:ascii="Wingdings" w:hAnsi="Wingdings"/>
+        <w:rFonts w:ascii="Wingdings" w:hAnsi="Wingdings" w:hint="default"/>
       </w:rPr>
     </w:lvl>
   </w:abstractNum>
-  <w:num w:numId="15">
+  <w:num w:numId="1" w16cid:durableId="1917784507">
+    <w:abstractNumId w:val="2"/>
+  </w:num>
+  <w:num w:numId="2" w16cid:durableId="1630084232">
+    <w:abstractNumId w:val="13"/>
+  </w:num>
+  <w:num w:numId="3" w16cid:durableId="153568468">
+    <w:abstractNumId w:val="12"/>
+  </w:num>
+  <w:num w:numId="4" w16cid:durableId="900406643">
+    <w:abstractNumId w:val="7"/>
+  </w:num>
+  <w:num w:numId="5" w16cid:durableId="1606770992">
+    <w:abstractNumId w:val="10"/>
+  </w:num>
+  <w:num w:numId="6" w16cid:durableId="1687825443">
+    <w:abstractNumId w:val="11"/>
+  </w:num>
+  <w:num w:numId="7" w16cid:durableId="236325666">
+    <w:abstractNumId w:val="9"/>
+  </w:num>
+  <w:num w:numId="8" w16cid:durableId="453449526">
+    <w:abstractNumId w:val="6"/>
+  </w:num>
+  <w:num w:numId="9" w16cid:durableId="495730574">
+    <w:abstractNumId w:val="0"/>
+  </w:num>
+  <w:num w:numId="10" w16cid:durableId="678586568">
+    <w:abstractNumId w:val="1"/>
+  </w:num>
+  <w:num w:numId="11" w16cid:durableId="1898010062">
     <w:abstractNumId w:val="14"/>
   </w:num>
-  <w:num w:numId="14">
-    <w:abstractNumId w:val="13"/>
+  <w:num w:numId="12" w16cid:durableId="963731703">
+    <w:abstractNumId w:val="4"/>
   </w:num>
-  <w:num w:numId="13">
-    <w:abstractNumId w:val="12"/>
-  </w:num>
-  <w:num w:numId="12">
-    <w:abstractNumId w:val="11"/>
-  </w:num>
-  <w:num w:numId="1" w16cid:durableId="1606770992">
+  <w:num w:numId="13" w16cid:durableId="1530993687">
     <w:abstractNumId w:val="8"/>
   </w:num>
-  <w:num w:numId="2" w16cid:durableId="1687825443">
-    <w:abstractNumId w:val="9"/>
-  </w:num>
-  <w:num w:numId="3" w16cid:durableId="236325666">
-    <w:abstractNumId w:val="7"/>
-  </w:num>
-  <w:num w:numId="4" w16cid:durableId="453449526">
-    <w:abstractNumId w:val="5"/>
-  </w:num>
-  <w:num w:numId="5" w16cid:durableId="495730574">
-    <w:abstractNumId w:val="0"/>
-  </w:num>
-  <w:num w:numId="6" w16cid:durableId="678586568">
-    <w:abstractNumId w:val="1"/>
-  </w:num>
-  <w:num w:numId="7" w16cid:durableId="1898010062">
-    <w:abstractNumId w:val="10"/>
-  </w:num>
-  <w:num w:numId="8" w16cid:durableId="963731703">
+  <w:num w:numId="14" w16cid:durableId="512963896">
     <w:abstractNumId w:val="3"/>
   </w:num>
-  <w:num w:numId="9" w16cid:durableId="1530993687">
-    <w:abstractNumId w:val="6"/>
-  </w:num>
-  <w:num w:numId="10" w16cid:durableId="512963896">
-    <w:abstractNumId w:val="2"/>
-  </w:num>
-  <w:num w:numId="11" w16cid:durableId="804347497">
-    <w:abstractNumId w:val="4"/>
+  <w:num w:numId="15" w16cid:durableId="804347497">
+    <w:abstractNumId w:val="5"/>
   </w:num>
   <w:numIdMacAtCleanup w:val="6"/>
 </w:numbering>
@@ -6093,7 +5235,7 @@
   <w:docDefaults>
     <w:rPrDefault>
       <w:rPr>
-        <w:rFonts w:asciiTheme="minorHAnsi" w:hAnsiTheme="minorHAnsi" w:eastAsiaTheme="minorHAnsi" w:cstheme="minorBidi"/>
+        <w:rFonts w:asciiTheme="minorHAnsi" w:eastAsiaTheme="minorHAnsi" w:hAnsiTheme="minorHAnsi" w:cstheme="minorBidi"/>
         <w:kern w:val="2"/>
         <w:sz w:val="24"/>
         <w:szCs w:val="24"/>
@@ -6110,14 +5252,14 @@
   <w:latentStyles w:defLockedState="0" w:defUIPriority="99" w:defSemiHidden="0" w:defUnhideWhenUsed="0" w:defQFormat="0" w:count="376">
     <w:lsdException w:name="Normal" w:uiPriority="0" w:qFormat="1"/>
     <w:lsdException w:name="heading 1" w:uiPriority="9" w:qFormat="1"/>
-    <w:lsdException w:name="heading 2" w:uiPriority="9" w:semiHidden="1" w:unhideWhenUsed="1" w:qFormat="1"/>
-    <w:lsdException w:name="heading 3" w:uiPriority="9" w:semiHidden="1" w:unhideWhenUsed="1" w:qFormat="1"/>
-    <w:lsdException w:name="heading 4" w:uiPriority="9" w:semiHidden="1" w:unhideWhenUsed="1" w:qFormat="1"/>
-    <w:lsdException w:name="heading 5" w:uiPriority="9" w:semiHidden="1" w:unhideWhenUsed="1" w:qFormat="1"/>
-    <w:lsdException w:name="heading 6" w:uiPriority="9" w:semiHidden="1" w:unhideWhenUsed="1" w:qFormat="1"/>
-    <w:lsdException w:name="heading 7" w:uiPriority="9" w:semiHidden="1" w:unhideWhenUsed="1" w:qFormat="1"/>
-    <w:lsdException w:name="heading 8" w:uiPriority="9" w:semiHidden="1" w:unhideWhenUsed="1" w:qFormat="1"/>
-    <w:lsdException w:name="heading 9" w:uiPriority="9" w:semiHidden="1" w:unhideWhenUsed="1" w:qFormat="1"/>
+    <w:lsdException w:name="heading 2" w:semiHidden="1" w:uiPriority="9" w:unhideWhenUsed="1" w:qFormat="1"/>
+    <w:lsdException w:name="heading 3" w:semiHidden="1" w:uiPriority="9" w:unhideWhenUsed="1" w:qFormat="1"/>
+    <w:lsdException w:name="heading 4" w:semiHidden="1" w:uiPriority="9" w:unhideWhenUsed="1" w:qFormat="1"/>
+    <w:lsdException w:name="heading 5" w:semiHidden="1" w:uiPriority="9" w:unhideWhenUsed="1" w:qFormat="1"/>
+    <w:lsdException w:name="heading 6" w:semiHidden="1" w:uiPriority="9" w:unhideWhenUsed="1" w:qFormat="1"/>
+    <w:lsdException w:name="heading 7" w:semiHidden="1" w:uiPriority="9" w:unhideWhenUsed="1" w:qFormat="1"/>
+    <w:lsdException w:name="heading 8" w:semiHidden="1" w:uiPriority="9" w:unhideWhenUsed="1" w:qFormat="1"/>
+    <w:lsdException w:name="heading 9" w:semiHidden="1" w:uiPriority="9" w:unhideWhenUsed="1" w:qFormat="1"/>
     <w:lsdException w:name="index 1" w:semiHidden="1" w:unhideWhenUsed="1"/>
     <w:lsdException w:name="index 2" w:semiHidden="1" w:unhideWhenUsed="1"/>
     <w:lsdException w:name="index 3" w:semiHidden="1" w:unhideWhenUsed="1"/>
@@ -6127,22 +5269,22 @@
     <w:lsdException w:name="index 7" w:semiHidden="1" w:unhideWhenUsed="1"/>
     <w:lsdException w:name="index 8" w:semiHidden="1" w:unhideWhenUsed="1"/>
     <w:lsdException w:name="index 9" w:semiHidden="1" w:unhideWhenUsed="1"/>
-    <w:lsdException w:name="toc 1" w:uiPriority="39" w:semiHidden="1" w:unhideWhenUsed="1"/>
-    <w:lsdException w:name="toc 2" w:uiPriority="39" w:semiHidden="1" w:unhideWhenUsed="1"/>
-    <w:lsdException w:name="toc 3" w:uiPriority="39" w:semiHidden="1" w:unhideWhenUsed="1"/>
-    <w:lsdException w:name="toc 4" w:uiPriority="39" w:semiHidden="1" w:unhideWhenUsed="1"/>
-    <w:lsdException w:name="toc 5" w:uiPriority="39" w:semiHidden="1" w:unhideWhenUsed="1"/>
-    <w:lsdException w:name="toc 6" w:uiPriority="39" w:semiHidden="1" w:unhideWhenUsed="1"/>
-    <w:lsdException w:name="toc 7" w:uiPriority="39" w:semiHidden="1" w:unhideWhenUsed="1"/>
-    <w:lsdException w:name="toc 8" w:uiPriority="39" w:semiHidden="1" w:unhideWhenUsed="1"/>
-    <w:lsdException w:name="toc 9" w:uiPriority="39" w:semiHidden="1" w:unhideWhenUsed="1"/>
+    <w:lsdException w:name="toc 1" w:semiHidden="1" w:uiPriority="39" w:unhideWhenUsed="1"/>
+    <w:lsdException w:name="toc 2" w:semiHidden="1" w:uiPriority="39" w:unhideWhenUsed="1"/>
+    <w:lsdException w:name="toc 3" w:semiHidden="1" w:uiPriority="39" w:unhideWhenUsed="1"/>
+    <w:lsdException w:name="toc 4" w:semiHidden="1" w:uiPriority="39" w:unhideWhenUsed="1"/>
+    <w:lsdException w:name="toc 5" w:semiHidden="1" w:uiPriority="39" w:unhideWhenUsed="1"/>
+    <w:lsdException w:name="toc 6" w:semiHidden="1" w:uiPriority="39" w:unhideWhenUsed="1"/>
+    <w:lsdException w:name="toc 7" w:semiHidden="1" w:uiPriority="39" w:unhideWhenUsed="1"/>
+    <w:lsdException w:name="toc 8" w:semiHidden="1" w:uiPriority="39" w:unhideWhenUsed="1"/>
+    <w:lsdException w:name="toc 9" w:semiHidden="1" w:uiPriority="39" w:unhideWhenUsed="1"/>
     <w:lsdException w:name="Normal Indent" w:semiHidden="1" w:unhideWhenUsed="1"/>
     <w:lsdException w:name="footnote text" w:semiHidden="1" w:unhideWhenUsed="1"/>
     <w:lsdException w:name="annotation text" w:semiHidden="1" w:unhideWhenUsed="1"/>
     <w:lsdException w:name="header" w:semiHidden="1" w:unhideWhenUsed="1"/>
     <w:lsdException w:name="footer" w:semiHidden="1" w:unhideWhenUsed="1"/>
     <w:lsdException w:name="index heading" w:semiHidden="1" w:unhideWhenUsed="1"/>
-    <w:lsdException w:name="caption" w:uiPriority="35" w:semiHidden="1" w:unhideWhenUsed="1" w:qFormat="1"/>
+    <w:lsdException w:name="caption" w:semiHidden="1" w:uiPriority="35" w:unhideWhenUsed="1" w:qFormat="1"/>
     <w:lsdException w:name="table of figures" w:semiHidden="1" w:unhideWhenUsed="1"/>
     <w:lsdException w:name="envelope address" w:semiHidden="1" w:unhideWhenUsed="1"/>
     <w:lsdException w:name="envelope return" w:semiHidden="1" w:unhideWhenUsed="1"/>
@@ -6173,7 +5315,7 @@
     <w:lsdException w:name="Title" w:uiPriority="10" w:qFormat="1"/>
     <w:lsdException w:name="Closing" w:semiHidden="1" w:unhideWhenUsed="1"/>
     <w:lsdException w:name="Signature" w:semiHidden="1" w:unhideWhenUsed="1"/>
-    <w:lsdException w:name="Default Paragraph Font" w:uiPriority="1" w:semiHidden="1" w:unhideWhenUsed="1"/>
+    <w:lsdException w:name="Default Paragraph Font" w:semiHidden="1" w:uiPriority="1" w:unhideWhenUsed="1"/>
     <w:lsdException w:name="Body Text" w:semiHidden="1" w:unhideWhenUsed="1"/>
     <w:lsdException w:name="Body Text Indent" w:semiHidden="1" w:unhideWhenUsed="1"/>
     <w:lsdException w:name="List Continue" w:semiHidden="1" w:unhideWhenUsed="1"/>
@@ -6373,8 +5515,8 @@
     <w:lsdException w:name="Subtle Reference" w:uiPriority="31" w:qFormat="1"/>
     <w:lsdException w:name="Intense Reference" w:uiPriority="32" w:qFormat="1"/>
     <w:lsdException w:name="Book Title" w:uiPriority="33" w:qFormat="1"/>
-    <w:lsdException w:name="Bibliography" w:uiPriority="37" w:semiHidden="1" w:unhideWhenUsed="1"/>
-    <w:lsdException w:name="TOC Heading" w:uiPriority="39" w:semiHidden="1" w:unhideWhenUsed="1" w:qFormat="1"/>
+    <w:lsdException w:name="Bibliography" w:semiHidden="1" w:uiPriority="37" w:unhideWhenUsed="1"/>
+    <w:lsdException w:name="TOC Heading" w:semiHidden="1" w:uiPriority="39" w:unhideWhenUsed="1" w:qFormat="1"/>
     <w:lsdException w:name="Plain Table 1" w:uiPriority="41"/>
     <w:lsdException w:name="Plain Table 2" w:uiPriority="42"/>
     <w:lsdException w:name="Plain Table 3" w:uiPriority="43"/>
@@ -6485,7 +5627,7 @@
     <w:lsdException w:name="Unresolved Mention" w:semiHidden="1" w:unhideWhenUsed="1"/>
     <w:lsdException w:name="Smart Link" w:semiHidden="1" w:unhideWhenUsed="1"/>
   </w:latentStyles>
-  <w:style w:type="paragraph" w:styleId="Normal" w:default="1">
+  <w:style w:type="paragraph" w:default="1" w:styleId="Normal">
     <w:name w:val="Normal"/>
     <w:qFormat/>
     <w:rsid w:val="0003372F"/>
@@ -6581,7 +5723,7 @@
       <w:outlineLvl w:val="3"/>
     </w:pPr>
     <w:rPr>
-      <w:rFonts w:asciiTheme="minorHAnsi" w:hAnsiTheme="minorHAnsi" w:eastAsiaTheme="majorEastAsia" w:cstheme="majorBidi"/>
+      <w:rFonts w:asciiTheme="minorHAnsi" w:eastAsiaTheme="majorEastAsia" w:hAnsiTheme="minorHAnsi" w:cstheme="majorBidi"/>
       <w:i/>
       <w:iCs/>
       <w:color w:val="0F4761" w:themeColor="accent1" w:themeShade="BF"/>
@@ -6604,7 +5746,7 @@
       <w:outlineLvl w:val="4"/>
     </w:pPr>
     <w:rPr>
-      <w:rFonts w:asciiTheme="minorHAnsi" w:hAnsiTheme="minorHAnsi" w:eastAsiaTheme="majorEastAsia" w:cstheme="majorBidi"/>
+      <w:rFonts w:asciiTheme="minorHAnsi" w:eastAsiaTheme="majorEastAsia" w:hAnsiTheme="minorHAnsi" w:cstheme="majorBidi"/>
       <w:color w:val="0F4761" w:themeColor="accent1" w:themeShade="BF"/>
     </w:rPr>
   </w:style>
@@ -6625,7 +5767,7 @@
       <w:outlineLvl w:val="5"/>
     </w:pPr>
     <w:rPr>
-      <w:rFonts w:asciiTheme="minorHAnsi" w:hAnsiTheme="minorHAnsi" w:eastAsiaTheme="majorEastAsia" w:cstheme="majorBidi"/>
+      <w:rFonts w:asciiTheme="minorHAnsi" w:eastAsiaTheme="majorEastAsia" w:hAnsiTheme="minorHAnsi" w:cstheme="majorBidi"/>
       <w:i/>
       <w:iCs/>
       <w:color w:val="595959" w:themeColor="text1" w:themeTint="A6"/>
@@ -6648,7 +5790,7 @@
       <w:outlineLvl w:val="6"/>
     </w:pPr>
     <w:rPr>
-      <w:rFonts w:asciiTheme="minorHAnsi" w:hAnsiTheme="minorHAnsi" w:eastAsiaTheme="majorEastAsia" w:cstheme="majorBidi"/>
+      <w:rFonts w:asciiTheme="minorHAnsi" w:eastAsiaTheme="majorEastAsia" w:hAnsiTheme="minorHAnsi" w:cstheme="majorBidi"/>
       <w:color w:val="595959" w:themeColor="text1" w:themeTint="A6"/>
     </w:rPr>
   </w:style>
@@ -6669,7 +5811,7 @@
       <w:outlineLvl w:val="7"/>
     </w:pPr>
     <w:rPr>
-      <w:rFonts w:asciiTheme="minorHAnsi" w:hAnsiTheme="minorHAnsi" w:eastAsiaTheme="majorEastAsia" w:cstheme="majorBidi"/>
+      <w:rFonts w:asciiTheme="minorHAnsi" w:eastAsiaTheme="majorEastAsia" w:hAnsiTheme="minorHAnsi" w:cstheme="majorBidi"/>
       <w:i/>
       <w:iCs/>
       <w:color w:val="272727" w:themeColor="text1" w:themeTint="D8"/>
@@ -6692,16 +5834,17 @@
       <w:outlineLvl w:val="8"/>
     </w:pPr>
     <w:rPr>
-      <w:rFonts w:asciiTheme="minorHAnsi" w:hAnsiTheme="minorHAnsi" w:eastAsiaTheme="majorEastAsia" w:cstheme="majorBidi"/>
+      <w:rFonts w:asciiTheme="minorHAnsi" w:eastAsiaTheme="majorEastAsia" w:hAnsiTheme="minorHAnsi" w:cstheme="majorBidi"/>
       <w:color w:val="272727" w:themeColor="text1" w:themeTint="D8"/>
     </w:rPr>
   </w:style>
-  <w:style w:type="character" w:styleId="DefaultParagraphFont" w:default="1">
+  <w:style w:type="character" w:default="1" w:styleId="DefaultParagraphFont">
     <w:name w:val="Default Paragraph Font"/>
     <w:uiPriority w:val="1"/>
+    <w:semiHidden/>
     <w:unhideWhenUsed/>
   </w:style>
-  <w:style w:type="table" w:styleId="TableNormal" w:default="1">
+  <w:style w:type="table" w:default="1" w:styleId="TableNormal">
     <w:name w:val="Normal Table"/>
     <w:uiPriority w:val="99"/>
     <w:semiHidden/>
@@ -6716,52 +5859,52 @@
       </w:tblCellMar>
     </w:tblPr>
   </w:style>
-  <w:style w:type="numbering" w:styleId="NoList" w:default="1">
+  <w:style w:type="numbering" w:default="1" w:styleId="NoList">
     <w:name w:val="No List"/>
     <w:uiPriority w:val="99"/>
     <w:semiHidden/>
     <w:unhideWhenUsed/>
   </w:style>
-  <w:style w:type="character" w:styleId="Heading1Char" w:customStyle="1">
+  <w:style w:type="character" w:customStyle="1" w:styleId="Heading1Char">
     <w:name w:val="Heading 1 Char"/>
     <w:basedOn w:val="DefaultParagraphFont"/>
     <w:link w:val="Heading1"/>
     <w:uiPriority w:val="9"/>
     <w:rsid w:val="006D7581"/>
     <w:rPr>
-      <w:rFonts w:ascii="Arial" w:hAnsi="Arial" w:eastAsiaTheme="majorEastAsia" w:cstheme="majorBidi"/>
+      <w:rFonts w:ascii="Arial" w:eastAsiaTheme="majorEastAsia" w:hAnsi="Arial" w:cstheme="majorBidi"/>
       <w:b/>
       <w:color w:val="000000" w:themeColor="text1"/>
       <w:szCs w:val="40"/>
     </w:rPr>
   </w:style>
-  <w:style w:type="character" w:styleId="Heading2Char" w:customStyle="1">
+  <w:style w:type="character" w:customStyle="1" w:styleId="Heading2Char">
     <w:name w:val="Heading 2 Char"/>
     <w:basedOn w:val="DefaultParagraphFont"/>
     <w:link w:val="Heading2"/>
     <w:uiPriority w:val="9"/>
     <w:rsid w:val="006D7581"/>
     <w:rPr>
-      <w:rFonts w:ascii="Arial" w:hAnsi="Arial" w:eastAsiaTheme="majorEastAsia" w:cstheme="majorBidi"/>
+      <w:rFonts w:ascii="Arial" w:eastAsiaTheme="majorEastAsia" w:hAnsi="Arial" w:cstheme="majorBidi"/>
       <w:b/>
       <w:color w:val="000000" w:themeColor="text1"/>
       <w:szCs w:val="32"/>
     </w:rPr>
   </w:style>
-  <w:style w:type="character" w:styleId="Heading3Char" w:customStyle="1">
+  <w:style w:type="character" w:customStyle="1" w:styleId="Heading3Char">
     <w:name w:val="Heading 3 Char"/>
     <w:basedOn w:val="DefaultParagraphFont"/>
     <w:link w:val="Heading3"/>
     <w:uiPriority w:val="9"/>
     <w:rsid w:val="002C7943"/>
     <w:rPr>
-      <w:rFonts w:ascii="Arial" w:hAnsi="Arial" w:eastAsiaTheme="majorEastAsia" w:cstheme="majorBidi"/>
+      <w:rFonts w:ascii="Arial" w:eastAsiaTheme="majorEastAsia" w:hAnsi="Arial" w:cstheme="majorBidi"/>
       <w:b/>
       <w:i/>
       <w:szCs w:val="28"/>
     </w:rPr>
   </w:style>
-  <w:style w:type="character" w:styleId="Heading4Char" w:customStyle="1">
+  <w:style w:type="character" w:customStyle="1" w:styleId="Heading4Char">
     <w:name w:val="Heading 4 Char"/>
     <w:basedOn w:val="DefaultParagraphFont"/>
     <w:link w:val="Heading4"/>
@@ -6774,7 +5917,7 @@
       <w:color w:val="0F4761" w:themeColor="accent1" w:themeShade="BF"/>
     </w:rPr>
   </w:style>
-  <w:style w:type="character" w:styleId="Heading5Char" w:customStyle="1">
+  <w:style w:type="character" w:customStyle="1" w:styleId="Heading5Char">
     <w:name w:val="Heading 5 Char"/>
     <w:basedOn w:val="DefaultParagraphFont"/>
     <w:link w:val="Heading5"/>
@@ -6786,7 +5929,7 @@
       <w:color w:val="0F4761" w:themeColor="accent1" w:themeShade="BF"/>
     </w:rPr>
   </w:style>
-  <w:style w:type="character" w:styleId="Heading6Char" w:customStyle="1">
+  <w:style w:type="character" w:customStyle="1" w:styleId="Heading6Char">
     <w:name w:val="Heading 6 Char"/>
     <w:basedOn w:val="DefaultParagraphFont"/>
     <w:link w:val="Heading6"/>
@@ -6800,7 +5943,7 @@
       <w:color w:val="595959" w:themeColor="text1" w:themeTint="A6"/>
     </w:rPr>
   </w:style>
-  <w:style w:type="character" w:styleId="Heading7Char" w:customStyle="1">
+  <w:style w:type="character" w:customStyle="1" w:styleId="Heading7Char">
     <w:name w:val="Heading 7 Char"/>
     <w:basedOn w:val="DefaultParagraphFont"/>
     <w:link w:val="Heading7"/>
@@ -6812,7 +5955,7 @@
       <w:color w:val="595959" w:themeColor="text1" w:themeTint="A6"/>
     </w:rPr>
   </w:style>
-  <w:style w:type="character" w:styleId="Heading8Char" w:customStyle="1">
+  <w:style w:type="character" w:customStyle="1" w:styleId="Heading8Char">
     <w:name w:val="Heading 8 Char"/>
     <w:basedOn w:val="DefaultParagraphFont"/>
     <w:link w:val="Heading8"/>
@@ -6826,7 +5969,7 @@
       <w:color w:val="272727" w:themeColor="text1" w:themeTint="D8"/>
     </w:rPr>
   </w:style>
-  <w:style w:type="character" w:styleId="Heading9Char" w:customStyle="1">
+  <w:style w:type="character" w:customStyle="1" w:styleId="Heading9Char">
     <w:name w:val="Heading 9 Char"/>
     <w:basedOn w:val="DefaultParagraphFont"/>
     <w:link w:val="Heading9"/>
@@ -6851,7 +5994,7 @@
       <w:contextualSpacing/>
     </w:pPr>
     <w:rPr>
-      <w:rFonts w:asciiTheme="majorHAnsi" w:hAnsiTheme="majorHAnsi" w:eastAsiaTheme="majorEastAsia" w:cstheme="majorBidi"/>
+      <w:rFonts w:asciiTheme="majorHAnsi" w:eastAsiaTheme="majorEastAsia" w:hAnsiTheme="majorHAnsi" w:cstheme="majorBidi"/>
       <w:color w:val="auto"/>
       <w:spacing w:val="-10"/>
       <w:kern w:val="28"/>
@@ -6859,14 +6002,14 @@
       <w:szCs w:val="56"/>
     </w:rPr>
   </w:style>
-  <w:style w:type="character" w:styleId="TitleChar" w:customStyle="1">
+  <w:style w:type="character" w:customStyle="1" w:styleId="TitleChar">
     <w:name w:val="Title Char"/>
     <w:basedOn w:val="DefaultParagraphFont"/>
     <w:link w:val="Title"/>
     <w:uiPriority w:val="10"/>
     <w:rsid w:val="00C47E15"/>
     <w:rPr>
-      <w:rFonts w:asciiTheme="majorHAnsi" w:hAnsiTheme="majorHAnsi" w:eastAsiaTheme="majorEastAsia" w:cstheme="majorBidi"/>
+      <w:rFonts w:asciiTheme="majorHAnsi" w:eastAsiaTheme="majorEastAsia" w:hAnsiTheme="majorHAnsi" w:cstheme="majorBidi"/>
       <w:spacing w:val="-10"/>
       <w:kern w:val="28"/>
       <w:sz w:val="56"/>
@@ -6887,14 +6030,14 @@
       </w:numPr>
     </w:pPr>
     <w:rPr>
-      <w:rFonts w:asciiTheme="minorHAnsi" w:hAnsiTheme="minorHAnsi" w:eastAsiaTheme="majorEastAsia" w:cstheme="majorBidi"/>
+      <w:rFonts w:asciiTheme="minorHAnsi" w:eastAsiaTheme="majorEastAsia" w:hAnsiTheme="minorHAnsi" w:cstheme="majorBidi"/>
       <w:color w:val="595959" w:themeColor="text1" w:themeTint="A6"/>
       <w:spacing w:val="15"/>
       <w:sz w:val="28"/>
       <w:szCs w:val="28"/>
     </w:rPr>
   </w:style>
-  <w:style w:type="character" w:styleId="SubtitleChar" w:customStyle="1">
+  <w:style w:type="character" w:customStyle="1" w:styleId="SubtitleChar">
     <w:name w:val="Subtitle Char"/>
     <w:basedOn w:val="DefaultParagraphFont"/>
     <w:link w:val="Subtitle"/>
@@ -6926,7 +6069,7 @@
       <w:color w:val="404040" w:themeColor="text1" w:themeTint="BF"/>
     </w:rPr>
   </w:style>
-  <w:style w:type="character" w:styleId="QuoteChar" w:customStyle="1">
+  <w:style w:type="character" w:customStyle="1" w:styleId="QuoteChar">
     <w:name w:val="Quote Char"/>
     <w:basedOn w:val="DefaultParagraphFont"/>
     <w:link w:val="Quote"/>
@@ -6972,8 +6115,8 @@
     <w:rsid w:val="00C47E15"/>
     <w:pPr>
       <w:pBdr>
-        <w:top w:val="single" w:color="0F4761" w:themeColor="accent1" w:themeShade="BF" w:sz="4" w:space="10"/>
-        <w:bottom w:val="single" w:color="0F4761" w:themeColor="accent1" w:themeShade="BF" w:sz="4" w:space="10"/>
+        <w:top w:val="single" w:sz="4" w:space="10" w:color="0F4761" w:themeColor="accent1" w:themeShade="BF"/>
+        <w:bottom w:val="single" w:sz="4" w:space="10" w:color="0F4761" w:themeColor="accent1" w:themeShade="BF"/>
       </w:pBdr>
       <w:spacing w:before="360" w:after="360"/>
       <w:ind w:left="864" w:right="864"/>
@@ -6985,7 +6128,7 @@
       <w:color w:val="0F4761" w:themeColor="accent1" w:themeShade="BF"/>
     </w:rPr>
   </w:style>
-  <w:style w:type="character" w:styleId="IntenseQuoteChar" w:customStyle="1">
+  <w:style w:type="character" w:customStyle="1" w:styleId="IntenseQuoteChar">
     <w:name w:val="Intense Quote Char"/>
     <w:basedOn w:val="DefaultParagraphFont"/>
     <w:link w:val="IntenseQuote"/>
@@ -7051,12 +6194,12 @@
     </w:pPr>
     <w:tblPr>
       <w:tblBorders>
-        <w:top w:val="single" w:color="auto" w:sz="4" w:space="0"/>
-        <w:left w:val="single" w:color="auto" w:sz="4" w:space="0"/>
-        <w:bottom w:val="single" w:color="auto" w:sz="4" w:space="0"/>
-        <w:right w:val="single" w:color="auto" w:sz="4" w:space="0"/>
-        <w:insideH w:val="single" w:color="auto" w:sz="4" w:space="0"/>
-        <w:insideV w:val="single" w:color="auto" w:sz="4" w:space="0"/>
+        <w:top w:val="single" w:sz="4" w:space="0" w:color="auto"/>
+        <w:left w:val="single" w:sz="4" w:space="0" w:color="auto"/>
+        <w:bottom w:val="single" w:sz="4" w:space="0" w:color="auto"/>
+        <w:right w:val="single" w:sz="4" w:space="0" w:color="auto"/>
+        <w:insideH w:val="single" w:sz="4" w:space="0" w:color="auto"/>
+        <w:insideV w:val="single" w:sz="4" w:space="0" w:color="auto"/>
       </w:tblBorders>
     </w:tblPr>
   </w:style>
@@ -7068,7 +6211,7 @@
     <w:unhideWhenUsed/>
     <w:rsid w:val="00566BA0"/>
     <w:rPr>
-      <w:rFonts w:ascii="Courier New" w:hAnsi="Courier New" w:eastAsia="Times New Roman" w:cs="Courier New"/>
+      <w:rFonts w:ascii="Courier New" w:eastAsia="Times New Roman" w:hAnsi="Courier New" w:cs="Courier New"/>
       <w:sz w:val="20"/>
       <w:szCs w:val="20"/>
     </w:rPr>
@@ -7122,7 +6265,7 @@
       <w:spacing w:after="0" w:line="240" w:lineRule="auto"/>
     </w:pPr>
   </w:style>
-  <w:style w:type="character" w:styleId="HeaderChar" w:customStyle="1">
+  <w:style w:type="character" w:customStyle="1" w:styleId="HeaderChar">
     <w:name w:val="Header Char"/>
     <w:basedOn w:val="DefaultParagraphFont"/>
     <w:link w:val="Header"/>
@@ -7148,7 +6291,7 @@
       <w:spacing w:after="0" w:line="240" w:lineRule="auto"/>
     </w:pPr>
   </w:style>
-  <w:style w:type="character" w:styleId="FooterChar" w:customStyle="1">
+  <w:style w:type="character" w:customStyle="1" w:styleId="FooterChar">
     <w:name w:val="Footer Char"/>
     <w:basedOn w:val="DefaultParagraphFont"/>
     <w:link w:val="Footer"/>
@@ -7170,12 +6313,12 @@
       <w:tblStyleRowBandSize w:val="1"/>
       <w:tblStyleColBandSize w:val="1"/>
       <w:tblBorders>
-        <w:top w:val="single" w:color="45B0E1" w:themeColor="accent1" w:themeTint="99" w:sz="4" w:space="0"/>
-        <w:left w:val="single" w:color="45B0E1" w:themeColor="accent1" w:themeTint="99" w:sz="4" w:space="0"/>
-        <w:bottom w:val="single" w:color="45B0E1" w:themeColor="accent1" w:themeTint="99" w:sz="4" w:space="0"/>
-        <w:right w:val="single" w:color="45B0E1" w:themeColor="accent1" w:themeTint="99" w:sz="4" w:space="0"/>
-        <w:insideH w:val="single" w:color="45B0E1" w:themeColor="accent1" w:themeTint="99" w:sz="4" w:space="0"/>
-        <w:insideV w:val="single" w:color="45B0E1" w:themeColor="accent1" w:themeTint="99" w:sz="4" w:space="0"/>
+        <w:top w:val="single" w:sz="4" w:space="0" w:color="45B0E1" w:themeColor="accent1" w:themeTint="99"/>
+        <w:left w:val="single" w:sz="4" w:space="0" w:color="45B0E1" w:themeColor="accent1" w:themeTint="99"/>
+        <w:bottom w:val="single" w:sz="4" w:space="0" w:color="45B0E1" w:themeColor="accent1" w:themeTint="99"/>
+        <w:right w:val="single" w:sz="4" w:space="0" w:color="45B0E1" w:themeColor="accent1" w:themeTint="99"/>
+        <w:insideH w:val="single" w:sz="4" w:space="0" w:color="45B0E1" w:themeColor="accent1" w:themeTint="99"/>
+        <w:insideV w:val="single" w:sz="4" w:space="0" w:color="45B0E1" w:themeColor="accent1" w:themeTint="99"/>
       </w:tblBorders>
     </w:tblPr>
     <w:tblStylePr w:type="firstRow">
@@ -7187,10 +6330,10 @@
       <w:tblPr/>
       <w:tcPr>
         <w:tcBorders>
-          <w:top w:val="single" w:color="156082" w:themeColor="accent1" w:sz="4" w:space="0"/>
-          <w:left w:val="single" w:color="156082" w:themeColor="accent1" w:sz="4" w:space="0"/>
-          <w:bottom w:val="single" w:color="156082" w:themeColor="accent1" w:sz="4" w:space="0"/>
-          <w:right w:val="single" w:color="156082" w:themeColor="accent1" w:sz="4" w:space="0"/>
+          <w:top w:val="single" w:sz="4" w:space="0" w:color="156082" w:themeColor="accent1"/>
+          <w:left w:val="single" w:sz="4" w:space="0" w:color="156082" w:themeColor="accent1"/>
+          <w:bottom w:val="single" w:sz="4" w:space="0" w:color="156082" w:themeColor="accent1"/>
+          <w:right w:val="single" w:sz="4" w:space="0" w:color="156082" w:themeColor="accent1"/>
           <w:insideH w:val="nil"/>
           <w:insideV w:val="nil"/>
         </w:tcBorders>
@@ -7205,7 +6348,7 @@
       <w:tblPr/>
       <w:tcPr>
         <w:tcBorders>
-          <w:top w:val="double" w:color="156082" w:themeColor="accent1" w:sz="4" w:space="0"/>
+          <w:top w:val="double" w:sz="4" w:space="0" w:color="156082" w:themeColor="accent1"/>
         </w:tcBorders>
       </w:tcPr>
     </w:tblStylePr>
@@ -7248,12 +6391,12 @@
       <w:tblStyleRowBandSize w:val="1"/>
       <w:tblStyleColBandSize w:val="1"/>
       <w:tblBorders>
-        <w:top w:val="single" w:color="45B0E1" w:themeColor="accent1" w:themeTint="99" w:sz="4" w:space="0"/>
-        <w:left w:val="single" w:color="45B0E1" w:themeColor="accent1" w:themeTint="99" w:sz="4" w:space="0"/>
-        <w:bottom w:val="single" w:color="45B0E1" w:themeColor="accent1" w:themeTint="99" w:sz="4" w:space="0"/>
-        <w:right w:val="single" w:color="45B0E1" w:themeColor="accent1" w:themeTint="99" w:sz="4" w:space="0"/>
-        <w:insideH w:val="single" w:color="45B0E1" w:themeColor="accent1" w:themeTint="99" w:sz="4" w:space="0"/>
-        <w:insideV w:val="single" w:color="45B0E1" w:themeColor="accent1" w:themeTint="99" w:sz="4" w:space="0"/>
+        <w:top w:val="single" w:sz="4" w:space="0" w:color="45B0E1" w:themeColor="accent1" w:themeTint="99"/>
+        <w:left w:val="single" w:sz="4" w:space="0" w:color="45B0E1" w:themeColor="accent1" w:themeTint="99"/>
+        <w:bottom w:val="single" w:sz="4" w:space="0" w:color="45B0E1" w:themeColor="accent1" w:themeTint="99"/>
+        <w:right w:val="single" w:sz="4" w:space="0" w:color="45B0E1" w:themeColor="accent1" w:themeTint="99"/>
+        <w:insideH w:val="single" w:sz="4" w:space="0" w:color="45B0E1" w:themeColor="accent1" w:themeTint="99"/>
+        <w:insideV w:val="single" w:sz="4" w:space="0" w:color="45B0E1" w:themeColor="accent1" w:themeTint="99"/>
       </w:tblBorders>
     </w:tblPr>
     <w:tblStylePr w:type="firstRow">
@@ -7264,7 +6407,7 @@
       <w:tblPr/>
       <w:tcPr>
         <w:tcBorders>
-          <w:bottom w:val="single" w:color="45B0E1" w:themeColor="accent1" w:themeTint="99" w:sz="12" w:space="0"/>
+          <w:bottom w:val="single" w:sz="12" w:space="0" w:color="45B0E1" w:themeColor="accent1" w:themeTint="99"/>
         </w:tcBorders>
       </w:tcPr>
     </w:tblStylePr>
@@ -7276,7 +6419,7 @@
       <w:tblPr/>
       <w:tcPr>
         <w:tcBorders>
-          <w:top w:val="double" w:color="45B0E1" w:themeColor="accent1" w:themeTint="99" w:sz="4" w:space="0"/>
+          <w:top w:val="double" w:sz="4" w:space="0" w:color="45B0E1" w:themeColor="accent1" w:themeTint="99"/>
         </w:tcBorders>
       </w:tcPr>
     </w:tblStylePr>
@@ -7316,12 +6459,12 @@
       <w:tblStyleRowBandSize w:val="1"/>
       <w:tblStyleColBandSize w:val="1"/>
       <w:tblBorders>
-        <w:top w:val="single" w:color="83CAEB" w:themeColor="accent1" w:themeTint="66" w:sz="4" w:space="0"/>
-        <w:left w:val="single" w:color="83CAEB" w:themeColor="accent1" w:themeTint="66" w:sz="4" w:space="0"/>
-        <w:bottom w:val="single" w:color="83CAEB" w:themeColor="accent1" w:themeTint="66" w:sz="4" w:space="0"/>
-        <w:right w:val="single" w:color="83CAEB" w:themeColor="accent1" w:themeTint="66" w:sz="4" w:space="0"/>
-        <w:insideH w:val="single" w:color="83CAEB" w:themeColor="accent1" w:themeTint="66" w:sz="4" w:space="0"/>
-        <w:insideV w:val="single" w:color="83CAEB" w:themeColor="accent1" w:themeTint="66" w:sz="4" w:space="0"/>
+        <w:top w:val="single" w:sz="4" w:space="0" w:color="83CAEB" w:themeColor="accent1" w:themeTint="66"/>
+        <w:left w:val="single" w:sz="4" w:space="0" w:color="83CAEB" w:themeColor="accent1" w:themeTint="66"/>
+        <w:bottom w:val="single" w:sz="4" w:space="0" w:color="83CAEB" w:themeColor="accent1" w:themeTint="66"/>
+        <w:right w:val="single" w:sz="4" w:space="0" w:color="83CAEB" w:themeColor="accent1" w:themeTint="66"/>
+        <w:insideH w:val="single" w:sz="4" w:space="0" w:color="83CAEB" w:themeColor="accent1" w:themeTint="66"/>
+        <w:insideV w:val="single" w:sz="4" w:space="0" w:color="83CAEB" w:themeColor="accent1" w:themeTint="66"/>
       </w:tblBorders>
     </w:tblPr>
     <w:tblStylePr w:type="firstRow">
@@ -7332,7 +6475,7 @@
       <w:tblPr/>
       <w:tcPr>
         <w:tcBorders>
-          <w:bottom w:val="single" w:color="45B0E1" w:themeColor="accent1" w:themeTint="99" w:sz="12" w:space="0"/>
+          <w:bottom w:val="single" w:sz="12" w:space="0" w:color="45B0E1" w:themeColor="accent1" w:themeTint="99"/>
         </w:tcBorders>
       </w:tcPr>
     </w:tblStylePr>
@@ -7344,7 +6487,7 @@
       <w:tblPr/>
       <w:tcPr>
         <w:tcBorders>
-          <w:top w:val="double" w:color="45B0E1" w:themeColor="accent1" w:themeTint="99" w:sz="2" w:space="0"/>
+          <w:top w:val="double" w:sz="2" w:space="0" w:color="45B0E1" w:themeColor="accent1" w:themeTint="99"/>
         </w:tcBorders>
       </w:tcPr>
     </w:tblStylePr>
@@ -7359,13 +6502,89 @@
         <w:b/>
         <w:bCs/>
       </w:rPr>
+    </w:tblStylePr>
+  </w:style>
+  <w:style w:type="table" w:styleId="GridTable4-Accent3">
+    <w:name w:val="Grid Table 4 Accent 3"/>
+    <w:basedOn w:val="TableNormal"/>
+    <w:uiPriority w:val="49"/>
+    <w:rsid w:val="002D40C1"/>
+    <w:pPr>
+      <w:spacing w:after="0" w:line="240" w:lineRule="auto"/>
+    </w:pPr>
+    <w:tblPr>
+      <w:tblStyleRowBandSize w:val="1"/>
+      <w:tblStyleColBandSize w:val="1"/>
+      <w:tblBorders>
+        <w:top w:val="single" w:sz="4" w:space="0" w:color="47D459" w:themeColor="accent3" w:themeTint="99"/>
+        <w:left w:val="single" w:sz="4" w:space="0" w:color="47D459" w:themeColor="accent3" w:themeTint="99"/>
+        <w:bottom w:val="single" w:sz="4" w:space="0" w:color="47D459" w:themeColor="accent3" w:themeTint="99"/>
+        <w:right w:val="single" w:sz="4" w:space="0" w:color="47D459" w:themeColor="accent3" w:themeTint="99"/>
+        <w:insideH w:val="single" w:sz="4" w:space="0" w:color="47D459" w:themeColor="accent3" w:themeTint="99"/>
+        <w:insideV w:val="single" w:sz="4" w:space="0" w:color="47D459" w:themeColor="accent3" w:themeTint="99"/>
+      </w:tblBorders>
+    </w:tblPr>
+    <w:tblStylePr w:type="firstRow">
+      <w:rPr>
+        <w:b/>
+        <w:bCs/>
+        <w:color w:val="FFFFFF" w:themeColor="background1"/>
+      </w:rPr>
+      <w:tblPr/>
+      <w:tcPr>
+        <w:tcBorders>
+          <w:top w:val="single" w:sz="4" w:space="0" w:color="196B24" w:themeColor="accent3"/>
+          <w:left w:val="single" w:sz="4" w:space="0" w:color="196B24" w:themeColor="accent3"/>
+          <w:bottom w:val="single" w:sz="4" w:space="0" w:color="196B24" w:themeColor="accent3"/>
+          <w:right w:val="single" w:sz="4" w:space="0" w:color="196B24" w:themeColor="accent3"/>
+          <w:insideH w:val="nil"/>
+          <w:insideV w:val="nil"/>
+        </w:tcBorders>
+        <w:shd w:val="clear" w:color="auto" w:fill="196B24" w:themeFill="accent3"/>
+      </w:tcPr>
+    </w:tblStylePr>
+    <w:tblStylePr w:type="lastRow">
+      <w:rPr>
+        <w:b/>
+        <w:bCs/>
+      </w:rPr>
+      <w:tblPr/>
+      <w:tcPr>
+        <w:tcBorders>
+          <w:top w:val="double" w:sz="4" w:space="0" w:color="196B24" w:themeColor="accent3"/>
+        </w:tcBorders>
+      </w:tcPr>
+    </w:tblStylePr>
+    <w:tblStylePr w:type="firstCol">
+      <w:rPr>
+        <w:b/>
+        <w:bCs/>
+      </w:rPr>
+    </w:tblStylePr>
+    <w:tblStylePr w:type="lastCol">
+      <w:rPr>
+        <w:b/>
+        <w:bCs/>
+      </w:rPr>
+    </w:tblStylePr>
+    <w:tblStylePr w:type="band1Vert">
+      <w:tblPr/>
+      <w:tcPr>
+        <w:shd w:val="clear" w:color="auto" w:fill="C1F0C7" w:themeFill="accent3" w:themeFillTint="33"/>
+      </w:tcPr>
+    </w:tblStylePr>
+    <w:tblStylePr w:type="band1Horz">
+      <w:tblPr/>
+      <w:tcPr>
+        <w:shd w:val="clear" w:color="auto" w:fill="C1F0C7" w:themeFill="accent3" w:themeFillTint="33"/>
+      </w:tcPr>
     </w:tblStylePr>
   </w:style>
 </w:styles>
 </file>
 
 <file path=word/theme/theme1.xml><?xml version="1.0" encoding="utf-8"?>
-<a:theme xmlns:a="http://schemas.openxmlformats.org/drawingml/2006/main" xmlns:thm15="http://schemas.microsoft.com/office/thememl/2012/main" name="Tema de Office">
+<a:theme xmlns:a="http://schemas.openxmlformats.org/drawingml/2006/main" name="Tema de Office">
   <a:themeElements>
     <a:clrScheme name="Office">
       <a:dk1>
